--- a/Thesis Draft - Daan Luttik - MBA - copy from 2026-06-13.docx
+++ b/Thesis Draft - Daan Luttik - MBA - copy from 2026-06-13.docx
@@ -5601,6 +5601,39 @@
       <w:r>
         <w:t>).</w:t>
       </w:r>
+      <w:r>
+        <w:t xml:space="preserve"> </w:t>
+      </w:r>
+      <w:r>
+        <w:t xml:space="preserve">Hughes et al. (2025) also </w:t>
+      </w:r>
+      <w:r>
+        <w:t>note applications of agentic AI that are not specific to</w:t>
+      </w:r>
+      <w:r>
+        <w:t xml:space="preserve"> marketing, including improv</w:t>
+      </w:r>
+      <w:r>
+        <w:t>ing</w:t>
+      </w:r>
+      <w:r>
+        <w:t xml:space="preserve"> and automat</w:t>
+      </w:r>
+      <w:r>
+        <w:t>ing</w:t>
+      </w:r>
+      <w:r>
+        <w:t xml:space="preserve"> business processes</w:t>
+      </w:r>
+      <w:r>
+        <w:t xml:space="preserve"> and develop</w:t>
+      </w:r>
+      <w:r>
+        <w:t>ing</w:t>
+      </w:r>
+      <w:r>
+        <w:t xml:space="preserve"> actionable insights through data analysis.</w:t>
+      </w:r>
     </w:p>
     <w:p>
       <w:pPr>
@@ -5862,19 +5895,36 @@
         <w:t>Srivastava</w:t>
       </w:r>
       <w:r>
-        <w:t xml:space="preserve"> (2026) provides a conceptual, non-empirical overview of organizational readiness criteria for agentic AI, which include </w:t>
+        <w:t xml:space="preserve"> (2026) provides a conceptual, </w:t>
       </w:r>
       <w:r>
         <w:lastRenderedPageBreak/>
-        <w:t xml:space="preserve">strategic readiness, governance &amp; accountability readiness, workforce &amp; leadership readiness, data architecture, and boundary readiness. </w:t>
-      </w:r>
-    </w:p>
-    <w:p>
-      <w:r>
-        <w:rPr>
-          <w:lang w:val="en-US"/>
-        </w:rPr>
-        <w:t xml:space="preserve">Furthermore, Smidt et al. (2026) describe the concept of </w:t>
+        <w:t xml:space="preserve">non-empirical overview of organizational readiness criteria for agentic AI, which include strategic readiness, governance &amp; accountability readiness, workforce &amp; leadership readiness, data architecture, and boundary readiness. </w:t>
+      </w:r>
+    </w:p>
+    <w:p>
+      <w:pPr>
+        <w:rPr>
+          <w:lang w:val="en-US"/>
+        </w:rPr>
+      </w:pPr>
+      <w:r>
+        <w:rPr>
+          <w:lang w:val="en-US"/>
+        </w:rPr>
+        <w:t>Furthermore, S</w:t>
+      </w:r>
+      <w:r>
+        <w:rPr>
+          <w:lang w:val="en-US"/>
+        </w:rPr>
+        <w:t>ch</w:t>
+      </w:r>
+      <w:r>
+        <w:rPr>
+          <w:lang w:val="en-US"/>
+        </w:rPr>
+        <w:t xml:space="preserve">midt et al. (2026) describe the concept of </w:t>
       </w:r>
       <w:r>
         <w:rPr>
@@ -5892,6 +5942,38 @@
       </w:r>
     </w:p>
     <w:p>
+      <w:r>
+        <w:rPr>
+          <w:lang w:val="en-US"/>
+        </w:rPr>
+        <w:t xml:space="preserve">Lastly, </w:t>
+      </w:r>
+      <w:r>
+        <w:t>Hasselwander</w:t>
+      </w:r>
+      <w:r>
+        <w:t xml:space="preserve"> et al. (2026) describe a key direction in which Agentic AI is evolving. Increasingly more functionality and services are exposed through agentic AI systems, this results in a broadly applicable agentic AI system that they call the AI super assistant (Hasselwander et al., 2026).</w:t>
+      </w:r>
+      <w:r>
+        <w:t xml:space="preserve"> Systems like these might upend how we execute “digital tasks” (</w:t>
+      </w:r>
+      <w:r>
+        <w:t>Hasselwander et al., 2026)</w:t>
+      </w:r>
+      <w:r>
+        <w:t xml:space="preserve"> and in doing so will likely also affect how companies interact with consumers and how marketers </w:t>
+      </w:r>
+      <w:r>
+        <w:t xml:space="preserve">perform </w:t>
+      </w:r>
+      <w:r>
+        <w:t xml:space="preserve">their </w:t>
+      </w:r>
+      <w:r>
+        <w:t>work.</w:t>
+      </w:r>
+    </w:p>
+    <w:p>
       <w:pPr>
         <w:pStyle w:val="Heading2"/>
       </w:pPr>
@@ -5949,7 +6031,14 @@
         <w:rPr>
           <w:lang w:val="en-US"/>
         </w:rPr>
-        <w:t>Furthermore, Woodside et al. (2008) show that benefits and costs can take multiple forms, like “product benefits” or “emotional benefits”. Almquist et al. (2016) expand this perspective and provide an overview with 30 different forms of value grouped in the categories, one of which is functional, which includes values like “saves time” and “reduces effort”. Other categories address different kinds of needs; for example, the “emotional” category contains “entertainment” and the “life changing” category contains “self-actualization” (Woodside et al., 2008).</w:t>
+        <w:t xml:space="preserve">Furthermore, Woodside et al. (2008) show that benefits and costs can take multiple forms, like “product benefits” or “emotional benefits”. Almquist et al. (2016) expand this perspective and provide an overview with 30 different forms of value grouped in the categories, one of which is functional, which includes values like “saves time” and “reduces effort”. Other </w:t>
+      </w:r>
+      <w:r>
+        <w:rPr>
+          <w:lang w:val="en-US"/>
+        </w:rPr>
+        <w:lastRenderedPageBreak/>
+        <w:t>categories address different kinds of needs; for example, the “emotional” category contains “entertainment” and the “life changing” category contains “self-actualization” (Woodside et al., 2008).</w:t>
       </w:r>
     </w:p>
     <w:p>
@@ -5982,7 +6071,6 @@
         <w:rPr>
           <w:lang w:val="en-US"/>
         </w:rPr>
-        <w:lastRenderedPageBreak/>
         <w:t>2.4.</w:t>
       </w:r>
       <w:r>
@@ -6106,52 +6194,26 @@
         <w:rPr>
           <w:lang w:val="en-US"/>
         </w:rPr>
-        <w:t xml:space="preserve">2022) describe digital transformation from the managerial perspective. </w:t>
-      </w:r>
-      <w:r>
-        <w:rPr>
-          <w:lang w:val="en-US"/>
-        </w:rPr>
-        <w:t>In their analysis, Vidal et al. (2022) leverage the framework of dynamic capabilities.</w:t>
-      </w:r>
-      <w:r>
-        <w:t xml:space="preserve"> Teece</w:t>
-      </w:r>
-      <w:r>
-        <w:t xml:space="preserve"> </w:t>
-      </w:r>
-      <w:r>
-        <w:t xml:space="preserve">(2007) define dynamic capabilities as a firm’s ability to integrate, build, and reconfigure internal and external competences in response to a changing environment. </w:t>
-      </w:r>
-      <w:r>
-        <w:rPr>
-          <w:lang w:val="en-US"/>
-        </w:rPr>
-        <w:t>While focusing mainly on the technical roles, Vidal et al. (20</w:t>
-      </w:r>
-      <w:r>
-        <w:rPr>
-          <w:lang w:val="en-US"/>
-        </w:rPr>
-        <w:t>2</w:t>
-      </w:r>
-      <w:r>
-        <w:rPr>
-          <w:lang w:val="en-US"/>
-        </w:rPr>
-        <w:t>2) describe the importance of the role of management</w:t>
-      </w:r>
-      <w:r>
-        <w:rPr>
-          <w:lang w:val="en-US"/>
-        </w:rPr>
-        <w:t xml:space="preserve"> through the lens of dynamic capabilities, and show their importance to</w:t>
-      </w:r>
-      <w:r>
-        <w:rPr>
-          <w:lang w:val="en-US"/>
-        </w:rPr>
-        <w:t xml:space="preserve"> creating business changes, managing technical talent, and prioritizing learning.</w:t>
+        <w:t xml:space="preserve">2022) describe digital transformation from the managerial perspective. While focusing mainly on </w:t>
+      </w:r>
+      <w:r>
+        <w:rPr>
+          <w:lang w:val="en-US"/>
+        </w:rPr>
+        <w:t xml:space="preserve">technical roles, Vidal et al. (2022) highlight the importance of </w:t>
+      </w:r>
+      <w:r>
+        <w:rPr>
+          <w:lang w:val="en-US"/>
+        </w:rPr>
+        <w:lastRenderedPageBreak/>
+        <w:t>management during digital transformations, noting its role in driving business change</w:t>
+      </w:r>
+      <w:r>
+        <w:rPr>
+          <w:lang w:val="en-US"/>
+        </w:rPr>
+        <w:t>, managing technical talent, and prioritizing learning.</w:t>
       </w:r>
     </w:p>
     <w:p>
@@ -6170,14 +6232,7 @@
         <w:rPr>
           <w:lang w:val="en-US"/>
         </w:rPr>
-        <w:t xml:space="preserve">(2020) describe a concerning pattern which he calls the digitalization paradox; this pattern notes that while companies often invest significantly in digital transformation, they often do not yield the expected returns. Gebauer et al. (2020) notes key </w:t>
-      </w:r>
-      <w:r>
-        <w:rPr>
-          <w:lang w:val="en-US"/>
-        </w:rPr>
-        <w:lastRenderedPageBreak/>
-        <w:t xml:space="preserve">traps in the process of digitization, like ignoring customer needs, applying incomplete accounting, and failing to build trust among partners.  </w:t>
+        <w:t xml:space="preserve">(2020) describe a concerning pattern which he calls the digitalization paradox; this pattern notes that while companies often invest significantly in digital transformation, they often do not yield the expected returns. Gebauer et al. (2020) notes key traps in the process of digitization, like ignoring customer needs, applying incomplete accounting, and failing to build trust among partners.  </w:t>
       </w:r>
     </w:p>
     <w:p>
@@ -21156,7 +21211,19 @@
         <w:rPr>
           <w:lang w:val="en-US"/>
         </w:rPr>
-        <w:t xml:space="preserve">include customer-service and sales-assistant agents that handle routine queries and recognize commercial moments (e.g. upsells, membership changes, and re-orders. </w:t>
+        <w:t>include customer-service and sales-assistant agents that handle routine queries and recognize commercial moments (e.g. upsells, membership changes, and re-orders</w:t>
+      </w:r>
+      <w:r>
+        <w:rPr>
+          <w:lang w:val="en-US"/>
+        </w:rPr>
+        <w:t>)</w:t>
+      </w:r>
+      <w:r>
+        <w:rPr>
+          <w:lang w:val="en-US"/>
+        </w:rPr>
+        <w:t xml:space="preserve">. </w:t>
       </w:r>
     </w:p>
     <w:p>
@@ -22953,14 +23020,26 @@
         <w:rPr>
           <w:lang w:val="en-US"/>
         </w:rPr>
-        <w:t xml:space="preserve">. Scholars have responded by issuing explicit calls for research into agentic AI in the marketing field (Kim, 2025; Mogaji &amp; Jain, 2024; Jain et al., 2024). This study answers those calls directly by providing a grounded empirical account of how marketing managers create value with </w:t>
+        <w:t>(</w:t>
+      </w:r>
+      <w:r>
+        <w:rPr>
+          <w:lang w:val="en-US"/>
+        </w:rPr>
+        <w:t xml:space="preserve">e.g. </w:t>
+      </w:r>
+      <w:r>
+        <w:rPr>
+          <w:lang w:val="en-US"/>
+        </w:rPr>
+        <w:t xml:space="preserve">Wahid et al., 2023; Grewal et al., 2025; Abou Elgheit, </w:t>
       </w:r>
       <w:commentRangeStart w:id="414"/>
       <w:r>
         <w:rPr>
           <w:lang w:val="en-US"/>
         </w:rPr>
-        <w:t>agentic</w:t>
+        <w:t>2025</w:t>
       </w:r>
       <w:commentRangeEnd w:id="414"/>
       <w:r>
@@ -22976,14 +23055,43 @@
         <w:rPr>
           <w:lang w:val="en-US"/>
         </w:rPr>
-        <w:t xml:space="preserve"> AI. </w:t>
-      </w:r>
-      <w:commentRangeEnd w:id="410"/>
+        <w:t>)</w:t>
+      </w:r>
+      <w:r>
+        <w:rPr>
+          <w:lang w:val="en-US"/>
+        </w:rPr>
+        <w:t xml:space="preserve">. Scholars have responded by issuing explicit calls for research into agentic AI in the marketing field (Kim, 2025; Mogaji &amp; Jain, 2024; Jain et al., 2024). This study answers those calls directly by providing a grounded empirical account of how marketing managers create value with </w:t>
+      </w:r>
+      <w:commentRangeStart w:id="415"/>
+      <w:r>
+        <w:rPr>
+          <w:lang w:val="en-US"/>
+        </w:rPr>
+        <w:t>agentic</w:t>
+      </w:r>
+      <w:commentRangeEnd w:id="415"/>
       <w:r>
         <w:rPr>
           <w:rStyle w:val="CommentReference"/>
           <w:sz w:val="22"/>
           <w:szCs w:val="22"/>
+          <w:lang w:val="en-US"/>
+        </w:rPr>
+        <w:commentReference w:id="415"/>
+      </w:r>
+      <w:r>
+        <w:rPr>
+          <w:lang w:val="en-US"/>
+        </w:rPr>
+        <w:t xml:space="preserve"> AI. </w:t>
+      </w:r>
+      <w:commentRangeEnd w:id="410"/>
+      <w:r>
+        <w:rPr>
+          <w:rStyle w:val="CommentReference"/>
+          <w:sz w:val="22"/>
+          <w:szCs w:val="22"/>
         </w:rPr>
         <w:commentReference w:id="410"/>
       </w:r>
@@ -22992,7 +23100,7 @@
       <w:pPr>
         <w:pStyle w:val="Heading2"/>
       </w:pPr>
-      <w:bookmarkStart w:id="415" w:name="_Toc231935250"/>
+      <w:bookmarkStart w:id="416" w:name="_Toc231935250"/>
       <w:r>
         <w:t>5.1</w:t>
       </w:r>
@@ -23000,118 +23108,134 @@
         <w:tab/>
         <w:t>Contributions to Theory</w:t>
       </w:r>
-      <w:bookmarkEnd w:id="415"/>
-    </w:p>
-    <w:p>
-      <w:r>
-        <w:t xml:space="preserve">The principal theoretical contribution of this study is a process model of managerial value creation with agentic AI (Figure 1). The model links five elements in a loosely ordered chain: </w:t>
+      <w:bookmarkEnd w:id="416"/>
+    </w:p>
+    <w:p>
+      <w:commentRangeStart w:id="417"/>
+      <w:r>
+        <w:t>The principal theoretical contribution of this study is a model of managerial value creation with agentic AI (Figure 1). The model</w:t>
+      </w:r>
+      <w:r>
+        <w:t xml:space="preserve"> offers an interpretive account of how value is constructed, it shows the impact of the organizational context and highlights the value of the managerial work</w:t>
+      </w:r>
+      <w:r>
+        <w:t>,</w:t>
+      </w:r>
+      <w:r>
+        <w:t xml:space="preserve"> which includes,</w:t>
+      </w:r>
+      <w:r>
+        <w:t xml:space="preserve"> </w:t>
       </w:r>
       <w:r>
         <w:t>Observing external conditions</w:t>
       </w:r>
       <w:r>
-        <w:t>, includes the progression of AI</w:t>
-      </w:r>
-      <w:r>
-        <w:t xml:space="preserve"> and</w:t>
-      </w:r>
-      <w:r>
-        <w:t xml:space="preserve"> market pressure; </w:t>
-      </w:r>
-      <w:r>
-        <w:t xml:space="preserve">Responding to </w:t>
+        <w:t>,</w:t>
+      </w:r>
+      <w:r>
+        <w:t xml:space="preserve"> including</w:t>
+      </w:r>
+      <w:r>
+        <w:t xml:space="preserve"> the rapid progression of AI and </w:t>
       </w:r>
       <w:r>
         <w:t xml:space="preserve">the </w:t>
       </w:r>
       <w:r>
-        <w:t xml:space="preserve">internal conditions </w:t>
-      </w:r>
-      <w:r>
-        <w:t xml:space="preserve">that enable or constrain actions We </w:t>
-      </w:r>
-      <w:r>
-        <w:t xml:space="preserve">the organizational conditions that enable or constrain action; </w:t>
+        <w:t xml:space="preserve">accompanying market pressure </w:t>
+      </w:r>
+      <w:r>
+        <w:t>provide</w:t>
+      </w:r>
+      <w:r>
+        <w:t xml:space="preserve"> the impetus for change</w:t>
+      </w:r>
+      <w:r>
+        <w:t xml:space="preserve">; </w:t>
       </w:r>
       <w:r>
         <w:rPr>
           <w:i/>
           <w:iCs/>
         </w:rPr>
-        <w:t>steering</w:t>
-      </w:r>
-      <w:r>
-        <w:t xml:space="preserve"> the organization through the managerial responses we call </w:t>
+        <w:t>navigating</w:t>
       </w:r>
       <w:r>
         <w:rPr>
           <w:i/>
           <w:iCs/>
         </w:rPr>
-        <w:t>reshaping</w:t>
-      </w:r>
-      <w:r>
-        <w:t xml:space="preserve">, </w:t>
+        <w:t xml:space="preserve"> </w:t>
       </w:r>
       <w:r>
         <w:rPr>
           <w:i/>
           <w:iCs/>
         </w:rPr>
-        <w:t>leveraging</w:t>
-      </w:r>
-      <w:r>
-        <w:t xml:space="preserve">, and </w:t>
+        <w:t>internal conditions</w:t>
+      </w:r>
+      <w:r>
+        <w:t xml:space="preserve"> </w:t>
+      </w:r>
+      <w:r>
+        <w:t xml:space="preserve">shows how managers act in an organizational context that can </w:t>
+      </w:r>
+      <w:r>
+        <w:t xml:space="preserve">enable or constrain </w:t>
+      </w:r>
+      <w:r>
+        <w:t>agentic AI initiatives</w:t>
+      </w:r>
+      <w:r>
+        <w:t xml:space="preserve">; </w:t>
       </w:r>
       <w:r>
         <w:rPr>
           <w:i/>
           <w:iCs/>
         </w:rPr>
-        <w:t>navigating</w:t>
-      </w:r>
-      <w:r>
-        <w:t xml:space="preserve">; </w:t>
+        <w:t>applying</w:t>
+      </w:r>
+      <w:r>
+        <w:t xml:space="preserve"> </w:t>
       </w:r>
       <w:r>
         <w:rPr>
           <w:i/>
           <w:iCs/>
         </w:rPr>
-        <w:t>applying</w:t>
-      </w:r>
-      <w:r>
-        <w:t xml:space="preserve"> agentic AI through specific use cases and usage strategies; and the value outcomes that result, understood as a portfolio of benefits, sacrifices, and risks. </w:t>
-      </w:r>
-    </w:p>
-    <w:p>
-      <w:bookmarkStart w:id="416" w:name="OLE_LINK2"/>
-      <w:r>
-        <w:rPr>
-          <w:lang w:val="en-US"/>
-        </w:rPr>
-        <w:t>The data shows that similar use cases can yield very different outcomes across organizations.  Based on our analysis, the organizational conditions play a vital role in the successful implementation and use of agentic AI. This includes elements such as the presence of accessible data and managerial behaviors, such as bringing people along</w:t>
-      </w:r>
-      <w:r>
-        <w:rPr>
-          <w:lang w:val="en-US"/>
-        </w:rPr>
-        <w:t xml:space="preserve">, </w:t>
-      </w:r>
-      <w:r>
-        <w:rPr>
-          <w:lang w:val="en-US"/>
-        </w:rPr>
-        <w:t>that play a vital role in the successful implementation and use of agentic AI</w:t>
-      </w:r>
-      <w:bookmarkEnd w:id="416"/>
-      <w:r>
-        <w:rPr>
-          <w:lang w:val="en-US"/>
-        </w:rPr>
-        <w:t>.</w:t>
-      </w:r>
-      <w:commentRangeStart w:id="417"/>
+        <w:t>agentic AI</w:t>
+      </w:r>
+      <w:r>
+        <w:t xml:space="preserve"> through specific use cases and usage strategies; and </w:t>
+      </w:r>
+      <w:r>
+        <w:rPr>
+          <w:i/>
+          <w:iCs/>
+        </w:rPr>
+        <w:t>obtaining</w:t>
+      </w:r>
+      <w:r>
+        <w:t xml:space="preserve"> the </w:t>
+      </w:r>
+      <w:r>
+        <w:rPr>
+          <w:i/>
+          <w:iCs/>
+        </w:rPr>
+        <w:t>value outcomes</w:t>
+      </w:r>
+      <w:r>
+        <w:t xml:space="preserve"> that result, </w:t>
+      </w:r>
+      <w:r>
+        <w:t xml:space="preserve">which are </w:t>
+      </w:r>
+      <w:r>
+        <w:t xml:space="preserve">understood as a portfolio of benefits, sacrifices, and risks. </w:t>
+      </w:r>
       <w:commentRangeEnd w:id="417"/>
       <w:r>
         <w:rPr>
@@ -23123,22 +23247,166 @@
       </w:r>
     </w:p>
     <w:p>
-      <w:r>
-        <w:t xml:space="preserve">Running through the chain is a set of paradoxes, in which the technology that generates a problem also supplies the means to manage it. The model is offered as an interpretive account of how value is constructed: it makes visible the impact of the organizational context and highlights how the managerial work, which includes observing, steering (including the behaviors </w:t>
-      </w:r>
-      <w:r>
-        <w:lastRenderedPageBreak/>
-        <w:t>leveraging, reshaping, and navigating), and applying, through which agentic AI is turned into value.</w:t>
+      <w:pPr>
+        <w:rPr>
+          <w:del w:id="418" w:author="Luttik, Daan" w:date="2026-06-14T09:49:00Z" w16du:dateUtc="2026-06-14T07:49:00Z"/>
+        </w:rPr>
+      </w:pPr>
+      <w:bookmarkStart w:id="419" w:name="OLE_LINK2"/>
+      <w:r>
+        <w:rPr>
+          <w:lang w:val="en-US"/>
+        </w:rPr>
+        <w:t xml:space="preserve">The data shows that similar use cases can yield very different outcomes across organizations. Based on our analysis, the organizational </w:t>
+      </w:r>
+      <w:r>
+        <w:rPr>
+          <w:lang w:val="en-US"/>
+        </w:rPr>
+        <w:t>context</w:t>
+      </w:r>
+      <w:r>
+        <w:rPr>
+          <w:lang w:val="en-US"/>
+        </w:rPr>
+        <w:t xml:space="preserve"> </w:t>
+      </w:r>
+      <w:r>
+        <w:rPr>
+          <w:lang w:val="en-US"/>
+        </w:rPr>
+        <w:t>plays a vital role in the successful implementation and use of agentic AI, including</w:t>
+      </w:r>
+      <w:r>
+        <w:rPr>
+          <w:lang w:val="en-US"/>
+        </w:rPr>
+        <w:t>, e.g.,</w:t>
+      </w:r>
+      <w:r>
+        <w:rPr>
+          <w:lang w:val="en-US"/>
+        </w:rPr>
+        <w:t xml:space="preserve"> the availability of accessible data and the competencies </w:t>
+      </w:r>
+      <w:r>
+        <w:rPr>
+          <w:lang w:val="en-US"/>
+        </w:rPr>
+        <w:t>necessary to implement or use AI</w:t>
+      </w:r>
+      <w:r>
+        <w:rPr>
+          <w:lang w:val="en-US"/>
+        </w:rPr>
+        <w:t xml:space="preserve">. </w:t>
+      </w:r>
+      <w:r>
+        <w:rPr>
+          <w:lang w:val="en-US"/>
+        </w:rPr>
+        <w:t>We describe how marketing managers navigate these conditions.</w:t>
+      </w:r>
+      <w:r>
+        <w:rPr>
+          <w:lang w:val="en-US"/>
+        </w:rPr>
+        <w:t xml:space="preserve"> Navigating </w:t>
+      </w:r>
+      <w:r>
+        <w:rPr>
+          <w:lang w:val="en-US"/>
+        </w:rPr>
+        <w:t>includ</w:t>
+      </w:r>
+      <w:r>
+        <w:rPr>
+          <w:lang w:val="en-US"/>
+        </w:rPr>
+        <w:t>es</w:t>
+      </w:r>
+      <w:r>
+        <w:rPr>
+          <w:lang w:val="en-US"/>
+        </w:rPr>
+        <w:t xml:space="preserve"> key </w:t>
+      </w:r>
+      <w:r>
+        <w:rPr>
+          <w:lang w:val="en-US"/>
+        </w:rPr>
+        <w:t>managerial behaviors, such as bringing people along</w:t>
+      </w:r>
+      <w:r>
+        <w:rPr>
+          <w:lang w:val="en-US"/>
+        </w:rPr>
+        <w:t xml:space="preserve">, </w:t>
+      </w:r>
+      <w:r>
+        <w:rPr>
+          <w:lang w:val="en-US"/>
+        </w:rPr>
+        <w:t xml:space="preserve">that play a vital role in </w:t>
+      </w:r>
+      <w:r>
+        <w:rPr>
+          <w:lang w:val="en-US"/>
+        </w:rPr>
+        <w:t>providing the necessary context for the successful</w:t>
+      </w:r>
+      <w:r>
+        <w:rPr>
+          <w:lang w:val="en-US"/>
+        </w:rPr>
+        <w:t xml:space="preserve"> implementation and use of agentic AI</w:t>
+      </w:r>
+      <w:bookmarkEnd w:id="419"/>
+      <w:r>
+        <w:rPr>
+          <w:lang w:val="en-US"/>
+        </w:rPr>
+        <w:t>.</w:t>
+      </w:r>
+      <w:commentRangeStart w:id="420"/>
+      <w:commentRangeEnd w:id="420"/>
+      <w:del w:id="421" w:author="Luttik, Daan" w:date="2026-06-14T09:49:00Z" w16du:dateUtc="2026-06-14T07:49:00Z">
+        <w:r>
+          <w:rPr>
+            <w:rStyle w:val="CommentReference"/>
+            <w:sz w:val="22"/>
+            <w:szCs w:val="22"/>
+          </w:rPr>
+          <w:commentReference w:id="420"/>
+        </w:r>
+      </w:del>
+    </w:p>
+    <w:p>
+      <w:commentRangeStart w:id="422"/>
+      <w:del w:id="423" w:author="Luttik, Daan" w:date="2026-06-14T09:49:00Z" w16du:dateUtc="2026-06-14T07:49:00Z">
+        <w:r>
+          <w:lastRenderedPageBreak/>
+          <w:delText>Running through the chain is a set of paradoxes, in which the technology that generates a problem also supplies the means to manage it.</w:delText>
+        </w:r>
+      </w:del>
+      <w:commentRangeEnd w:id="422"/>
+      <w:r>
+        <w:rPr>
+          <w:rStyle w:val="CommentReference"/>
+          <w:sz w:val="22"/>
+          <w:szCs w:val="22"/>
+        </w:rPr>
+        <w:commentReference w:id="422"/>
       </w:r>
     </w:p>
     <w:p>
       <w:pPr>
         <w:pStyle w:val="Heading3"/>
         <w:rPr>
-          <w:del w:id="418" w:author="Luttik, Daan" w:date="2026-06-13T21:29:00Z" w16du:dateUtc="2026-06-13T19:29:00Z"/>
-        </w:rPr>
-      </w:pPr>
-      <w:del w:id="419" w:author="Luttik, Daan" w:date="2026-06-13T21:29:00Z" w16du:dateUtc="2026-06-13T19:29:00Z">
+          <w:del w:id="424" w:author="Luttik, Daan" w:date="2026-06-13T21:29:00Z" w16du:dateUtc="2026-06-13T19:29:00Z"/>
+        </w:rPr>
+      </w:pPr>
+      <w:del w:id="425" w:author="Luttik, Daan" w:date="2026-06-13T21:29:00Z" w16du:dateUtc="2026-06-13T19:29:00Z">
         <w:r>
           <w:delText>5.1.1</w:delText>
         </w:r>
@@ -23148,18 +23416,18 @@
         <w:r>
           <w:delText xml:space="preserve">Agentic AI </w:delText>
         </w:r>
-        <w:commentRangeStart w:id="420"/>
+        <w:commentRangeStart w:id="426"/>
         <w:r>
           <w:delText>value</w:delText>
         </w:r>
-        <w:commentRangeEnd w:id="420"/>
+        <w:commentRangeEnd w:id="426"/>
         <w:r>
           <w:rPr>
             <w:rStyle w:val="CommentReference"/>
             <w:sz w:val="22"/>
             <w:szCs w:val="22"/>
           </w:rPr>
-          <w:commentReference w:id="420"/>
+          <w:commentReference w:id="426"/>
         </w:r>
         <w:r>
           <w:delText xml:space="preserve"> creation as a continuation of digital transformation.</w:delText>
@@ -23167,33 +23435,141 @@
       </w:del>
     </w:p>
     <w:p>
-      <w:r>
-        <w:rPr>
-          <w:lang w:val="en-US"/>
-        </w:rPr>
-        <w:t>In line with earlier work on digital transformation by Enholm et al. (2022), we observe the crucial role of technical conditions, data and infrastructure; the organizational context, including culture, management support, organizational readiness, and more; and we still observe efficiency as one of the main benefits of AI. However, we also observe key differences.</w:t>
-      </w:r>
-    </w:p>
-    <w:p>
-      <w:pPr>
-        <w:rPr>
-          <w:lang w:val="en-US"/>
-        </w:rPr>
-      </w:pPr>
-      <w:r>
-        <w:rPr>
-          <w:lang w:val="en-US"/>
-        </w:rPr>
-        <w:t xml:space="preserve">Where Enholm et al. (2022) still note governance as a key enabler for adopting AI, we see that </w:t>
-      </w:r>
-      <w:commentRangeStart w:id="421"/>
-      <w:r>
-        <w:rPr>
-          <w:lang w:val="en-US"/>
-        </w:rPr>
-        <w:t>governance</w:t>
-      </w:r>
-      <w:commentRangeEnd w:id="421"/>
+      <w:commentRangeStart w:id="427"/>
+      <w:r>
+        <w:rPr>
+          <w:lang w:val="en-US"/>
+        </w:rPr>
+        <w:t>In line with earlier work on digital transformation by Enholm et al. (2022), the crucial role of technical conditions</w:t>
+      </w:r>
+      <w:r>
+        <w:rPr>
+          <w:lang w:val="en-US"/>
+        </w:rPr>
+        <w:t xml:space="preserve"> is observed</w:t>
+      </w:r>
+      <w:r>
+        <w:rPr>
+          <w:lang w:val="en-US"/>
+        </w:rPr>
+        <w:t>, data and infrastructure; the organizational context, including culture, management support, organizational readiness, and more; and we still observe efficiency as one of the main benefits of AI. However, key differences</w:t>
+      </w:r>
+      <w:r>
+        <w:rPr>
+          <w:lang w:val="en-US"/>
+        </w:rPr>
+        <w:t xml:space="preserve"> were also observed</w:t>
+      </w:r>
+      <w:r>
+        <w:rPr>
+          <w:lang w:val="en-US"/>
+        </w:rPr>
+        <w:t>.</w:t>
+      </w:r>
+      <w:r>
+        <w:t xml:space="preserve"> </w:t>
+      </w:r>
+      <w:r>
+        <w:rPr>
+          <w:lang w:val="en-US"/>
+        </w:rPr>
+        <w:t xml:space="preserve">Where Enholm et al. (2022) still note </w:t>
+      </w:r>
+      <w:r>
+        <w:rPr>
+          <w:lang w:val="en-US"/>
+        </w:rPr>
+        <w:t>compliance</w:t>
+      </w:r>
+      <w:r>
+        <w:rPr>
+          <w:lang w:val="en-US"/>
+        </w:rPr>
+        <w:t xml:space="preserve"> as a key enabler for adopting AI, we see that </w:t>
+      </w:r>
+      <w:r>
+        <w:rPr>
+          <w:lang w:val="en-US"/>
+        </w:rPr>
+        <w:t>compliance</w:t>
+      </w:r>
+      <w:r>
+        <w:rPr>
+          <w:lang w:val="en-US"/>
+        </w:rPr>
+        <w:t xml:space="preserve"> </w:t>
+      </w:r>
+      <w:r>
+        <w:rPr>
+          <w:lang w:val="en-US"/>
+        </w:rPr>
+        <w:t xml:space="preserve">often has become overly restrictive and has become one of the main inhibitors of agentic AI. </w:t>
+      </w:r>
+    </w:p>
+    <w:p>
+      <w:pPr>
+        <w:rPr>
+          <w:lang w:val="en-US"/>
+        </w:rPr>
+      </w:pPr>
+      <w:commentRangeStart w:id="428"/>
+      <w:commentRangeStart w:id="429"/>
+      <w:del w:id="430" w:author="Luttik, Daan" w:date="2026-06-13T22:36:00Z" w16du:dateUtc="2026-06-13T20:36:00Z">
+        <w:r>
+          <w:rPr>
+            <w:lang w:val="en-US"/>
+          </w:rPr>
+          <w:delText>Additionally, where the AI of 2021 often served a narrow purpose, agentic AI is more broadly applicable; this leads to the benefit that interviewees describe as extending the personal skillset.</w:delText>
+        </w:r>
+        <w:commentRangeEnd w:id="429"/>
+        <w:r>
+          <w:rPr>
+            <w:rStyle w:val="CommentReference"/>
+            <w:sz w:val="22"/>
+            <w:szCs w:val="22"/>
+            <w:lang w:val="en-US"/>
+          </w:rPr>
+          <w:commentReference w:id="429"/>
+        </w:r>
+        <w:r>
+          <w:rPr>
+            <w:lang w:val="en-US"/>
+          </w:rPr>
+          <w:delText xml:space="preserve"> </w:delText>
+        </w:r>
+        <w:commentRangeEnd w:id="428"/>
+        <w:r>
+          <w:rPr>
+            <w:rStyle w:val="CommentReference"/>
+            <w:sz w:val="22"/>
+            <w:szCs w:val="22"/>
+            <w:lang w:val="en-US"/>
+          </w:rPr>
+          <w:commentReference w:id="428"/>
+        </w:r>
+      </w:del>
+    </w:p>
+    <w:p>
+      <w:r>
+        <w:rPr>
+          <w:lang w:val="en-US"/>
+        </w:rPr>
+        <w:t>Likewise, o</w:t>
+      </w:r>
+      <w:r>
+        <w:rPr>
+          <w:lang w:val="en-US"/>
+        </w:rPr>
+        <w:t xml:space="preserve">ur work also aligns with and builds on the insights from Vidal et al. (2022). Vidal et al. (2022) note how </w:t>
+      </w:r>
+      <w:commentRangeStart w:id="431"/>
+      <w:r>
+        <w:rPr>
+          <w:lang w:val="en-US"/>
+        </w:rPr>
+        <w:t>digital leaders should become business leade</w:t>
+      </w:r>
+      <w:commentRangeEnd w:id="431"/>
       <w:r>
         <w:rPr>
           <w:rStyle w:val="CommentReference"/>
@@ -23201,22 +23577,52 @@
           <w:szCs w:val="22"/>
           <w:lang w:val="en-US"/>
         </w:rPr>
-        <w:commentReference w:id="421"/>
-      </w:r>
-      <w:r>
-        <w:rPr>
-          <w:lang w:val="en-US"/>
-        </w:rPr>
-        <w:t xml:space="preserve"> often has become overly restrictive and has become one of the main inhibitors of agentic AI. </w:t>
-      </w:r>
-      <w:commentRangeStart w:id="422"/>
-      <w:r>
-        <w:rPr>
-          <w:lang w:val="en-US"/>
-        </w:rPr>
-        <w:t xml:space="preserve">Additionally, where the AI of 2021 often served a narrow purpose, agentic AI is more broadly applicable; this leads to the benefit that interviewees describe as extending the personal skillset. </w:t>
-      </w:r>
-      <w:commentRangeEnd w:id="422"/>
+        <w:commentReference w:id="431"/>
+      </w:r>
+      <w:r>
+        <w:rPr>
+          <w:lang w:val="en-US"/>
+        </w:rPr>
+        <w:t>rs, including developing business know-how within the digital function. We</w:t>
+      </w:r>
+      <w:r>
+        <w:rPr>
+          <w:lang w:val="en-US"/>
+        </w:rPr>
+        <w:t xml:space="preserve"> </w:t>
+      </w:r>
+      <w:r>
+        <w:rPr>
+          <w:lang w:val="en-US"/>
+        </w:rPr>
+        <w:t>build on this idea by mirroring it: marketing leaders should also become digital leaders, as the marketing function increasingly requires technical know-how and management skills</w:t>
+      </w:r>
+      <w:r>
+        <w:rPr>
+          <w:lang w:val="en-US"/>
+        </w:rPr>
+        <w:t xml:space="preserve">. </w:t>
+      </w:r>
+      <w:r>
+        <w:rPr>
+          <w:lang w:val="en-US"/>
+        </w:rPr>
+        <w:t>This</w:t>
+      </w:r>
+      <w:r>
+        <w:rPr>
+          <w:lang w:val="en-US"/>
+        </w:rPr>
+        <w:t xml:space="preserve"> </w:t>
+      </w:r>
+      <w:commentRangeStart w:id="432"/>
+      <w:r>
+        <w:rPr>
+          <w:lang w:val="en-US"/>
+        </w:rPr>
+        <w:t>conclusion</w:t>
+      </w:r>
+      <w:commentRangeEnd w:id="432"/>
       <w:r>
         <w:rPr>
           <w:rStyle w:val="CommentReference"/>
@@ -23224,44 +23630,7 @@
           <w:szCs w:val="22"/>
           <w:lang w:val="en-US"/>
         </w:rPr>
-        <w:commentReference w:id="422"/>
-      </w:r>
-    </w:p>
-    <w:p>
-      <w:r>
-        <w:rPr>
-          <w:lang w:val="en-US"/>
-        </w:rPr>
-        <w:t xml:space="preserve">Likewise, our work also aligns with and builds on the insights from Vidal et al. (2022). Vidal et al. (2022) note how </w:t>
-      </w:r>
-      <w:commentRangeStart w:id="423"/>
-      <w:r>
-        <w:rPr>
-          <w:lang w:val="en-US"/>
-        </w:rPr>
-        <w:t>digital leaders should become business leade</w:t>
-      </w:r>
-      <w:commentRangeEnd w:id="423"/>
-      <w:r>
-        <w:rPr>
-          <w:rStyle w:val="CommentReference"/>
-          <w:sz w:val="22"/>
-          <w:szCs w:val="22"/>
-          <w:lang w:val="en-US"/>
-        </w:rPr>
-        <w:commentReference w:id="423"/>
-      </w:r>
-      <w:r>
-        <w:rPr>
-          <w:lang w:val="en-US"/>
-        </w:rPr>
-        <w:t xml:space="preserve">rs, including developing business know-how within the digital function. We mirror this perspective and note that the marketing function requires increasing technical know-how and management. </w:t>
-      </w:r>
-      <w:r>
-        <w:rPr>
-          <w:lang w:val="en-US"/>
-        </w:rPr>
-        <w:t>This</w:t>
+        <w:commentReference w:id="432"/>
       </w:r>
       <w:r>
         <w:rPr>
@@ -23269,22 +23638,23 @@
         </w:rPr>
         <w:t xml:space="preserve"> </w:t>
       </w:r>
-      <w:commentRangeStart w:id="424"/>
-      <w:r>
-        <w:rPr>
-          <w:lang w:val="en-US"/>
-        </w:rPr>
-        <w:t>conclusion</w:t>
-      </w:r>
-      <w:commentRangeEnd w:id="424"/>
-      <w:r>
-        <w:rPr>
-          <w:rStyle w:val="CommentReference"/>
-          <w:sz w:val="22"/>
-          <w:szCs w:val="22"/>
-          <w:lang w:val="en-US"/>
-        </w:rPr>
-        <w:commentReference w:id="424"/>
+      <w:r>
+        <w:rPr>
+          <w:lang w:val="en-US"/>
+        </w:rPr>
+        <w:t>implies that many of the lessons</w:t>
+      </w:r>
+      <w:r>
+        <w:rPr>
+          <w:lang w:val="en-US"/>
+        </w:rPr>
+        <w:t xml:space="preserve"> from Vidal et al. (2022</w:t>
+      </w:r>
+      <w:r>
+        <w:rPr>
+          <w:lang w:val="en-US"/>
+        </w:rPr>
+        <w:t>)</w:t>
       </w:r>
       <w:r>
         <w:rPr>
@@ -23296,55 +23666,37 @@
         <w:rPr>
           <w:lang w:val="en-US"/>
         </w:rPr>
-        <w:t>implies that many of the lessons</w:t>
-      </w:r>
-      <w:r>
-        <w:rPr>
-          <w:lang w:val="en-US"/>
-        </w:rPr>
-        <w:t xml:space="preserve"> from Vidal et al. (2022</w:t>
-      </w:r>
-      <w:r>
-        <w:rPr>
-          <w:lang w:val="en-US"/>
-        </w:rPr>
-        <w:t>)</w:t>
-      </w:r>
-      <w:r>
-        <w:rPr>
-          <w:lang w:val="en-US"/>
-        </w:rPr>
+        <w:t>now apply to the marketing manager, including the need to master talent complexity, prioritize learning, and bridge the gap between technical and business capabilities.</w:t>
+      </w:r>
+    </w:p>
+    <w:p>
+      <w:pPr>
+        <w:rPr>
+          <w:color w:val="C0504D" w:themeColor="accent2"/>
+          <w:lang w:val="en-US"/>
+        </w:rPr>
+      </w:pPr>
+      <w:r>
+        <w:rPr>
+          <w:lang w:val="en-US"/>
+        </w:rPr>
+        <w:t>Gebauer et al.’s (2020)</w:t>
+      </w:r>
+      <w:bookmarkStart w:id="433" w:name="OLE_LINK14"/>
+      <w:r>
         <w:t xml:space="preserve"> </w:t>
       </w:r>
       <w:r>
-        <w:rPr>
-          <w:lang w:val="en-US"/>
-        </w:rPr>
-        <w:t>now apply to the marketing manager, including the need to master talent complexity, prioritize learning, and bridge the gap between technical and business capabilities.</w:t>
-      </w:r>
-    </w:p>
-    <w:p>
-      <w:r>
-        <w:t xml:space="preserve">In line with </w:t>
-      </w:r>
-      <w:r>
-        <w:rPr>
-          <w:lang w:val="en-US"/>
-        </w:rPr>
-        <w:t>Gebauer et al.’s (2020)</w:t>
-      </w:r>
-      <w:bookmarkStart w:id="425" w:name="OLE_LINK14"/>
-      <w:r>
-        <w:t xml:space="preserve"> </w:t>
+        <w:t xml:space="preserve">work describes the </w:t>
       </w:r>
       <w:r>
         <w:t xml:space="preserve">digitalization </w:t>
       </w:r>
-      <w:commentRangeStart w:id="426"/>
+      <w:commentRangeStart w:id="434"/>
       <w:r>
         <w:t>paradox</w:t>
       </w:r>
-      <w:commentRangeEnd w:id="426"/>
+      <w:commentRangeEnd w:id="434"/>
       <w:r>
         <w:rPr>
           <w:rStyle w:val="CommentReference"/>
@@ -23353,7 +23705,7 @@
           <w:sz w:val="22"/>
           <w:szCs w:val="22"/>
         </w:rPr>
-        <w:commentReference w:id="426"/>
+        <w:commentReference w:id="434"/>
       </w:r>
       <w:r>
         <w:rPr>
@@ -23363,136 +23715,52 @@
         <w:t>,</w:t>
       </w:r>
       <w:r>
+        <w:t xml:space="preserve"> which shows that digital transformations often do not yield the expected returns.</w:t>
+      </w:r>
+      <w:r>
         <w:t xml:space="preserve"> </w:t>
       </w:r>
-      <w:bookmarkEnd w:id="425"/>
-      <w:r>
-        <w:t xml:space="preserve">we </w:t>
-      </w:r>
-      <w:r>
-        <w:t>observe</w:t>
-      </w:r>
-      <w:r>
-        <w:t xml:space="preserve"> a pattern where outcomes of investments in agentic AI differ significantly. Notably, ignoring customer needs is not a pattern we observed; however, </w:t>
-      </w:r>
-      <w:bookmarkStart w:id="427" w:name="OLE_LINK15"/>
+      <w:bookmarkEnd w:id="433"/>
+      <w:r>
+        <w:t xml:space="preserve">We observe a different but related pattern where </w:t>
+      </w:r>
+      <w:r>
+        <w:t>the</w:t>
+      </w:r>
+      <w:r>
+        <w:t xml:space="preserve"> outcomes of investments in agentic AI differ significantly. </w:t>
+      </w:r>
+      <w:bookmarkStart w:id="435" w:name="OLE_LINK15"/>
+      <w:r>
+        <w:t xml:space="preserve">While </w:t>
+      </w:r>
       <w:r>
         <w:rPr>
           <w:lang w:val="en-US"/>
         </w:rPr>
         <w:t xml:space="preserve">Gebauer </w:t>
       </w:r>
-      <w:bookmarkStart w:id="428" w:name="OLE_LINK16"/>
-      <w:r>
-        <w:rPr>
-          <w:lang w:val="en-US"/>
-        </w:rPr>
-        <w:t xml:space="preserve">et al.’s (2020) </w:t>
-      </w:r>
-      <w:bookmarkEnd w:id="427"/>
-      <w:bookmarkEnd w:id="428"/>
-      <w:r>
-        <w:rPr>
-          <w:lang w:val="en-US"/>
-        </w:rPr>
-        <w:t xml:space="preserve">trap of </w:t>
-      </w:r>
-      <w:r>
-        <w:t xml:space="preserve">failing to build trust among partners could be seen as a slice of the broader </w:t>
-      </w:r>
-      <w:r>
-        <w:rPr>
-          <w:rStyle w:val="Strong"/>
-          <w:rFonts w:cs="Segoe UI"/>
-          <w:b w:val="0"/>
-          <w:bCs w:val="0"/>
-          <w:i/>
-          <w:iCs/>
-          <w:sz w:val="21"/>
-          <w:szCs w:val="21"/>
-        </w:rPr>
-        <w:t xml:space="preserve">steering the </w:t>
-      </w:r>
-      <w:commentRangeStart w:id="429"/>
-      <w:r>
-        <w:rPr>
-          <w:rStyle w:val="Strong"/>
-          <w:rFonts w:cs="Segoe UI"/>
-          <w:b w:val="0"/>
-          <w:bCs w:val="0"/>
-          <w:i/>
-          <w:iCs/>
-          <w:sz w:val="21"/>
-          <w:szCs w:val="21"/>
-        </w:rPr>
-        <w:t>organization</w:t>
-      </w:r>
-      <w:commentRangeEnd w:id="429"/>
-      <w:r>
-        <w:rPr>
-          <w:rStyle w:val="CommentReference"/>
-          <w:rFonts w:cs="Segoe UI"/>
-          <w:i/>
-          <w:iCs/>
-          <w:sz w:val="21"/>
-          <w:szCs w:val="21"/>
-        </w:rPr>
-        <w:commentReference w:id="429"/>
-      </w:r>
-      <w:r>
-        <w:rPr>
-          <w:rStyle w:val="Strong"/>
-          <w:rFonts w:cs="Segoe UI"/>
-          <w:b w:val="0"/>
-          <w:bCs w:val="0"/>
-          <w:i/>
-          <w:iCs/>
-          <w:sz w:val="21"/>
-          <w:szCs w:val="21"/>
-        </w:rPr>
+      <w:bookmarkStart w:id="436" w:name="OLE_LINK16"/>
+      <w:r>
+        <w:rPr>
+          <w:lang w:val="en-US"/>
+        </w:rPr>
+        <w:t>et al. (2020)</w:t>
+      </w:r>
+      <w:bookmarkEnd w:id="435"/>
+      <w:bookmarkEnd w:id="436"/>
+      <w:r>
         <w:t xml:space="preserve"> </w:t>
       </w:r>
       <w:r>
         <w:rPr>
-          <w:rStyle w:val="Strong"/>
-          <w:rFonts w:cs="Segoe UI"/>
-          <w:b w:val="0"/>
-          <w:bCs w:val="0"/>
-          <w:sz w:val="21"/>
-          <w:szCs w:val="21"/>
-        </w:rPr>
-        <w:t>that we observed</w:t>
-      </w:r>
-      <w:r>
-        <w:rPr>
-          <w:rStyle w:val="Strong"/>
-          <w:rFonts w:cs="Segoe UI"/>
-          <w:b w:val="0"/>
-          <w:bCs w:val="0"/>
-          <w:sz w:val="21"/>
-          <w:szCs w:val="21"/>
-        </w:rPr>
-        <w:t>.</w:t>
-      </w:r>
-      <w:r>
-        <w:rPr>
-          <w:rStyle w:val="Strong"/>
-          <w:rFonts w:cs="Segoe UI"/>
-          <w:b w:val="0"/>
-          <w:bCs w:val="0"/>
-          <w:sz w:val="21"/>
-          <w:szCs w:val="21"/>
-        </w:rPr>
-        <w:t xml:space="preserve"> In addition to the traps that Gebauer</w:t>
-      </w:r>
-      <w:r>
-        <w:rPr>
-          <w:rStyle w:val="Strong"/>
-          <w:rFonts w:cs="Segoe UI"/>
-          <w:b w:val="0"/>
-          <w:bCs w:val="0"/>
-          <w:sz w:val="21"/>
-          <w:szCs w:val="21"/>
+          <w:lang w:val="en-US"/>
+        </w:rPr>
+        <w:t>note</w:t>
+      </w:r>
+      <w:r>
+        <w:rPr>
+          <w:lang w:val="en-US"/>
         </w:rPr>
         <w:t xml:space="preserve"> </w:t>
       </w:r>
@@ -23500,102 +23768,34 @@
         <w:rPr>
           <w:lang w:val="en-US"/>
         </w:rPr>
-        <w:t xml:space="preserve">et al. (2020) </w:t>
-      </w:r>
-      <w:r>
-        <w:rPr>
-          <w:rStyle w:val="Strong"/>
-          <w:rFonts w:cs="Segoe UI"/>
-          <w:b w:val="0"/>
-          <w:bCs w:val="0"/>
-          <w:sz w:val="21"/>
-          <w:szCs w:val="21"/>
-        </w:rPr>
-        <w:t xml:space="preserve">note </w:t>
-      </w:r>
-      <w:commentRangeStart w:id="430"/>
-      <w:r>
-        <w:rPr>
-          <w:rStyle w:val="Strong"/>
-          <w:rFonts w:cs="Segoe UI"/>
-          <w:b w:val="0"/>
-          <w:bCs w:val="0"/>
-          <w:sz w:val="21"/>
-          <w:szCs w:val="21"/>
-        </w:rPr>
-        <w:t>we</w:t>
-      </w:r>
-      <w:commentRangeEnd w:id="430"/>
-      <w:r>
-        <w:rPr>
-          <w:rStyle w:val="CommentReference"/>
-          <w:rFonts w:cs="Segoe UI"/>
-          <w:sz w:val="21"/>
-          <w:szCs w:val="21"/>
-        </w:rPr>
-        <w:commentReference w:id="430"/>
-      </w:r>
-      <w:r>
-        <w:rPr>
-          <w:rStyle w:val="Strong"/>
-          <w:rFonts w:cs="Segoe UI"/>
-          <w:b w:val="0"/>
-          <w:bCs w:val="0"/>
-          <w:sz w:val="21"/>
-          <w:szCs w:val="21"/>
-        </w:rPr>
-        <w:t xml:space="preserve"> note a much wider range of </w:t>
-      </w:r>
-      <w:commentRangeStart w:id="431"/>
-      <w:r>
-        <w:rPr>
-          <w:rStyle w:val="Strong"/>
-          <w:rFonts w:cs="Segoe UI"/>
-          <w:b w:val="0"/>
-          <w:bCs w:val="0"/>
-          <w:sz w:val="21"/>
-          <w:szCs w:val="21"/>
-        </w:rPr>
-        <w:t>elements</w:t>
-      </w:r>
-      <w:commentRangeEnd w:id="431"/>
-      <w:r>
-        <w:rPr>
-          <w:rStyle w:val="CommentReference"/>
-          <w:rFonts w:cs="Segoe UI"/>
-          <w:sz w:val="21"/>
-          <w:szCs w:val="21"/>
-        </w:rPr>
-        <w:commentReference w:id="431"/>
-      </w:r>
-      <w:r>
-        <w:rPr>
-          <w:rStyle w:val="Strong"/>
-          <w:rFonts w:cs="Segoe UI"/>
-          <w:b w:val="0"/>
-          <w:bCs w:val="0"/>
-          <w:sz w:val="21"/>
-          <w:szCs w:val="21"/>
-        </w:rPr>
-        <w:t xml:space="preserve"> that the manager can steer and shape to ensure that initiatives take hold and create value. </w:t>
-      </w:r>
-    </w:p>
-    <w:p>
+        <w:t xml:space="preserve">elements related to the implementation of the specific solution as key traps, our data suggest that, when it comes to the success of agentic AI, the most significant </w:t>
+      </w:r>
       <w:r>
         <w:rPr>
           <w:lang w:val="en-US"/>
         </w:rPr>
         <w:lastRenderedPageBreak/>
-        <w:t xml:space="preserve"> Both the organizational resistance that we observe and the breadth of benefits when successful that we observe within the dataset seem to be much higher than what is signaled in previous works regarding digital </w:t>
-      </w:r>
-      <w:commentRangeStart w:id="432"/>
+        <w:t>factor is not the agentic AI initiative itself</w:t>
+      </w:r>
+      <w:r>
+        <w:t xml:space="preserve"> but rather the organizational context in which it is embedded.</w:t>
+      </w:r>
+    </w:p>
+    <w:p>
+      <w:r>
+        <w:rPr>
+          <w:lang w:val="en-US"/>
+        </w:rPr>
+        <w:t xml:space="preserve">Both the organizational resistance that we observe and the breadth of benefits when successful that we observe within the dataset seem to be much higher than what is signaled in previous works regarding digital </w:t>
+      </w:r>
+      <w:commentRangeStart w:id="437"/>
       <w:r>
         <w:rPr>
           <w:lang w:val="en-US"/>
         </w:rPr>
         <w:t>transformation</w:t>
       </w:r>
-      <w:commentRangeEnd w:id="432"/>
+      <w:commentRangeEnd w:id="437"/>
       <w:r>
         <w:rPr>
           <w:rStyle w:val="CommentReference"/>
@@ -23603,13 +23803,25 @@
           <w:szCs w:val="22"/>
           <w:lang w:val="en-US"/>
         </w:rPr>
-        <w:commentReference w:id="432"/>
-      </w:r>
-      <w:r>
-        <w:rPr>
-          <w:lang w:val="en-US"/>
-        </w:rPr>
-        <w:t xml:space="preserve">. Our resource suggests that this increased speed creates increased resistance and delaying behavior; </w:t>
+        <w:commentReference w:id="437"/>
+      </w:r>
+      <w:r>
+        <w:rPr>
+          <w:lang w:val="en-US"/>
+        </w:rPr>
+        <w:t>. Our resource suggests that this increased speed creates increased resistance and delaying behavior</w:t>
+      </w:r>
+      <w:r>
+        <w:rPr>
+          <w:lang w:val="en-US"/>
+        </w:rPr>
+        <w:t>,</w:t>
+      </w:r>
+      <w:r>
+        <w:rPr>
+          <w:lang w:val="en-US"/>
+        </w:rPr>
+        <w:t xml:space="preserve"> </w:t>
       </w:r>
       <w:r>
         <w:rPr>
@@ -23635,14 +23847,14 @@
         </w:rPr>
         <w:t xml:space="preserve">get overwhelmed”. This implies that the managerial </w:t>
       </w:r>
-      <w:commentRangeStart w:id="433"/>
+      <w:commentRangeStart w:id="438"/>
       <w:r>
         <w:rPr>
           <w:lang w:val="en-US"/>
         </w:rPr>
         <w:t>behaviors</w:t>
       </w:r>
-      <w:commentRangeEnd w:id="433"/>
+      <w:commentRangeEnd w:id="438"/>
       <w:r>
         <w:rPr>
           <w:rStyle w:val="CommentReference"/>
@@ -23650,7 +23862,7 @@
           <w:szCs w:val="22"/>
           <w:lang w:val="en-US"/>
         </w:rPr>
-        <w:commentReference w:id="433"/>
+        <w:commentReference w:id="438"/>
       </w:r>
       <w:r>
         <w:rPr>
@@ -23664,14 +23876,14 @@
         </w:rPr>
         <w:t xml:space="preserve">during earlier waves </w:t>
       </w:r>
-      <w:commentRangeStart w:id="434"/>
+      <w:commentRangeStart w:id="439"/>
       <w:r>
         <w:rPr>
           <w:lang w:val="en-US"/>
         </w:rPr>
         <w:t>of digital transformation</w:t>
       </w:r>
-      <w:commentRangeEnd w:id="434"/>
+      <w:commentRangeEnd w:id="439"/>
       <w:r>
         <w:rPr>
           <w:rStyle w:val="CommentReference"/>
@@ -23679,7 +23891,7 @@
           <w:szCs w:val="22"/>
           <w:lang w:val="en-US"/>
         </w:rPr>
-        <w:commentReference w:id="434"/>
+        <w:commentReference w:id="439"/>
       </w:r>
       <w:r>
         <w:rPr>
@@ -23687,15 +23899,24 @@
         </w:rPr>
         <w:t xml:space="preserve"> have become even more important in the age of agentic AI.</w:t>
       </w:r>
+      <w:commentRangeEnd w:id="427"/>
+      <w:r>
+        <w:rPr>
+          <w:rStyle w:val="CommentReference"/>
+          <w:sz w:val="22"/>
+          <w:szCs w:val="22"/>
+        </w:rPr>
+        <w:commentReference w:id="427"/>
+      </w:r>
     </w:p>
     <w:p>
       <w:pPr>
         <w:pStyle w:val="Heading3"/>
         <w:rPr>
-          <w:del w:id="435" w:author="Luttik, Daan" w:date="2026-06-09T19:32:00Z" w16du:dateUtc="2026-06-09T17:32:00Z"/>
-        </w:rPr>
-      </w:pPr>
-      <w:del w:id="436" w:author="Luttik, Daan" w:date="2026-06-09T19:32:00Z" w16du:dateUtc="2026-06-09T17:32:00Z">
+          <w:del w:id="440" w:author="Luttik, Daan" w:date="2026-06-09T19:32:00Z" w16du:dateUtc="2026-06-09T17:32:00Z"/>
+        </w:rPr>
+      </w:pPr>
+      <w:del w:id="441" w:author="Luttik, Daan" w:date="2026-06-09T19:32:00Z" w16du:dateUtc="2026-06-09T17:32:00Z">
         <w:r>
           <w:delText>5.1.2</w:delText>
         </w:r>
@@ -23708,10 +23929,10 @@
     <w:p>
       <w:pPr>
         <w:rPr>
-          <w:del w:id="437" w:author="Luttik, Daan" w:date="2026-06-09T19:32:00Z" w16du:dateUtc="2026-06-09T17:32:00Z"/>
-        </w:rPr>
-      </w:pPr>
-      <w:del w:id="438" w:author="Luttik, Daan" w:date="2026-06-09T19:32:00Z" w16du:dateUtc="2026-06-09T17:32:00Z">
+          <w:del w:id="442" w:author="Luttik, Daan" w:date="2026-06-09T19:32:00Z" w16du:dateUtc="2026-06-09T17:32:00Z"/>
+        </w:rPr>
+      </w:pPr>
+      <w:del w:id="443" w:author="Luttik, Daan" w:date="2026-06-09T19:32:00Z" w16du:dateUtc="2026-06-09T17:32:00Z">
         <w:r>
           <w:delText>Earlier work shows possible applications of GenAI within marketing (Wahid et al., 2023; Grewal et al., 2025; Abou Elgheit, 2025).</w:delText>
         </w:r>
@@ -23725,11 +23946,11 @@
           <w:numId w:val="18"/>
         </w:numPr>
         <w:rPr>
-          <w:del w:id="439" w:author="Luttik, Daan" w:date="2026-06-13T21:29:00Z" w16du:dateUtc="2026-06-13T19:29:00Z"/>
-        </w:rPr>
-      </w:pPr>
-      <w:ins w:id="440" w:author="Claude" w:date="2026-06-13T15:30:00Z">
-        <w:del w:id="441" w:author="Luttik, Daan" w:date="2026-06-13T21:29:00Z" w16du:dateUtc="2026-06-13T19:29:00Z">
+          <w:del w:id="444" w:author="Luttik, Daan" w:date="2026-06-13T21:29:00Z" w16du:dateUtc="2026-06-13T19:29:00Z"/>
+        </w:rPr>
+      </w:pPr>
+      <w:ins w:id="445" w:author="Claude" w:date="2026-06-13T15:30:00Z">
+        <w:del w:id="446" w:author="Luttik, Daan" w:date="2026-06-13T21:29:00Z" w16du:dateUtc="2026-06-13T19:29:00Z">
           <w:r>
             <w:delText>5.1.2</w:delText>
           </w:r>
@@ -23738,7 +23959,7 @@
           </w:r>
         </w:del>
       </w:ins>
-      <w:del w:id="442" w:author="Luttik, Daan" w:date="2026-06-13T21:29:00Z" w16du:dateUtc="2026-06-13T19:29:00Z">
+      <w:del w:id="447" w:author="Luttik, Daan" w:date="2026-06-13T21:29:00Z" w16du:dateUtc="2026-06-13T19:29:00Z">
         <w:r>
           <w:delText>Observing</w:delText>
         </w:r>
@@ -23753,7 +23974,7 @@
           <w:lang w:val="en-US"/>
         </w:rPr>
       </w:pPr>
-      <w:commentRangeStart w:id="443"/>
+      <w:commentRangeStart w:id="448"/>
       <w:r>
         <w:rPr>
           <w:lang w:val="en-US"/>
@@ -23799,7 +24020,7 @@
         </w:rPr>
         <w:t xml:space="preserve"> The impetus for change comes from ma</w:t>
       </w:r>
-      <w:commentRangeStart w:id="444"/>
+      <w:commentRangeStart w:id="449"/>
       <w:r>
         <w:rPr>
           <w:lang w:val="en-US"/>
@@ -23819,7 +24040,13 @@
         <w:t xml:space="preserve">observe the changing landscape. The data show </w:t>
       </w:r>
       <w:r>
-        <w:t xml:space="preserve">two key external sources of inspiration that drive AI initiatives: the rapid progression of AI capability, including the roadmaps communicated by their software suppliers, and market pressure from competitors and, increasingly, from consumers </w:t>
+        <w:t xml:space="preserve">two key external sources of inspiration that drive AI initiatives: the rapid progression of AI capability, including </w:t>
+      </w:r>
+      <w:r>
+        <w:t xml:space="preserve">model releases and </w:t>
+      </w:r>
+      <w:r>
+        <w:t xml:space="preserve">the roadmaps communicated by their software suppliers, and market pressure from competitors and, increasingly, from consumers </w:t>
       </w:r>
       <w:r>
         <w:t>who now have the ability to act</w:t>
@@ -23833,7 +24060,7 @@
         </w:rPr>
         <w:t xml:space="preserve"> </w:t>
       </w:r>
-      <w:commentRangeEnd w:id="444"/>
+      <w:commentRangeEnd w:id="449"/>
       <w:r>
         <w:rPr>
           <w:rStyle w:val="CommentReference"/>
@@ -23841,9 +24068,9 @@
           <w:szCs w:val="22"/>
           <w:lang w:val="en-US"/>
         </w:rPr>
-        <w:commentReference w:id="444"/>
-      </w:r>
-      <w:commentRangeEnd w:id="443"/>
+        <w:commentReference w:id="449"/>
+      </w:r>
+      <w:commentRangeEnd w:id="448"/>
       <w:r>
         <w:rPr>
           <w:rStyle w:val="CommentReference"/>
@@ -23851,10 +24078,11 @@
           <w:szCs w:val="22"/>
           <w:lang w:val="en-US"/>
         </w:rPr>
-        <w:commentReference w:id="443"/>
-      </w:r>
-    </w:p>
-    <w:p>
+        <w:commentReference w:id="448"/>
+      </w:r>
+    </w:p>
+    <w:p>
+      <w:commentRangeStart w:id="450"/>
       <w:r>
         <w:rPr>
           <w:i/>
@@ -23863,36 +24091,7 @@
         </w:rPr>
         <w:t>Observing</w:t>
       </w:r>
-      <w:r>
-        <w:rPr>
-          <w:lang w:val="en-US"/>
-        </w:rPr>
-        <w:t xml:space="preserve"> bears similarities to the dynamic capabilities concept of </w:t>
-      </w:r>
-      <w:r>
-        <w:rPr>
-          <w:i/>
-          <w:iCs/>
-          <w:lang w:val="en-US"/>
-        </w:rPr>
-        <w:t>sensing</w:t>
-      </w:r>
-      <w:r>
-        <w:rPr>
-          <w:lang w:val="en-US"/>
-        </w:rPr>
-        <w:t xml:space="preserve"> (Teece, 2007): They both are involved with the perception of opportunities and threats. However, Teece (2007) describes a very active posture, noting “scanning, creation, learning, and interpretive activities.” </w:t>
-      </w:r>
-      <w:commentRangeStart w:id="445"/>
-      <w:r>
-        <w:rPr>
-          <w:i/>
-          <w:iCs/>
-          <w:lang w:val="en-US"/>
-        </w:rPr>
-        <w:t>Observing</w:t>
-      </w:r>
-      <w:commentRangeEnd w:id="445"/>
+      <w:commentRangeEnd w:id="450"/>
       <w:r>
         <w:rPr>
           <w:rStyle w:val="CommentReference"/>
@@ -23900,19 +24099,19 @@
           <w:szCs w:val="22"/>
           <w:lang w:val="en-US"/>
         </w:rPr>
-        <w:commentReference w:id="445"/>
-      </w:r>
-      <w:r>
-        <w:rPr>
-          <w:lang w:val="en-US"/>
-        </w:rPr>
-        <w:t xml:space="preserve">, however, is often more passive; the progress of agentic AI, adoption by competitors, and the changing consumer behavior seem hard to miss. This seems to force marketing managers to develop a response even when learning and interpretive activities have </w:t>
-      </w:r>
-      <w:r>
-        <w:rPr>
-          <w:lang w:val="en-US"/>
-        </w:rPr>
-        <w:t>rarely been applied. Managers might follow the AI strategy of their main software vendors rather than doing the learning and interpretive work themselves .</w:t>
+        <w:commentReference w:id="450"/>
+      </w:r>
+      <w:r>
+        <w:rPr>
+          <w:lang w:val="en-US"/>
+        </w:rPr>
+        <w:t xml:space="preserve">, however, is often passive; the progress of agentic AI, adoption by competitors, and the changing consumer behavior seem hard to miss. This seems to force marketing managers to develop a response even when learning and interpretive activities have </w:t>
+      </w:r>
+      <w:r>
+        <w:rPr>
+          <w:lang w:val="en-US"/>
+        </w:rPr>
+        <w:t>rarely been applied. Managers might follow the AI strategy of their main software vendors rather than doing the learning and interpretive work themselves.</w:t>
       </w:r>
     </w:p>
     <w:p>
@@ -23929,11 +24128,11 @@
           <w:numId w:val="18"/>
         </w:numPr>
         <w:rPr>
-          <w:del w:id="446" w:author="Luttik, Daan" w:date="2026-06-13T21:30:00Z" w16du:dateUtc="2026-06-13T19:30:00Z"/>
-        </w:rPr>
-      </w:pPr>
-      <w:ins w:id="447" w:author="Claude" w:date="2026-06-13T15:30:00Z">
-        <w:del w:id="448" w:author="Luttik, Daan" w:date="2026-06-13T21:30:00Z" w16du:dateUtc="2026-06-13T19:30:00Z">
+          <w:del w:id="451" w:author="Luttik, Daan" w:date="2026-06-13T21:30:00Z" w16du:dateUtc="2026-06-13T19:30:00Z"/>
+        </w:rPr>
+      </w:pPr>
+      <w:ins w:id="452" w:author="Claude" w:date="2026-06-13T15:30:00Z">
+        <w:del w:id="453" w:author="Luttik, Daan" w:date="2026-06-13T21:30:00Z" w16du:dateUtc="2026-06-13T19:30:00Z">
           <w:r>
             <w:delText>5.1.3</w:delText>
           </w:r>
@@ -23942,47 +24141,49 @@
           </w:r>
         </w:del>
       </w:ins>
-      <w:commentRangeStart w:id="449"/>
-      <w:del w:id="450" w:author="Luttik, Daan" w:date="2026-06-13T21:30:00Z" w16du:dateUtc="2026-06-13T19:30:00Z">
+      <w:del w:id="454" w:author="Luttik, Daan" w:date="2026-06-14T09:55:00Z" w16du:dateUtc="2026-06-14T07:55:00Z">
         <w:r>
-          <w:delText>Steering</w:delText>
+          <w:delText>Navigating</w:delText>
         </w:r>
+      </w:del>
+      <w:commentRangeStart w:id="455"/>
+      <w:del w:id="456" w:author="Luttik, Daan" w:date="2026-06-13T21:30:00Z" w16du:dateUtc="2026-06-13T19:30:00Z">
         <w:r>
           <w:delText xml:space="preserve"> the organizational </w:delText>
         </w:r>
-        <w:commentRangeStart w:id="451"/>
+        <w:commentRangeStart w:id="457"/>
         <w:r>
           <w:delText>context</w:delText>
         </w:r>
-        <w:commentRangeEnd w:id="451"/>
+        <w:commentRangeEnd w:id="457"/>
         <w:r>
           <w:rPr>
             <w:rStyle w:val="CommentReference"/>
             <w:sz w:val="22"/>
             <w:szCs w:val="22"/>
           </w:rPr>
-          <w:commentReference w:id="451"/>
+          <w:commentReference w:id="457"/>
         </w:r>
-        <w:commentRangeEnd w:id="449"/>
+        <w:commentRangeEnd w:id="455"/>
         <w:r>
           <w:rPr>
             <w:rStyle w:val="CommentReference"/>
             <w:sz w:val="22"/>
             <w:szCs w:val="22"/>
           </w:rPr>
-          <w:commentReference w:id="449"/>
+          <w:commentReference w:id="455"/>
         </w:r>
       </w:del>
     </w:p>
     <w:p>
-      <w:commentRangeStart w:id="452"/>
+      <w:commentRangeStart w:id="458"/>
       <w:r>
         <w:rPr>
           <w:lang w:val="en-US"/>
         </w:rPr>
         <w:t xml:space="preserve">Adopting AI on the individual level seems to be relatively easy, but on the organizational level it can be very hard. </w:t>
       </w:r>
-      <w:commentRangeEnd w:id="452"/>
+      <w:commentRangeEnd w:id="458"/>
       <w:r>
         <w:rPr>
           <w:rStyle w:val="CommentReference"/>
@@ -23990,9 +24191,9 @@
           <w:szCs w:val="22"/>
           <w:lang w:val="en-US"/>
         </w:rPr>
-        <w:commentReference w:id="452"/>
-      </w:r>
-      <w:del w:id="453" w:author="Luttik, Daan" w:date="2026-06-13T22:30:00Z" w16du:dateUtc="2026-06-13T20:30:00Z">
+        <w:commentReference w:id="458"/>
+      </w:r>
+      <w:del w:id="459" w:author="Luttik, Daan" w:date="2026-06-13T22:30:00Z" w16du:dateUtc="2026-06-13T20:30:00Z">
         <w:r>
           <w:rPr>
             <w:lang w:val="en-US"/>
@@ -24011,34 +24212,40 @@
       <w:r>
         <w:t xml:space="preserve">Our analysis of the data empirically confirms and expands the organizational readiness </w:t>
       </w:r>
-      <w:commentRangeStart w:id="454"/>
+      <w:commentRangeStart w:id="460"/>
       <w:r>
         <w:t>criteria</w:t>
       </w:r>
-      <w:commentRangeEnd w:id="454"/>
+      <w:commentRangeEnd w:id="460"/>
       <w:r>
         <w:rPr>
           <w:rStyle w:val="CommentReference"/>
           <w:sz w:val="22"/>
           <w:szCs w:val="22"/>
         </w:rPr>
-        <w:commentReference w:id="454"/>
-      </w:r>
-      <w:r>
-        <w:t xml:space="preserve"> as proposed by Srivastava (2026), and, in line with her call to research, connects these factors to value creation. Furthermore, we provide evidence that aligns with Smidt et al.</w:t>
-      </w:r>
-      <w:commentRangeStart w:id="455"/>
+        <w:commentReference w:id="460"/>
+      </w:r>
+      <w:r>
+        <w:t xml:space="preserve"> as proposed by Srivastava (2026), and, in line with her call to research, connects these factors to value creation. Furthermore, we provide evidence that aligns with S</w:t>
+      </w:r>
+      <w:r>
+        <w:t>ch</w:t>
+      </w:r>
+      <w:r>
+        <w:t>midt et al.</w:t>
+      </w:r>
+      <w:commentRangeStart w:id="461"/>
       <w:r>
         <w:t>’s</w:t>
       </w:r>
-      <w:commentRangeEnd w:id="455"/>
+      <w:commentRangeEnd w:id="461"/>
       <w:r>
         <w:rPr>
           <w:rStyle w:val="CommentReference"/>
           <w:sz w:val="22"/>
           <w:szCs w:val="22"/>
         </w:rPr>
-        <w:commentReference w:id="455"/>
+        <w:commentReference w:id="461"/>
       </w:r>
       <w:r>
         <w:t xml:space="preserve"> (2026) concept of process debt. Furthermore, we find these concepts within the domain of marketing and analyze how managers respond to these contextual elements.</w:t>
@@ -24050,14 +24257,14 @@
           <w:lang w:val="en-US"/>
         </w:rPr>
       </w:pPr>
-      <w:commentRangeStart w:id="456"/>
+      <w:commentRangeStart w:id="462"/>
       <w:r>
         <w:rPr>
           <w:lang w:val="en-US"/>
         </w:rPr>
         <w:t>These aspects of the organizational context seem to be able to prevent or accelerate the implementation of agentic AI, drive the resistance or enthusiasm that drives AI adoption, and bound the knowledge and access to data and systems needed to effectively use agentic AI.</w:t>
       </w:r>
-      <w:commentRangeEnd w:id="456"/>
+      <w:commentRangeEnd w:id="462"/>
       <w:r>
         <w:rPr>
           <w:rStyle w:val="CommentReference"/>
@@ -24065,18 +24272,18 @@
           <w:szCs w:val="22"/>
           <w:lang w:val="en-US"/>
         </w:rPr>
-        <w:commentReference w:id="456"/>
-      </w:r>
-    </w:p>
-    <w:p>
-      <w:commentRangeStart w:id="457"/>
+        <w:commentReference w:id="462"/>
+      </w:r>
+    </w:p>
+    <w:p>
+      <w:commentRangeStart w:id="463"/>
       <w:r>
         <w:rPr>
           <w:lang w:val="en-US"/>
         </w:rPr>
         <w:t>We</w:t>
       </w:r>
-      <w:commentRangeEnd w:id="457"/>
+      <w:commentRangeEnd w:id="463"/>
       <w:r>
         <w:rPr>
           <w:rStyle w:val="CommentReference"/>
@@ -24084,7 +24291,7 @@
           <w:szCs w:val="22"/>
           <w:lang w:val="en-US"/>
         </w:rPr>
-        <w:commentReference w:id="457"/>
+        <w:commentReference w:id="463"/>
       </w:r>
       <w:r>
         <w:rPr>
@@ -24185,11 +24392,6 @@
       </w:r>
     </w:p>
     <w:p>
-      <w:pPr>
-        <w:rPr>
-          <w:del w:id="458" w:author="Luttik, Daan" w:date="2026-06-13T22:05:00Z" w16du:dateUtc="2026-06-13T20:05:00Z"/>
-        </w:rPr>
-      </w:pPr>
       <w:r>
         <w:rPr>
           <w:lang w:val="en-US"/>
@@ -24199,38 +24401,145 @@
     </w:p>
     <w:p>
       <w:pPr>
-        <w:rPr>
-          <w:del w:id="459" w:author="Luttik, Daan" w:date="2026-06-13T22:05:00Z" w16du:dateUtc="2026-06-13T20:05:00Z"/>
-        </w:rPr>
-        <w:pPrChange w:id="460" w:author="Luttik, Daan" w:date="2026-06-13T22:05:00Z" w16du:dateUtc="2026-06-13T20:05:00Z">
-          <w:pPr>
-            <w:pStyle w:val="Heading3"/>
-            <w:numPr>
-              <w:ilvl w:val="2"/>
-              <w:numId w:val="18"/>
-            </w:numPr>
-            <w:ind w:left="720" w:hanging="720"/>
-          </w:pPr>
-        </w:pPrChange>
-      </w:pPr>
-      <w:ins w:id="461" w:author="Claude" w:date="2026-06-13T15:30:00Z">
-        <w:del w:id="462" w:author="Luttik, Daan" w:date="2026-06-13T21:30:00Z" w16du:dateUtc="2026-06-13T19:30:00Z">
-          <w:r>
-            <w:delText>5.1.4</w:delText>
-          </w:r>
-          <w:r>
-            <w:tab/>
-          </w:r>
-        </w:del>
-      </w:ins>
-      <w:del w:id="463" w:author="Luttik, Daan" w:date="2026-06-13T21:30:00Z" w16du:dateUtc="2026-06-13T19:30:00Z">
-        <w:r>
-          <w:delText>Applying</w:delText>
-        </w:r>
-        <w:r>
-          <w:delText xml:space="preserve"> how agentic AI is being used</w:delText>
-        </w:r>
-      </w:del>
+        <w:pStyle w:val="Heading3"/>
+      </w:pPr>
+      <w:commentRangeStart w:id="464"/>
+      <w:r>
+        <w:t xml:space="preserve">TEMP: </w:t>
+      </w:r>
+      <w:r>
+        <w:t>Applying</w:t>
+      </w:r>
+      <w:r>
+        <w:t xml:space="preserve"> how agentic AI is being used</w:t>
+      </w:r>
+      <w:commentRangeEnd w:id="464"/>
+      <w:r>
+        <w:rPr>
+          <w:rStyle w:val="CommentReference"/>
+          <w:sz w:val="22"/>
+          <w:szCs w:val="22"/>
+        </w:rPr>
+        <w:commentReference w:id="464"/>
+      </w:r>
+    </w:p>
+    <w:p>
+      <w:r>
+        <w:t>Within the organizational context, marketing managers can seek to apply agentic AI. We observe four key use cases that marketing managers can apply; generating insights, creating and validating content and campaigns, utilizing generic agents for personal work and employing cusomter-facing agents.</w:t>
+      </w:r>
+    </w:p>
+    <w:p>
+      <w:r>
+        <w:t xml:space="preserve">A frequent application of agentic AI is the generation of insights. This aligns with the work of Hughes et al. (2025) who note that agentic AI might be used </w:t>
+      </w:r>
+      <w:r>
+        <w:t xml:space="preserve">for data analysis to obtain insights and identify patterns. </w:t>
+      </w:r>
+      <w:r>
+        <w:t>Interviewees note the breath of analytical use cases, they span use-cases requiring structured and unstructured data, private and public data-sources. Specifically marketers might apply agentic AI to perform competitor analysis, analyze marketing performance, and more.</w:t>
+      </w:r>
+      <w:r>
+        <w:t xml:space="preserve"> Interviewees also note that access to data from these AI systems is vital for these analytical use cases.</w:t>
+      </w:r>
+    </w:p>
+    <w:p>
+      <w:pPr>
+        <w:rPr>
+          <w:lang w:val="en-US"/>
+        </w:rPr>
+      </w:pPr>
+      <w:r>
+        <w:t xml:space="preserve">We also show how marketing teams use agentic AI to create and validate content and campaigns. We use this broad wording because we observe that some interviewees are starting to automate the entire process from the idea for a campaign to the publishing of the campaign. Earlier work by Vaid et al. (2025) already described that GenAI can be used to segment and target customers. Likewise, the ability of GenAI to create content was also already described (e.g. </w:t>
+      </w:r>
+      <w:r>
+        <w:rPr>
+          <w:lang w:val="en-US"/>
+        </w:rPr>
+        <w:t>Wahid et al., 2023; Grewal et al., 2025</w:t>
+      </w:r>
+      <w:r>
+        <w:rPr>
+          <w:lang w:val="en-US"/>
+        </w:rPr>
+        <w:t xml:space="preserve">). We add to existing research by showing that </w:t>
+      </w:r>
+      <w:r>
+        <w:rPr>
+          <w:lang w:val="en-US"/>
+        </w:rPr>
+        <w:t xml:space="preserve">agentic AI can create a more integrated process where the generated content can be tuned to </w:t>
+      </w:r>
+      <w:r>
+        <w:rPr>
+          <w:lang w:val="en-US"/>
+        </w:rPr>
+        <w:lastRenderedPageBreak/>
+        <w:t>data regarding the customer or segment of customers and can now also be validated by agentic AI</w:t>
+      </w:r>
+      <w:r>
+        <w:rPr>
+          <w:lang w:val="en-US"/>
+        </w:rPr>
+        <w:t>.</w:t>
+      </w:r>
+    </w:p>
+    <w:p>
+      <w:r>
+        <w:t xml:space="preserve">The third use case is likely not marketing specific, but frequently noted by our interviewees; the utilization of generic agents for personal work. </w:t>
+      </w:r>
+      <w:r>
+        <w:t xml:space="preserve">These findings seem to extend the findings from </w:t>
+      </w:r>
+      <w:r>
+        <w:t>Hasselwander et al.</w:t>
+      </w:r>
+      <w:r>
+        <w:t xml:space="preserve"> (</w:t>
+      </w:r>
+      <w:r>
+        <w:t>2026)</w:t>
+      </w:r>
+      <w:r>
+        <w:t xml:space="preserve"> regarding the AI super assistant: Data shows that marketers are already configuring agentic AI systems to perform a wide variety of tasks. It seems like these systems are increasingly implemented without a specific task in mind but are rather employed as a general purpose assistant. Additionally, p</w:t>
+      </w:r>
+      <w:r>
+        <w:t xml:space="preserve">revious work </w:t>
+      </w:r>
+      <w:r>
+        <w:t xml:space="preserve">also </w:t>
+      </w:r>
+      <w:r>
+        <w:t>showed that agentic AI can be used to automate processes (</w:t>
+      </w:r>
+      <w:r>
+        <w:t xml:space="preserve">Hughes </w:t>
+      </w:r>
+      <w:r>
+        <w:t xml:space="preserve">et al., 2025). </w:t>
+      </w:r>
+      <w:commentRangeStart w:id="465"/>
+      <w:r>
+        <w:t>We add to this idea by showing that marketers can be in control of these automations themselves, they use tools that do not required programming experience to automate their own processes.</w:t>
+      </w:r>
+      <w:commentRangeEnd w:id="465"/>
+      <w:r>
+        <w:rPr>
+          <w:rStyle w:val="CommentReference"/>
+          <w:sz w:val="22"/>
+          <w:szCs w:val="22"/>
+        </w:rPr>
+        <w:commentReference w:id="465"/>
+      </w:r>
+    </w:p>
+    <w:p>
+      <w:pPr>
+        <w:rPr>
+          <w:del w:id="466" w:author="Luttik, Daan" w:date="2026-06-13T22:05:00Z" w16du:dateUtc="2026-06-13T20:05:00Z"/>
+        </w:rPr>
+      </w:pPr>
+      <w:r>
+        <w:t xml:space="preserve">Our last usecase </w:t>
+      </w:r>
     </w:p>
     <w:p>
       <w:pPr>
@@ -24242,85 +24551,52 @@
           <w:lang w:val="en-US"/>
         </w:rPr>
       </w:pPr>
+    </w:p>
+    <w:p>
+      <w:pPr>
+        <w:rPr>
+          <w:color w:val="C0504D" w:themeColor="accent2"/>
+          <w:lang w:val="en-US"/>
+        </w:rPr>
+      </w:pPr>
+      <w:r>
+        <w:rPr>
+          <w:color w:val="C0504D" w:themeColor="accent2"/>
+          <w:lang w:val="en-US"/>
+        </w:rPr>
+        <w:t>Navigating</w:t>
+      </w:r>
+      <w:r>
+        <w:rPr>
+          <w:color w:val="C0504D" w:themeColor="accent2"/>
+          <w:lang w:val="en-US"/>
+        </w:rPr>
+        <w:t xml:space="preserve"> creates the conditions; applying is the act of putting agentic AI to work, and the study’s central observation here is that this is a deliberate act of design rather than a purchase. Managers did not adopt agentic AI as a finished capability; they assembled it, beginning from a marketing problem rather than from the technology and building around the agent a </w:t>
+      </w:r>
+      <w:commentRangeStart w:id="467"/>
       <w:r>
         <w:rPr>
           <w:i/>
           <w:iCs/>
-          <w:lang w:val="en-US"/>
-        </w:rPr>
-        <w:t xml:space="preserve">Viad also notes  use of AI for </w:t>
-      </w:r>
-      <w:r>
-        <w:rPr>
-          <w:i/>
-          <w:iCs/>
-          <w:lang w:val="en-US"/>
-        </w:rPr>
-        <w:t xml:space="preserve">segmenting, </w:t>
-      </w:r>
-      <w:r>
-        <w:rPr>
-          <w:i/>
-          <w:iCs/>
-          <w:lang w:val="en-US"/>
-        </w:rPr>
-        <w:t>targeting</w:t>
-      </w:r>
-      <w:r>
-        <w:rPr>
-          <w:i/>
-          <w:iCs/>
-          <w:lang w:val="en-US"/>
-        </w:rPr>
-        <w:t xml:space="preserve"> &amp; </w:t>
-      </w:r>
-      <w:r>
-        <w:rPr>
-          <w:i/>
-          <w:iCs/>
-          <w:lang w:val="en-US"/>
-        </w:rPr>
-        <w:t>positioning</w:t>
-      </w:r>
-    </w:p>
-    <w:p>
-      <w:pPr>
-        <w:rPr>
-          <w:color w:val="9BBB59" w:themeColor="accent3"/>
-          <w:lang w:val="en-US"/>
-        </w:rPr>
-      </w:pPr>
-      <w:r>
-        <w:rPr>
-          <w:color w:val="9BBB59" w:themeColor="accent3"/>
-          <w:lang w:val="en-US"/>
-        </w:rPr>
-        <w:t xml:space="preserve">Steering creates the conditions; applying is the act of putting agentic AI to work, and the study’s central observation here is that this is a deliberate act of design rather than a purchase. Managers did not adopt agentic AI as a finished capability; they assembled it, beginning from a marketing problem rather than from the technology and building around the agent a </w:t>
-      </w:r>
-      <w:commentRangeStart w:id="464"/>
-      <w:r>
-        <w:rPr>
-          <w:i/>
-          <w:iCs/>
-          <w:color w:val="9BBB59" w:themeColor="accent3"/>
+          <w:color w:val="C0504D" w:themeColor="accent2"/>
           <w:lang w:val="en-US"/>
         </w:rPr>
         <w:t>harness</w:t>
       </w:r>
-      <w:commentRangeEnd w:id="464"/>
-      <w:r>
-        <w:rPr>
-          <w:rStyle w:val="CommentReference"/>
-          <w:color w:val="9BBB59" w:themeColor="accent3"/>
+      <w:commentRangeEnd w:id="467"/>
+      <w:r>
+        <w:rPr>
+          <w:rStyle w:val="CommentReference"/>
+          <w:color w:val="C0504D" w:themeColor="accent2"/>
           <w:sz w:val="22"/>
           <w:szCs w:val="22"/>
           <w:lang w:val="en-US"/>
         </w:rPr>
-        <w:commentReference w:id="464"/>
-      </w:r>
-      <w:r>
-        <w:rPr>
-          <w:color w:val="9BBB59" w:themeColor="accent3"/>
+        <w:commentReference w:id="467"/>
+      </w:r>
+      <w:r>
+        <w:rPr>
+          <w:color w:val="C0504D" w:themeColor="accent2"/>
           <w:lang w:val="en-US"/>
         </w:rPr>
         <w:t xml:space="preserve"> (the data it can reach, its memory, the tools it can call, its instructions, and its guardrails), together with the surrounding data infrastructure and system integration on which it depends (Sections 4.3.1 and 4.3.2). The study’s most technically experienced participants treated this harness, rather than the choice of model, as the real object of design.</w:t>
@@ -24329,62 +24605,63 @@
     <w:p>
       <w:pPr>
         <w:rPr>
-          <w:color w:val="9BBB59" w:themeColor="accent3"/>
-          <w:lang w:val="en-US"/>
-        </w:rPr>
-      </w:pPr>
-      <w:commentRangeStart w:id="465"/>
-      <w:r>
-        <w:rPr>
-          <w:color w:val="9BBB59" w:themeColor="accent3"/>
+          <w:color w:val="C0504D" w:themeColor="accent2"/>
+          <w:lang w:val="en-US"/>
+        </w:rPr>
+      </w:pPr>
+      <w:commentRangeStart w:id="468"/>
+      <w:r>
+        <w:rPr>
+          <w:color w:val="C0504D" w:themeColor="accent2"/>
           <w:lang w:val="en-US"/>
         </w:rPr>
         <w:t>Theoretically</w:t>
       </w:r>
-      <w:commentRangeEnd w:id="465"/>
-      <w:r>
-        <w:rPr>
-          <w:rStyle w:val="CommentReference"/>
-          <w:color w:val="9BBB59" w:themeColor="accent3"/>
+      <w:commentRangeEnd w:id="468"/>
+      <w:r>
+        <w:rPr>
+          <w:rStyle w:val="CommentReference"/>
+          <w:color w:val="C0504D" w:themeColor="accent2"/>
           <w:sz w:val="22"/>
           <w:szCs w:val="22"/>
           <w:lang w:val="en-US"/>
         </w:rPr>
-        <w:commentReference w:id="465"/>
-      </w:r>
-      <w:r>
-        <w:rPr>
-          <w:color w:val="9BBB59" w:themeColor="accent3"/>
-          <w:lang w:val="en-US"/>
-        </w:rPr>
-        <w:t>, this stage gives empirical specificity to the practice-lens claim that a technology’s effects are emergent in its use rather than fixed in the artifact (Orlikowski, 2000), and it aligns the findings with value co-creation accounts in which technology actively participates in resource integration rather than serving as a passive instrument (Vargo &amp; Lusch, 2017; Kaartemo &amp; Helkkula, 2018; Leone et al., 2021). The study’s addition is to specify the configurational elements (the harness and its technical surround) through which an agentic system becomes a value-creating actor. This configuration is one component of value creation rather than its sole determinant: as the preceding stage made clear, the most carefully engineered harness yields nothing if the organization is not steered to adopt it. Applying and steering are complementary managerial acts, and value emerges from their combination.</w:t>
+        <w:commentReference w:id="468"/>
+      </w:r>
+      <w:r>
+        <w:rPr>
+          <w:color w:val="C0504D" w:themeColor="accent2"/>
+          <w:lang w:val="en-US"/>
+        </w:rPr>
+        <w:t xml:space="preserve">, this stage gives empirical specificity to the practice-lens claim that a technology’s effects are emergent in its use rather than fixed in the artifact (Orlikowski, 2000), and it aligns the findings with value co-creation accounts in which technology actively participates in resource integration rather than serving as a passive instrument (Vargo &amp; Lusch, 2017; Kaartemo &amp; Helkkula, 2018; Leone et al., 2021). The study’s addition is to specify the </w:t>
+      </w:r>
+      <w:r>
+        <w:rPr>
+          <w:color w:val="C0504D" w:themeColor="accent2"/>
+          <w:lang w:val="en-US"/>
+        </w:rPr>
+        <w:lastRenderedPageBreak/>
+        <w:t>configurational elements (the harness and its technical surround) through which an agentic system becomes a value-creating actor. This configuration is one component of value creation rather than its sole determinant: as the preceding stage made clear, the most carefully engineered harness yields nothing if the organization is not steered to adopt it. Applying and steering are complementary managerial acts, and value emerges from their combination.</w:t>
       </w:r>
     </w:p>
     <w:p>
       <w:pPr>
         <w:pStyle w:val="Heading3"/>
         <w:rPr>
-          <w:del w:id="466" w:author="Luttik, Daan" w:date="2026-06-13T21:30:00Z" w16du:dateUtc="2026-06-13T19:30:00Z"/>
-          <w:color w:val="9BBB59" w:themeColor="accent3"/>
-        </w:rPr>
-      </w:pPr>
-      <w:del w:id="467" w:author="Luttik, Daan" w:date="2026-06-13T21:30:00Z" w16du:dateUtc="2026-06-13T19:30:00Z">
+          <w:del w:id="469" w:author="Luttik, Daan" w:date="2026-06-13T21:30:00Z" w16du:dateUtc="2026-06-13T19:30:00Z"/>
+          <w:color w:val="C0504D" w:themeColor="accent2"/>
+        </w:rPr>
+      </w:pPr>
+      <w:del w:id="470" w:author="Luttik, Daan" w:date="2026-06-13T21:30:00Z" w16du:dateUtc="2026-06-13T19:30:00Z">
         <w:r>
           <w:rPr>
-            <w:color w:val="9BBB59" w:themeColor="accent3"/>
+            <w:color w:val="C0504D" w:themeColor="accent2"/>
           </w:rPr>
-          <w:lastRenderedPageBreak/>
-          <w:delText>5.1.</w:delText>
+          <w:delText>5.1.5</w:delText>
         </w:r>
         <w:r>
           <w:rPr>
-            <w:color w:val="9BBB59" w:themeColor="accent3"/>
-          </w:rPr>
-          <w:delText>5</w:delText>
-        </w:r>
-        <w:r>
-          <w:rPr>
-            <w:color w:val="9BBB59" w:themeColor="accent3"/>
+            <w:color w:val="C0504D" w:themeColor="accent2"/>
           </w:rPr>
           <w:tab/>
           <w:delText>Value outcomes: a managed portfolio</w:delText>
@@ -24394,39 +24671,39 @@
     <w:p>
       <w:pPr>
         <w:rPr>
-          <w:color w:val="9BBB59" w:themeColor="accent3"/>
-          <w:lang w:val="en-US"/>
-        </w:rPr>
-      </w:pPr>
-      <w:r>
-        <w:rPr>
-          <w:color w:val="9BBB59" w:themeColor="accent3"/>
+          <w:color w:val="C0504D" w:themeColor="accent2"/>
+          <w:lang w:val="en-US"/>
+        </w:rPr>
+      </w:pPr>
+      <w:r>
+        <w:rPr>
+          <w:color w:val="C0504D" w:themeColor="accent2"/>
           <w:lang w:val="en-US"/>
         </w:rPr>
         <w:t xml:space="preserve">The model’s final stage concerns the value that results, and the study’s contribution here is to show that this value is not a single quantity but a portfolio that managers must actively compose. Participants described benefits (efficiency, scale, extension of skill, and quality), sacrifices (cost and the displacement or reshaping of roles), and risks (hallucination, security and privacy violation, and brand degradation) as produced together rather than traded one for another (Section 4.4). Read through value </w:t>
       </w:r>
-      <w:commentRangeStart w:id="468"/>
-      <w:r>
-        <w:rPr>
-          <w:color w:val="9BBB59" w:themeColor="accent3"/>
+      <w:commentRangeStart w:id="471"/>
+      <w:r>
+        <w:rPr>
+          <w:color w:val="C0504D" w:themeColor="accent2"/>
           <w:lang w:val="en-US"/>
         </w:rPr>
         <w:t>theory</w:t>
       </w:r>
-      <w:commentRangeEnd w:id="468"/>
-      <w:r>
-        <w:rPr>
-          <w:rStyle w:val="CommentReference"/>
-          <w:color w:val="9BBB59" w:themeColor="accent3"/>
+      <w:commentRangeEnd w:id="471"/>
+      <w:r>
+        <w:rPr>
+          <w:rStyle w:val="CommentReference"/>
+          <w:color w:val="C0504D" w:themeColor="accent2"/>
           <w:sz w:val="22"/>
           <w:szCs w:val="22"/>
           <w:lang w:val="en-US"/>
         </w:rPr>
-        <w:commentReference w:id="468"/>
-      </w:r>
-      <w:r>
-        <w:rPr>
-          <w:color w:val="9BBB59" w:themeColor="accent3"/>
+        <w:commentReference w:id="471"/>
+      </w:r>
+      <w:r>
+        <w:rPr>
+          <w:color w:val="C0504D" w:themeColor="accent2"/>
           <w:lang w:val="en-US"/>
         </w:rPr>
         <w:t xml:space="preserve">, these outcomes span the operational, customer, and strategic levels distinguished in Section 2.3, and they expose a distinction that efficiency-centred accounts of AI obscure: value </w:t>
@@ -24435,14 +24712,14 @@
         <w:rPr>
           <w:i/>
           <w:iCs/>
-          <w:color w:val="9BBB59" w:themeColor="accent3"/>
+          <w:color w:val="C0504D" w:themeColor="accent2"/>
           <w:lang w:val="en-US"/>
         </w:rPr>
         <w:t>created</w:t>
       </w:r>
       <w:r>
         <w:rPr>
-          <w:color w:val="9BBB59" w:themeColor="accent3"/>
+          <w:color w:val="C0504D" w:themeColor="accent2"/>
           <w:lang w:val="en-US"/>
         </w:rPr>
         <w:t xml:space="preserve"> for the customer is not the same as value </w:t>
@@ -24451,40 +24728,40 @@
         <w:rPr>
           <w:i/>
           <w:iCs/>
-          <w:color w:val="9BBB59" w:themeColor="accent3"/>
+          <w:color w:val="C0504D" w:themeColor="accent2"/>
           <w:lang w:val="en-US"/>
         </w:rPr>
         <w:t>captured</w:t>
       </w:r>
       <w:r>
         <w:rPr>
-          <w:color w:val="9BBB59" w:themeColor="accent3"/>
+          <w:color w:val="C0504D" w:themeColor="accent2"/>
           <w:lang w:val="en-US"/>
         </w:rPr>
         <w:t xml:space="preserve"> by the firm, and an organization can capture cost savings while destroying customer value through lost trust or authenticity. </w:t>
       </w:r>
-      <w:commentRangeStart w:id="469"/>
-      <w:r>
-        <w:rPr>
-          <w:color w:val="9BBB59" w:themeColor="accent3"/>
+      <w:commentRangeStart w:id="472"/>
+      <w:r>
+        <w:rPr>
+          <w:color w:val="C0504D" w:themeColor="accent2"/>
           <w:lang w:val="en-US"/>
         </w:rPr>
         <w:t>The manager’s task at this stage is therefore one of choice and measurement: deciding which value to pursue and benchmarking AI output against a human baseline so that improvement, rather than mere novelty, can be demonstrated</w:t>
       </w:r>
-      <w:commentRangeEnd w:id="469"/>
-      <w:r>
-        <w:rPr>
-          <w:rStyle w:val="CommentReference"/>
-          <w:color w:val="9BBB59" w:themeColor="accent3"/>
+      <w:commentRangeEnd w:id="472"/>
+      <w:r>
+        <w:rPr>
+          <w:rStyle w:val="CommentReference"/>
+          <w:color w:val="C0504D" w:themeColor="accent2"/>
           <w:sz w:val="22"/>
           <w:szCs w:val="22"/>
           <w:lang w:val="en-US"/>
         </w:rPr>
-        <w:commentReference w:id="469"/>
-      </w:r>
-      <w:r>
-        <w:rPr>
-          <w:color w:val="9BBB59" w:themeColor="accent3"/>
+        <w:commentReference w:id="472"/>
+      </w:r>
+      <w:r>
+        <w:rPr>
+          <w:color w:val="C0504D" w:themeColor="accent2"/>
           <w:lang w:val="en-US"/>
         </w:rPr>
         <w:t>.</w:t>
@@ -24493,294 +24770,206 @@
     <w:p>
       <w:pPr>
         <w:rPr>
-          <w:color w:val="9BBB59" w:themeColor="accent3"/>
-        </w:rPr>
-      </w:pPr>
-      <w:r>
-        <w:rPr>
-          <w:color w:val="9BBB59" w:themeColor="accent3"/>
+          <w:color w:val="C0504D" w:themeColor="accent2"/>
+        </w:rPr>
+      </w:pPr>
+      <w:r>
+        <w:rPr>
+          <w:color w:val="C0504D" w:themeColor="accent2"/>
         </w:rPr>
         <w:t xml:space="preserve">The clearest evidence that this value is managerially mediated rather than technologically </w:t>
       </w:r>
-      <w:commentRangeStart w:id="470"/>
-      <w:r>
-        <w:rPr>
-          <w:color w:val="9BBB59" w:themeColor="accent3"/>
+      <w:commentRangeStart w:id="473"/>
+      <w:r>
+        <w:rPr>
+          <w:color w:val="C0504D" w:themeColor="accent2"/>
         </w:rPr>
         <w:t>determined</w:t>
       </w:r>
-      <w:commentRangeEnd w:id="470"/>
-      <w:r>
-        <w:rPr>
-          <w:rStyle w:val="CommentReference"/>
-          <w:color w:val="9BBB59" w:themeColor="accent3"/>
+      <w:commentRangeEnd w:id="473"/>
+      <w:r>
+        <w:rPr>
+          <w:rStyle w:val="CommentReference"/>
+          <w:color w:val="C0504D" w:themeColor="accent2"/>
           <w:sz w:val="22"/>
           <w:szCs w:val="22"/>
         </w:rPr>
-        <w:commentReference w:id="470"/>
-      </w:r>
-      <w:r>
-        <w:rPr>
-          <w:color w:val="9BBB59" w:themeColor="accent3"/>
+        <w:commentReference w:id="473"/>
+      </w:r>
+      <w:r>
+        <w:rPr>
+          <w:color w:val="C0504D" w:themeColor="accent2"/>
         </w:rPr>
         <w:t xml:space="preserve"> is that comparable use cases produced divergent outcomes across organizations </w:t>
       </w:r>
-      <w:ins w:id="471" w:author="Claude" w:date="2026-06-13T15:30:00Z">
-        <w:r>
-          <w:t>(Table 5)</w:t>
-        </w:r>
-      </w:ins>
-      <w:del w:id="472" w:author="Claude" w:date="2026-06-13T15:30:00Z">
+      <w:r>
+        <w:rPr>
+          <w:color w:val="C0504D" w:themeColor="accent2"/>
+        </w:rPr>
+        <w:t>(Table 5)</w:t>
+      </w:r>
+      <w:r>
+        <w:rPr>
+          <w:color w:val="C0504D" w:themeColor="accent2"/>
+        </w:rPr>
+        <w:t xml:space="preserve">: the same analytics, content, or customer-facing use case proved transformative in one organization and stalled in another, and the difference lay in the managerial work and the configuration around it, not in the technology, which was largely shared. Crucially, this work responds to an externally sensed impulse rather than an internally generated one: managers do not invent the opportunity but observe it in the changing environment, and then steer the organization, reshaping, leveraging, and navigating its </w:t>
+      </w:r>
+      <w:r>
+        <w:rPr>
+          <w:color w:val="C0504D" w:themeColor="accent2"/>
+        </w:rPr>
+        <w:lastRenderedPageBreak/>
+        <w:t>conditions, and apply agentic AI to turn that opportunity into value. It is in this sense, through these interventions, that the manager rather than the agentic system is the central actor in value creation.</w:t>
+      </w:r>
+    </w:p>
+    <w:p>
+      <w:pPr>
+        <w:rPr>
+          <w:color w:val="C0504D" w:themeColor="accent2"/>
+          <w:lang w:val="en-US"/>
+        </w:rPr>
+      </w:pPr>
+      <w:r>
+        <w:rPr>
+          <w:color w:val="C0504D" w:themeColor="accent2"/>
+          <w:lang w:val="en-US"/>
+        </w:rPr>
+        <w:t xml:space="preserve">The </w:t>
+      </w:r>
+      <w:commentRangeStart w:id="474"/>
+      <w:r>
+        <w:rPr>
+          <w:color w:val="C0504D" w:themeColor="accent2"/>
+          <w:lang w:val="en-US"/>
+        </w:rPr>
+        <w:t>most</w:t>
+      </w:r>
+      <w:commentRangeEnd w:id="474"/>
+      <w:r>
+        <w:rPr>
+          <w:rStyle w:val="CommentReference"/>
+          <w:color w:val="C0504D" w:themeColor="accent2"/>
+          <w:sz w:val="22"/>
+          <w:szCs w:val="22"/>
+          <w:lang w:val="en-US"/>
+        </w:rPr>
+        <w:commentReference w:id="474"/>
+      </w:r>
+      <w:r>
+        <w:rPr>
+          <w:color w:val="C0504D" w:themeColor="accent2"/>
+          <w:lang w:val="en-US"/>
+        </w:rPr>
+        <w:t xml:space="preserve"> distinctive finding at this stage concerns how the portfolio’s negative terms are contained. Rather than treating value destruction (Doshi &amp; Hauser, 2024) as a side effect to be avoided, managers managed it recursively, deploying agentic AI to govern the very risks that agentic AI creates: brand-control and tone-of-voice agents police brand risk, while evaluator agents and human sense-checking limit the impact of hallucination. Because human work carries its own error and bias, the operative standard is </w:t>
+      </w:r>
+      <w:r>
+        <w:rPr>
+          <w:i/>
+          <w:iCs/>
+          <w:color w:val="C0504D" w:themeColor="accent2"/>
+          <w:lang w:val="en-US"/>
+        </w:rPr>
+        <w:t>comparative</w:t>
+      </w:r>
+      <w:r>
+        <w:rPr>
+          <w:color w:val="C0504D" w:themeColor="accent2"/>
+          <w:lang w:val="en-US"/>
+        </w:rPr>
+        <w:t xml:space="preserve"> rather than absolute: the question is not whether the agent errs but whether it errs less than the process it replaces. This reframes value destruction in the AI context as a condition that is actively and increasingly self-governed, and it carries a corollary: the organizations most exposed to AI-driven value destruction also have the strongest incentive, and the readiest means, to invest in AI-driven control.</w:t>
+      </w:r>
+    </w:p>
+    <w:p>
+      <w:pPr>
+        <w:rPr>
+          <w:color w:val="C0504D" w:themeColor="accent2"/>
+        </w:rPr>
+      </w:pPr>
+      <w:r>
+        <w:rPr>
+          <w:color w:val="C0504D" w:themeColor="accent2"/>
+        </w:rPr>
+        <w:t>One outcome, however, resists this containment and points beyond the firm. Deploying agentic AI first on junior tasks threatens the pipeline through which juniors become seniors, and the threat is sharpened by an inversion the data record: the juniors whose work is most exposed are often the most AI-native, more fluent with the tools than the senior practitioners who lead, a pattern consistent with evidence that the productivity gains from generative AI accrue most to less-experienced workers (Brynjolfsson et al., 2025). Thinning that layer trades a near-term operational gain for a longer-term erosion of capability that no efficiency metric records. This tension between operational and strategic value, like the emergence of consumers’ own agents as a new intermediary, is not resolved within the present data and is taken up again as a direction for future research in Section 5.3.</w:t>
+      </w:r>
+    </w:p>
+    <w:p>
+      <w:pPr>
+        <w:pStyle w:val="Heading2"/>
+        <w:rPr>
+          <w:color w:val="C0504D" w:themeColor="accent2"/>
+        </w:rPr>
+      </w:pPr>
+      <w:bookmarkStart w:id="475" w:name="_Toc231935251"/>
+      <w:r>
+        <w:rPr>
+          <w:color w:val="C0504D" w:themeColor="accent2"/>
+        </w:rPr>
+        <w:lastRenderedPageBreak/>
+        <w:t>5.2</w:t>
+      </w:r>
+      <w:r>
+        <w:rPr>
+          <w:color w:val="C0504D" w:themeColor="accent2"/>
+        </w:rPr>
+        <w:tab/>
+        <w:t>Practical implications</w:t>
+      </w:r>
+      <w:bookmarkEnd w:id="475"/>
+    </w:p>
+    <w:p>
+      <w:pPr>
+        <w:rPr>
+          <w:color w:val="C0504D" w:themeColor="accent2"/>
+        </w:rPr>
+      </w:pPr>
+      <w:r>
+        <w:rPr>
+          <w:color w:val="C0504D" w:themeColor="accent2"/>
+        </w:rPr>
+        <w:t xml:space="preserve">Because value creation with agentic AI is the product of managerial work across the process the model describes (building the conditions, steering the organization, designing how the technology is applied, and managing the value that results) rather than of the procurement decision alone, the practical implications of this study concern how marketing managers do that </w:t>
+      </w:r>
+      <w:commentRangeStart w:id="476"/>
+      <w:r>
+        <w:rPr>
+          <w:color w:val="C0504D" w:themeColor="accent2"/>
+        </w:rPr>
+        <w:t>work</w:t>
+      </w:r>
+      <w:commentRangeEnd w:id="476"/>
+      <w:r>
+        <w:rPr>
+          <w:rStyle w:val="CommentReference"/>
+          <w:color w:val="C0504D" w:themeColor="accent2"/>
+          <w:sz w:val="22"/>
+          <w:szCs w:val="22"/>
+        </w:rPr>
+        <w:commentReference w:id="476"/>
+      </w:r>
+      <w:r>
+        <w:rPr>
+          <w:color w:val="C0504D" w:themeColor="accent2"/>
+        </w:rPr>
+        <w:t>. The guidance below follows the stages of the model developed in Chapter 4; an operational checklist of these implications, organized by those stages, is provided in Appendix B.</w:t>
+      </w:r>
+    </w:p>
+    <w:p>
+      <w:pPr>
+        <w:pStyle w:val="Heading3"/>
+        <w:rPr>
+          <w:del w:id="477" w:author="Luttik, Daan" w:date="2026-06-13T21:30:00Z" w16du:dateUtc="2026-06-13T19:30:00Z"/>
+          <w:color w:val="C0504D" w:themeColor="accent2"/>
+        </w:rPr>
+      </w:pPr>
+      <w:del w:id="478" w:author="Luttik, Daan" w:date="2026-06-13T21:30:00Z" w16du:dateUtc="2026-06-13T19:30:00Z">
         <w:r>
           <w:rPr>
-            <w:color w:val="9BBB59" w:themeColor="accent3"/>
+            <w:color w:val="C0504D" w:themeColor="accent2"/>
           </w:rPr>
-          <w:delText>(Section 4.4.4; Table 4)</w:delText>
-        </w:r>
-      </w:del>
-      <w:r>
-        <w:rPr>
-          <w:color w:val="9BBB59" w:themeColor="accent3"/>
-        </w:rPr>
-        <w:t xml:space="preserve">: the same analytics, content, or customer-facing use case proved transformative in one organization and stalled in another, and the difference lay in the managerial work and the configuration around it, not in the technology, which was largely shared. Crucially, this work responds to an externally sensed impulse rather than an internally generated one: managers do not invent the opportunity but observe it in the changing environment </w:t>
-      </w:r>
-      <w:ins w:id="473" w:author="Claude" w:date="2026-06-13T15:30:00Z">
-        <w:r>
-          <w:t>(Section 5.1.2)</w:t>
-        </w:r>
-      </w:ins>
-      <w:del w:id="474" w:author="Claude" w:date="2026-06-13T15:30:00Z">
-        <w:r>
-          <w:rPr>
-            <w:color w:val="9BBB59" w:themeColor="accent3"/>
-          </w:rPr>
-          <w:delText>(Section 5.1.3)</w:delText>
-        </w:r>
-      </w:del>
-      <w:r>
-        <w:rPr>
-          <w:color w:val="9BBB59" w:themeColor="accent3"/>
-        </w:rPr>
-        <w:t>, and then steer the organization, reshaping, leveraging, and navigating its conditions, and apply agentic AI to turn that opportunity into value. It is in this sense, through these interventions, that the manager rather than the agentic system is the central actor in value creation.</w:t>
-      </w:r>
-    </w:p>
-    <w:p>
-      <w:pPr>
-        <w:rPr>
-          <w:color w:val="9BBB59" w:themeColor="accent3"/>
-          <w:lang w:val="en-US"/>
-        </w:rPr>
-      </w:pPr>
-      <w:r>
-        <w:rPr>
-          <w:color w:val="9BBB59" w:themeColor="accent3"/>
-          <w:lang w:val="en-US"/>
-        </w:rPr>
-        <w:t xml:space="preserve">The </w:t>
-      </w:r>
-      <w:commentRangeStart w:id="475"/>
-      <w:r>
-        <w:rPr>
-          <w:color w:val="9BBB59" w:themeColor="accent3"/>
-          <w:lang w:val="en-US"/>
-        </w:rPr>
-        <w:t>most</w:t>
-      </w:r>
-      <w:commentRangeEnd w:id="475"/>
-      <w:r>
-        <w:rPr>
-          <w:rStyle w:val="CommentReference"/>
-          <w:color w:val="9BBB59" w:themeColor="accent3"/>
-          <w:sz w:val="22"/>
-          <w:szCs w:val="22"/>
-          <w:lang w:val="en-US"/>
-        </w:rPr>
-        <w:commentReference w:id="475"/>
-      </w:r>
-      <w:r>
-        <w:rPr>
-          <w:color w:val="9BBB59" w:themeColor="accent3"/>
-          <w:lang w:val="en-US"/>
-        </w:rPr>
-        <w:t xml:space="preserve"> distinctive finding at this stage concerns how the portfolio’s negative terms are contained. Rather than treating value destruction (Doshi &amp; Hauser, 2024) as a side effect to be </w:t>
-      </w:r>
-      <w:r>
-        <w:rPr>
-          <w:color w:val="9BBB59" w:themeColor="accent3"/>
-          <w:lang w:val="en-US"/>
-        </w:rPr>
-        <w:lastRenderedPageBreak/>
-        <w:t xml:space="preserve">avoided, managers managed it recursively, deploying agentic AI to govern the very risks that agentic AI creates: brand-control and tone-of-voice agents police brand risk </w:t>
-      </w:r>
-      <w:ins w:id="476" w:author="Claude" w:date="2026-06-13T15:30:00Z">
-        <w:r>
-          <w:t>(Section 4.4.3)</w:t>
-        </w:r>
-      </w:ins>
-      <w:del w:id="477" w:author="Claude" w:date="2026-06-13T15:30:00Z">
-        <w:r>
-          <w:rPr>
-            <w:color w:val="9BBB59" w:themeColor="accent3"/>
-            <w:lang w:val="en-US"/>
-          </w:rPr>
-          <w:delText>(Section 4.5.1)</w:delText>
-        </w:r>
-      </w:del>
-      <w:r>
-        <w:rPr>
-          <w:color w:val="9BBB59" w:themeColor="accent3"/>
-          <w:lang w:val="en-US"/>
-        </w:rPr>
-        <w:t xml:space="preserve">, while evaluator agents and human sense-checking limit the impact of hallucination </w:t>
-      </w:r>
-      <w:ins w:id="478" w:author="Claude" w:date="2026-06-13T15:30:00Z">
-        <w:r>
-          <w:t>(Section 4.4.3)</w:t>
-        </w:r>
-      </w:ins>
-      <w:del w:id="479" w:author="Claude" w:date="2026-06-13T15:30:00Z">
-        <w:r>
-          <w:rPr>
-            <w:color w:val="9BBB59" w:themeColor="accent3"/>
-            <w:lang w:val="en-US"/>
-          </w:rPr>
-          <w:delText>(Section 4.5.2)</w:delText>
-        </w:r>
-      </w:del>
-      <w:r>
-        <w:rPr>
-          <w:color w:val="9BBB59" w:themeColor="accent3"/>
-          <w:lang w:val="en-US"/>
-        </w:rPr>
-        <w:t xml:space="preserve">. Because human work carries its own error and bias, the operative standard is </w:t>
-      </w:r>
-      <w:r>
-        <w:rPr>
-          <w:i/>
-          <w:iCs/>
-          <w:color w:val="9BBB59" w:themeColor="accent3"/>
-          <w:lang w:val="en-US"/>
-        </w:rPr>
-        <w:t>comparative</w:t>
-      </w:r>
-      <w:r>
-        <w:rPr>
-          <w:color w:val="9BBB59" w:themeColor="accent3"/>
-          <w:lang w:val="en-US"/>
-        </w:rPr>
-        <w:t xml:space="preserve"> rather than absolute: the question is not whether the agent errs but whether it errs less than the process it replaces. This reframes value destruction in the AI context as a condition that is actively and increasingly self-governed, and it carries a corollary: the organizations most exposed to AI-driven value destruction also have the strongest incentive, and the readiest means, to invest in AI-driven control.</w:t>
-      </w:r>
-    </w:p>
-    <w:p>
-      <w:pPr>
-        <w:rPr>
-          <w:color w:val="9BBB59" w:themeColor="accent3"/>
-        </w:rPr>
-      </w:pPr>
-      <w:r>
-        <w:rPr>
-          <w:color w:val="9BBB59" w:themeColor="accent3"/>
-        </w:rPr>
-        <w:t xml:space="preserve">One outcome, however, resists this containment and points beyond the firm. Deploying agentic AI first on junior tasks threatens the pipeline through which juniors become seniors </w:t>
-      </w:r>
-      <w:ins w:id="480" w:author="Claude" w:date="2026-06-13T15:30:00Z">
-        <w:r>
-          <w:t>(Section 4.4.1)</w:t>
-        </w:r>
-      </w:ins>
-      <w:del w:id="481" w:author="Claude" w:date="2026-06-13T15:30:00Z">
-        <w:r>
-          <w:rPr>
-            <w:color w:val="9BBB59" w:themeColor="accent3"/>
-          </w:rPr>
-          <w:delText>(Section 4.5.4)</w:delText>
-        </w:r>
-      </w:del>
-      <w:r>
-        <w:rPr>
-          <w:color w:val="9BBB59" w:themeColor="accent3"/>
-        </w:rPr>
-        <w:t>, and the threat is sharpened by an inversion the data record: the juniors whose work is most exposed are often the most AI-native, more fluent with the tools than the senior practitioners who lead, a pattern consistent with evidence that the productivity gains from generative AI accrue most to less-experienced workers (Brynjolfsson et al., 2025). Thinning that layer trades a near-term operational gain for a longer-term erosion of capability that no efficiency metric records. This tension between operational and strategic value, like the emergence of consumers’ own agents as a new intermediary, is not resolved within the present data and is taken up again as a direction for future research in Section 5.3.</w:t>
-      </w:r>
-    </w:p>
-    <w:p>
-      <w:pPr>
-        <w:pStyle w:val="Heading2"/>
-        <w:rPr>
-          <w:color w:val="9BBB59" w:themeColor="accent3"/>
-        </w:rPr>
-      </w:pPr>
-      <w:bookmarkStart w:id="482" w:name="_Toc231935251"/>
-      <w:r>
-        <w:rPr>
-          <w:color w:val="9BBB59" w:themeColor="accent3"/>
-        </w:rPr>
-        <w:t>5.2</w:t>
-      </w:r>
-      <w:r>
-        <w:rPr>
-          <w:color w:val="9BBB59" w:themeColor="accent3"/>
-        </w:rPr>
-        <w:tab/>
-        <w:t>Practical implications</w:t>
-      </w:r>
-      <w:bookmarkEnd w:id="482"/>
-    </w:p>
-    <w:p>
-      <w:pPr>
-        <w:rPr>
-          <w:color w:val="9BBB59" w:themeColor="accent3"/>
-        </w:rPr>
-      </w:pPr>
-      <w:r>
-        <w:rPr>
-          <w:color w:val="9BBB59" w:themeColor="accent3"/>
-        </w:rPr>
-        <w:t xml:space="preserve">Because value creation with agentic AI is the product of managerial work across the process the model describes (building the conditions, steering the organization, designing how the technology is applied, and managing the value that results) rather than of the procurement decision alone, the practical implications of this study concern how marketing managers do that </w:t>
-      </w:r>
-      <w:commentRangeStart w:id="483"/>
-      <w:r>
-        <w:rPr>
-          <w:color w:val="9BBB59" w:themeColor="accent3"/>
-        </w:rPr>
-        <w:t>work</w:t>
-      </w:r>
-      <w:commentRangeEnd w:id="483"/>
-      <w:r>
-        <w:rPr>
-          <w:rStyle w:val="CommentReference"/>
-          <w:color w:val="9BBB59" w:themeColor="accent3"/>
-          <w:sz w:val="22"/>
-          <w:szCs w:val="22"/>
-        </w:rPr>
-        <w:commentReference w:id="483"/>
-      </w:r>
-      <w:r>
-        <w:rPr>
-          <w:color w:val="9BBB59" w:themeColor="accent3"/>
-        </w:rPr>
-        <w:t>. The guidance below follows the stages of the model developed in Chapter 4; an operational checklist of these implications, organized by those stages, is provided in Appendix B.</w:t>
-      </w:r>
-    </w:p>
-    <w:p>
-      <w:pPr>
-        <w:pStyle w:val="Heading3"/>
-        <w:rPr>
-          <w:del w:id="484" w:author="Luttik, Daan" w:date="2026-06-13T21:30:00Z" w16du:dateUtc="2026-06-13T19:30:00Z"/>
-          <w:color w:val="9BBB59" w:themeColor="accent3"/>
-        </w:rPr>
-      </w:pPr>
-      <w:del w:id="485" w:author="Luttik, Daan" w:date="2026-06-13T21:30:00Z" w16du:dateUtc="2026-06-13T19:30:00Z">
-        <w:r>
-          <w:rPr>
-            <w:color w:val="9BBB59" w:themeColor="accent3"/>
-          </w:rPr>
-          <w:lastRenderedPageBreak/>
           <w:delText>5.2.1</w:delText>
         </w:r>
         <w:r>
           <w:rPr>
-            <w:color w:val="9BBB59" w:themeColor="accent3"/>
+            <w:color w:val="C0504D" w:themeColor="accent2"/>
           </w:rPr>
           <w:tab/>
           <w:delText>Build the conditions and lead the change</w:delText>
@@ -24790,74 +24979,41 @@
     <w:p>
       <w:pPr>
         <w:rPr>
-          <w:del w:id="486" w:author="Luttik, Daan" w:date="2026-06-13T21:30:00Z" w16du:dateUtc="2026-06-13T19:30:00Z"/>
-          <w:color w:val="9BBB59" w:themeColor="accent3"/>
-          <w:lang w:val="en-US"/>
-        </w:rPr>
-      </w:pPr>
-      <w:r>
-        <w:rPr>
-          <w:color w:val="9BBB59" w:themeColor="accent3"/>
-          <w:lang w:val="en-US"/>
-        </w:rPr>
-        <w:t xml:space="preserve">The most consistent obstacle to value was organizational rather than technical (Section 4.2.1): limited AI literacy, resistance to change, and an inability to think in systems. Managers should therefore treat adoption as a change program rather than a procurement, which is the practical counterpart to the long-established finding that the value of a digital technology is realized only through the complementary assets (skills, structure, leadership, and culture) that surround it (Ancillai et al., 2023; Enholm et al., 2022; Holmström, 2022). In practice this means investing in the enabling conditions and leading the change directly: educating in a way that is differentiated by level; making data and tooling accessible enough for an agent to act within the organization’s systems </w:t>
-      </w:r>
-      <w:ins w:id="487" w:author="Claude" w:date="2026-06-13T15:30:00Z">
-        <w:r>
-          <w:t>(Section 4.2.2)</w:t>
-        </w:r>
-      </w:ins>
-      <w:del w:id="488" w:author="Claude" w:date="2026-06-13T15:30:00Z">
-        <w:r>
-          <w:rPr>
-            <w:color w:val="9BBB59" w:themeColor="accent3"/>
-            <w:lang w:val="en-US"/>
-          </w:rPr>
-          <w:delText>(Section 4.2.3)</w:delText>
-        </w:r>
-      </w:del>
-      <w:r>
-        <w:rPr>
-          <w:color w:val="9BBB59" w:themeColor="accent3"/>
-          <w:lang w:val="en-US"/>
-        </w:rPr>
-        <w:t xml:space="preserve">; stating clearly where the organization is going with AI and what success looks like; bringing people along so that the resistance which otherwise stalls adoption is reduced; and identifying, empowering, and protecting the AI champions whose visible prototypes attract backing and scale into organization-wide initiatives </w:t>
-      </w:r>
-      <w:ins w:id="489" w:author="Claude" w:date="2026-06-13T15:30:00Z">
-        <w:r>
-          <w:t>(Section 4.2.1)</w:t>
-        </w:r>
-      </w:ins>
-      <w:del w:id="490" w:author="Claude" w:date="2026-06-13T15:30:00Z">
-        <w:r>
-          <w:rPr>
-            <w:color w:val="9BBB59" w:themeColor="accent3"/>
-            <w:lang w:val="en-US"/>
-          </w:rPr>
-          <w:delText>(Section 4.2.2)</w:delText>
-        </w:r>
-      </w:del>
-      <w:r>
-        <w:rPr>
-          <w:color w:val="9BBB59" w:themeColor="accent3"/>
-          <w:lang w:val="en-US"/>
-        </w:rPr>
-        <w:t>. Above all, managers should create protected, funded space for experimentation (accepting that early learning does not always produce immediate returns) because tangible value is most reliably discovered by doing rather than planning, and because senior leaders who absorb or centralize that cost remove one of the most powerful brakes on adoption.</w:t>
-      </w:r>
-    </w:p>
-    <w:p>
-      <w:pPr>
-        <w:pPrChange w:id="491" w:author="Luttik, Daan" w:date="2026-06-13T21:30:00Z" w16du:dateUtc="2026-06-13T19:30:00Z">
+          <w:del w:id="479" w:author="Luttik, Daan" w:date="2026-06-13T21:30:00Z" w16du:dateUtc="2026-06-13T19:30:00Z"/>
+          <w:color w:val="C0504D" w:themeColor="accent2"/>
+          <w:lang w:val="en-US"/>
+        </w:rPr>
+      </w:pPr>
+      <w:r>
+        <w:rPr>
+          <w:color w:val="C0504D" w:themeColor="accent2"/>
+          <w:lang w:val="en-US"/>
+        </w:rPr>
+        <w:t>The most consistent obstacle to value was organizational rather than technical (Section 4.2.1): limited AI literacy, resistance to change, and an inability to think in systems. Managers should therefore treat adoption as a change program rather than a procurement, which is the practical counterpart to the long-established finding that the value of a digital technology is realized only through the complementary assets (skills, structure, leadership, and culture) that surround it (Ancillai et al., 2023; Enholm et al., 2022; Holmström, 2022). In practice this means investing in the enabling conditions and leading the change directly: educating in a way that is differentiated by level; making data and tooling accessible enough for an agent to act within the organization’s systems; stating clearly where the organization is going with AI and what success looks like; bringing people along so that the resistance which otherwise stalls adoption is reduced; and identifying, empowering, and protecting the AI champions whose visible prototypes attract backing and scale into organization-wide initiatives. Above all, managers should create protected, funded space for experimentation (accepting that early learning does not always produce immediate returns) because tangible value is most reliably discovered by doing rather than planning, and because senior leaders who absorb or centralize that cost remove one of the most powerful brakes on adoption.</w:t>
+      </w:r>
+    </w:p>
+    <w:p>
+      <w:pPr>
+        <w:rPr>
+          <w:color w:val="C0504D" w:themeColor="accent2"/>
+        </w:rPr>
+        <w:pPrChange w:id="480" w:author="Luttik, Daan" w:date="2026-06-13T21:30:00Z" w16du:dateUtc="2026-06-13T19:30:00Z">
           <w:pPr>
             <w:pStyle w:val="Heading3"/>
           </w:pPr>
         </w:pPrChange>
       </w:pPr>
-      <w:del w:id="492" w:author="Luttik, Daan" w:date="2026-06-13T21:30:00Z" w16du:dateUtc="2026-06-13T19:30:00Z">
+      <w:del w:id="481" w:author="Luttik, Daan" w:date="2026-06-13T21:30:00Z" w16du:dateUtc="2026-06-13T19:30:00Z">
         <w:r>
+          <w:rPr>
+            <w:color w:val="C0504D" w:themeColor="accent2"/>
+          </w:rPr>
           <w:delText>5.2.2</w:delText>
         </w:r>
         <w:r>
+          <w:rPr>
+            <w:color w:val="C0504D" w:themeColor="accent2"/>
+          </w:rPr>
           <w:tab/>
           <w:delText>Choose your posture: follow or differentiate</w:delText>
         </w:r>
@@ -24866,44 +25022,37 @@
     <w:p>
       <w:pPr>
         <w:rPr>
-          <w:color w:val="9BBB59" w:themeColor="accent3"/>
-          <w:lang w:val="en-US"/>
-        </w:rPr>
-      </w:pPr>
-      <w:r>
-        <w:rPr>
-          <w:color w:val="9BBB59" w:themeColor="accent3"/>
-          <w:lang w:val="en-US"/>
-        </w:rPr>
-        <w:t xml:space="preserve">The findings imply a strategic choice between two postures. Much adoption is essentially AI hygiene (executing proven use cases efficiently to reach parity), and because competitors will inevitably pursue the same efficiency gains, these are unlikely to confer durable advantage; indeed, where every firm adopts similar systems the result can be a homogenization of output that erodes distinctiveness (Doshi &amp; Hauser, 2024). Pursuing outsized returns instead requires differentiation: finding novel use cases, experimenting to learn what works, and assembling the skills to implement them well; this is the strategic, rather than merely operational, register of </w:t>
-      </w:r>
-      <w:r>
-        <w:rPr>
-          <w:color w:val="9BBB59" w:themeColor="accent3"/>
+          <w:color w:val="C0504D" w:themeColor="accent2"/>
+          <w:lang w:val="en-US"/>
+        </w:rPr>
+      </w:pPr>
+      <w:r>
+        <w:rPr>
+          <w:color w:val="C0504D" w:themeColor="accent2"/>
           <w:lang w:val="en-US"/>
         </w:rPr>
         <w:lastRenderedPageBreak/>
-        <w:t>value (Section 2.3). The data suggest the default drift runs toward following rather than differentiating: participants reported abundant efficiency gains (doing the “faster same”) but comparatively little vision for the “different and better” applications that genuine differentiation requires (Section 4.1). Neither posture is inherently wrong, but they demand different investments, and because the pull is toward parity, managers should choose consciously rather than drift; for a structurally resistant organization, even disciplined following may be the value-maximizing option.</w:t>
+        <w:t>The findings imply a strategic choice between two postures. Much adoption is essentially AI hygiene (executing proven use cases efficiently to reach parity), and because competitors will inevitably pursue the same efficiency gains, these are unlikely to confer durable advantage; indeed, where every firm adopts similar systems the result can be a homogenization of output that erodes distinctiveness (Doshi &amp; Hauser, 2024). Pursuing outsized returns instead requires differentiation: finding novel use cases, experimenting to learn what works, and assembling the skills to implement them well; this is the strategic, rather than merely operational, register of value (Section 2.3). The data suggest the default drift runs toward following rather than differentiating: participants reported abundant efficiency gains (doing the “faster same”) but comparatively little vision for the “different and better” applications that genuine differentiation requires (Section 4.1). Neither posture is inherently wrong, but they demand different investments, and because the pull is toward parity, managers should choose consciously rather than drift; for a structurally resistant organization, even disciplined following may be the value-maximizing option.</w:t>
       </w:r>
     </w:p>
     <w:p>
       <w:pPr>
         <w:pStyle w:val="Heading3"/>
         <w:rPr>
-          <w:del w:id="493" w:author="Luttik, Daan" w:date="2026-06-13T21:30:00Z" w16du:dateUtc="2026-06-13T19:30:00Z"/>
-          <w:color w:val="9BBB59" w:themeColor="accent3"/>
-        </w:rPr>
-      </w:pPr>
-      <w:del w:id="494" w:author="Luttik, Daan" w:date="2026-06-13T21:30:00Z" w16du:dateUtc="2026-06-13T19:30:00Z">
+          <w:del w:id="482" w:author="Luttik, Daan" w:date="2026-06-13T21:30:00Z" w16du:dateUtc="2026-06-13T19:30:00Z"/>
+          <w:color w:val="C0504D" w:themeColor="accent2"/>
+        </w:rPr>
+      </w:pPr>
+      <w:del w:id="483" w:author="Luttik, Daan" w:date="2026-06-13T21:30:00Z" w16du:dateUtc="2026-06-13T19:30:00Z">
         <w:r>
           <w:rPr>
-            <w:color w:val="9BBB59" w:themeColor="accent3"/>
+            <w:color w:val="C0504D" w:themeColor="accent2"/>
           </w:rPr>
           <w:delText>5.2.3</w:delText>
         </w:r>
         <w:r>
           <w:rPr>
-            <w:color w:val="9BBB59" w:themeColor="accent3"/>
+            <w:color w:val="C0504D" w:themeColor="accent2"/>
           </w:rPr>
           <w:tab/>
           <w:delText>Start from the workflow and engineer the configuration</w:delText>
@@ -24913,13 +25062,13 @@
     <w:p>
       <w:pPr>
         <w:rPr>
-          <w:color w:val="9BBB59" w:themeColor="accent3"/>
-          <w:lang w:val="en-US"/>
-        </w:rPr>
-      </w:pPr>
-      <w:r>
-        <w:rPr>
-          <w:color w:val="9BBB59" w:themeColor="accent3"/>
+          <w:color w:val="C0504D" w:themeColor="accent2"/>
+          <w:lang w:val="en-US"/>
+        </w:rPr>
+      </w:pPr>
+      <w:r>
+        <w:rPr>
+          <w:color w:val="C0504D" w:themeColor="accent2"/>
           <w:lang w:val="en-US"/>
         </w:rPr>
         <w:t xml:space="preserve">Value was most reliably created when managers began from a marketing problem or workflow and inserted AI where they trusted its performance, rather than adopting AI for its own sake (Section 4.3.1); a practical method evident in the data is to decompose a process into its constituent steps and apply agentic AI only to the steps where it is reliable, retaining human judgment elsewhere. Because the result depends on how the agent is embedded, managers should treat the configuration as a real object of design: the harness around the agent (accessible data, memory, tool access, a clear system prompt, and guardrails) together with the surrounding data infrastructure and integration with existing systems (Section 4.3.2). This is the </w:t>
@@ -24928,14 +25077,14 @@
         <w:rPr>
           <w:i/>
           <w:iCs/>
-          <w:color w:val="9BBB59" w:themeColor="accent3"/>
+          <w:color w:val="C0504D" w:themeColor="accent2"/>
           <w:lang w:val="en-US"/>
         </w:rPr>
         <w:t>translation work</w:t>
       </w:r>
       <w:r>
         <w:rPr>
-          <w:color w:val="9BBB59" w:themeColor="accent3"/>
+          <w:color w:val="C0504D" w:themeColor="accent2"/>
           <w:lang w:val="en-US"/>
         </w:rPr>
         <w:t xml:space="preserve"> through which a broad technological possibility becomes a bounded, governable use case (Enholm et al., 2022; Kitsios &amp; Kamariotou, 2021); doing it deliberately lowers risk and makes the specific contribution of AI measurable.</w:t>
@@ -24945,20 +25094,21 @@
       <w:pPr>
         <w:pStyle w:val="Heading3"/>
         <w:rPr>
-          <w:del w:id="495" w:author="Luttik, Daan" w:date="2026-06-13T21:30:00Z" w16du:dateUtc="2026-06-13T19:30:00Z"/>
-          <w:color w:val="9BBB59" w:themeColor="accent3"/>
-        </w:rPr>
-      </w:pPr>
-      <w:del w:id="496" w:author="Luttik, Daan" w:date="2026-06-13T21:30:00Z" w16du:dateUtc="2026-06-13T19:30:00Z">
+          <w:del w:id="484" w:author="Luttik, Daan" w:date="2026-06-13T21:30:00Z" w16du:dateUtc="2026-06-13T19:30:00Z"/>
+          <w:color w:val="C0504D" w:themeColor="accent2"/>
+        </w:rPr>
+      </w:pPr>
+      <w:del w:id="485" w:author="Luttik, Daan" w:date="2026-06-13T21:30:00Z" w16du:dateUtc="2026-06-13T19:30:00Z">
         <w:r>
           <w:rPr>
-            <w:color w:val="9BBB59" w:themeColor="accent3"/>
+            <w:color w:val="C0504D" w:themeColor="accent2"/>
           </w:rPr>
+          <w:lastRenderedPageBreak/>
           <w:delText>5.2.4</w:delText>
         </w:r>
         <w:r>
           <w:rPr>
-            <w:color w:val="9BBB59" w:themeColor="accent3"/>
+            <w:color w:val="C0504D" w:themeColor="accent2"/>
           </w:rPr>
           <w:tab/>
           <w:delText>Govern AI with AI, calibrated to risk</w:delText>
@@ -24968,77 +25118,41 @@
     <w:p>
       <w:pPr>
         <w:rPr>
-          <w:del w:id="497" w:author="Luttik, Daan" w:date="2026-06-13T22:05:00Z" w16du:dateUtc="2026-06-13T20:05:00Z"/>
-          <w:color w:val="9BBB59" w:themeColor="accent3"/>
-          <w:lang w:val="en-US"/>
-        </w:rPr>
-      </w:pPr>
-      <w:r>
-        <w:rPr>
-          <w:color w:val="9BBB59" w:themeColor="accent3"/>
-          <w:lang w:val="en-US"/>
-        </w:rPr>
-        <w:t xml:space="preserve">The same design logic offers the most effective response to the risks of agentic AI: deploy AI to govern AI. Brand-control and tone-of-voice agents can enforce standards at scale, evaluator agents and human sense-checking can contain hallucination, and benchmarking AI output against a human baseline converts risk management into a measurable quality process </w:t>
-      </w:r>
-      <w:ins w:id="498" w:author="Claude" w:date="2026-06-13T15:30:00Z">
-        <w:r>
-          <w:t>(Section 4.4.3)</w:t>
-        </w:r>
-      </w:ins>
-      <w:del w:id="499" w:author="Claude" w:date="2026-06-13T15:30:00Z">
-        <w:r>
-          <w:rPr>
-            <w:color w:val="9BBB59" w:themeColor="accent3"/>
-            <w:lang w:val="en-US"/>
-          </w:rPr>
-          <w:delText>(Sections 4.4.3 and 4.5)</w:delText>
-        </w:r>
-      </w:del>
-      <w:r>
-        <w:rPr>
-          <w:color w:val="9BBB59" w:themeColor="accent3"/>
-          <w:lang w:val="en-US"/>
-        </w:rPr>
-        <w:t xml:space="preserve">. Because the harms of agentic AI are a form of value destruction to be </w:t>
-      </w:r>
-      <w:r>
-        <w:rPr>
-          <w:color w:val="9BBB59" w:themeColor="accent3"/>
-          <w:lang w:val="en-US"/>
-        </w:rPr>
-        <w:t xml:space="preserve">actively managed rather than merely avoided (Doshi &amp; Hauser, 2024), </w:t>
-      </w:r>
-      <w:r>
-        <w:rPr>
-          <w:color w:val="9BBB59" w:themeColor="accent3"/>
-          <w:lang w:val="en-US"/>
-        </w:rPr>
-        <w:lastRenderedPageBreak/>
-        <w:t>oversight should be calibrated to the cost of error and the difficulty of evaluating the output, rather than directed at eliminating error altogether.</w:t>
-      </w:r>
-    </w:p>
-    <w:p>
-      <w:pPr>
-        <w:rPr>
-          <w:del w:id="500" w:author="Luttik, Daan" w:date="2026-06-13T22:05:00Z" w16du:dateUtc="2026-06-13T20:05:00Z"/>
-          <w:color w:val="9BBB59" w:themeColor="accent3"/>
-        </w:rPr>
-        <w:pPrChange w:id="501" w:author="Luttik, Daan" w:date="2026-06-13T22:05:00Z" w16du:dateUtc="2026-06-13T20:05:00Z">
+          <w:del w:id="486" w:author="Luttik, Daan" w:date="2026-06-13T22:05:00Z" w16du:dateUtc="2026-06-13T20:05:00Z"/>
+          <w:color w:val="C0504D" w:themeColor="accent2"/>
+          <w:lang w:val="en-US"/>
+        </w:rPr>
+      </w:pPr>
+      <w:r>
+        <w:rPr>
+          <w:color w:val="C0504D" w:themeColor="accent2"/>
+          <w:lang w:val="en-US"/>
+        </w:rPr>
+        <w:t>The same design logic offers the most effective response to the risks of agentic AI: deploy AI to govern AI. Brand-control and tone-of-voice agents can enforce standards at scale, evaluator agents and human sense-checking can contain hallucination, and benchmarking AI output against a human baseline converts risk management into a measurable quality process. Because the harms of agentic AI are a form of value destruction to be actively managed rather than merely avoided (Doshi &amp; Hauser, 2024), oversight should be calibrated to the cost of error and the difficulty of evaluating the output, rather than directed at eliminating error altogether.</w:t>
+      </w:r>
+    </w:p>
+    <w:p>
+      <w:pPr>
+        <w:rPr>
+          <w:del w:id="487" w:author="Luttik, Daan" w:date="2026-06-13T22:05:00Z" w16du:dateUtc="2026-06-13T20:05:00Z"/>
+          <w:color w:val="C0504D" w:themeColor="accent2"/>
+        </w:rPr>
+        <w:pPrChange w:id="488" w:author="Luttik, Daan" w:date="2026-06-13T22:05:00Z" w16du:dateUtc="2026-06-13T20:05:00Z">
           <w:pPr>
             <w:pStyle w:val="Heading3"/>
           </w:pPr>
         </w:pPrChange>
       </w:pPr>
-      <w:del w:id="502" w:author="Luttik, Daan" w:date="2026-06-13T21:30:00Z" w16du:dateUtc="2026-06-13T19:30:00Z">
+      <w:del w:id="489" w:author="Luttik, Daan" w:date="2026-06-13T21:30:00Z" w16du:dateUtc="2026-06-13T19:30:00Z">
         <w:r>
           <w:rPr>
-            <w:color w:val="9BBB59" w:themeColor="accent3"/>
+            <w:color w:val="C0504D" w:themeColor="accent2"/>
           </w:rPr>
           <w:delText>5.2.5</w:delText>
         </w:r>
         <w:r>
           <w:rPr>
-            <w:color w:val="9BBB59" w:themeColor="accent3"/>
+            <w:color w:val="C0504D" w:themeColor="accent2"/>
           </w:rPr>
           <w:tab/>
           <w:delText>Resource and source it strategicall</w:delText>
@@ -25048,57 +25162,36 @@
     <w:p>
       <w:pPr>
         <w:rPr>
-          <w:color w:val="9BBB59" w:themeColor="accent3"/>
-          <w:lang w:val="en-US"/>
-        </w:rPr>
-      </w:pPr>
-      <w:r>
-        <w:rPr>
-          <w:color w:val="9BBB59" w:themeColor="accent3"/>
-          <w:lang w:val="en-US"/>
-        </w:rPr>
-        <w:t xml:space="preserve">Two resourcing decisions recur. First, treat AI budgeting as a strategic act: even in AI-forward organizations, securing budget remained difficult despite reported returns as high as a tenfold ROI (Section 4.4.1), and where the upside is large but uncertain and the time to return is variable, conventional business-case discipline can systematically under-fund experimentation, which is why centralizing or absorbing the cost of early work, as some leaders did, both resolves the tension and signals commitment. Second, manage the build-buy-dependence trade-off: external experts and agencies offer a fast route around scarce internal capacity and multi-year backlogs </w:t>
-      </w:r>
-      <w:ins w:id="503" w:author="Claude" w:date="2026-06-13T15:30:00Z">
-        <w:r>
-          <w:t>(Section 4.2.2)</w:t>
-        </w:r>
-      </w:ins>
-      <w:del w:id="504" w:author="Claude" w:date="2026-06-13T15:30:00Z">
+          <w:color w:val="C0504D" w:themeColor="accent2"/>
+          <w:lang w:val="en-US"/>
+        </w:rPr>
+      </w:pPr>
+      <w:r>
+        <w:rPr>
+          <w:color w:val="C0504D" w:themeColor="accent2"/>
+          <w:lang w:val="en-US"/>
+        </w:rPr>
+        <w:t>Two resourcing decisions recur. First, treat AI budgeting as a strategic act: even in AI-forward organizations, securing budget remained difficult despite reported returns as high as a tenfold ROI (Section 4.4.1), and where the upside is large but uncertain and the time to return is variable, conventional business-case discipline can systematically under-fund experimentation, which is why centralizing or absorbing the cost of early work, as some leaders did, both resolves the tension and signals commitment. Second, manage the build-buy-dependence trade-off: external experts and agencies offer a fast route around scarce internal capacity and multi-year backlogs, but externally sourced momentum is fragile and over-reliance can leave the AI knowledge built for an organization owned by its agency. Because durable capability rests on internalizing the complementary assets around the technology, managers should use external help to accelerate while deliberately retaining and building that capability in-house.</w:t>
+      </w:r>
+    </w:p>
+    <w:p>
+      <w:pPr>
+        <w:pStyle w:val="Heading3"/>
+        <w:rPr>
+          <w:del w:id="490" w:author="Luttik, Daan" w:date="2026-06-13T21:30:00Z" w16du:dateUtc="2026-06-13T19:30:00Z"/>
+          <w:color w:val="C0504D" w:themeColor="accent2"/>
+        </w:rPr>
+      </w:pPr>
+      <w:del w:id="491" w:author="Luttik, Daan" w:date="2026-06-13T21:30:00Z" w16du:dateUtc="2026-06-13T19:30:00Z">
         <w:r>
           <w:rPr>
-            <w:color w:val="9BBB59" w:themeColor="accent3"/>
-            <w:lang w:val="en-US"/>
-          </w:rPr>
-          <w:delText>(Section 4.2.1)</w:delText>
-        </w:r>
-      </w:del>
-      <w:r>
-        <w:rPr>
-          <w:color w:val="9BBB59" w:themeColor="accent3"/>
-          <w:lang w:val="en-US"/>
-        </w:rPr>
-        <w:t>, but externally sourced momentum is fragile and over-reliance can leave the AI knowledge built for an organization owned by its agency. Because durable capability rests on internalizing the complementary assets around the technology, managers should use external help to accelerate while deliberately retaining and building that capability in-house.</w:t>
-      </w:r>
-    </w:p>
-    <w:p>
-      <w:pPr>
-        <w:pStyle w:val="Heading3"/>
-        <w:rPr>
-          <w:del w:id="505" w:author="Luttik, Daan" w:date="2026-06-13T21:30:00Z" w16du:dateUtc="2026-06-13T19:30:00Z"/>
-          <w:color w:val="9BBB59" w:themeColor="accent3"/>
-        </w:rPr>
-      </w:pPr>
-      <w:del w:id="506" w:author="Luttik, Daan" w:date="2026-06-13T21:30:00Z" w16du:dateUtc="2026-06-13T19:30:00Z">
-        <w:r>
-          <w:rPr>
-            <w:color w:val="9BBB59" w:themeColor="accent3"/>
+            <w:color w:val="C0504D" w:themeColor="accent2"/>
           </w:rPr>
           <w:delText>5.2.6</w:delText>
         </w:r>
         <w:r>
           <w:rPr>
-            <w:color w:val="9BBB59" w:themeColor="accent3"/>
+            <w:color w:val="C0504D" w:themeColor="accent2"/>
           </w:rPr>
           <w:tab/>
           <w:delText>Look outward: the agentic demand side and the talent pipeline</w:delText>
@@ -25114,52 +25207,18 @@
       </w:pPr>
       <w:r>
         <w:rPr>
-          <w:color w:val="9BBB59" w:themeColor="accent3"/>
-          <w:lang w:val="en-US"/>
-        </w:rPr>
-        <w:t xml:space="preserve">Finally, managers should look outward as well as inward. Several participants anticipated agents of consumers acting as a new intermediary between seller and buyer, and began building connectors so that their products remain reachable by such agents and visible within AI-mediated search </w:t>
-      </w:r>
-      <w:ins w:id="507" w:author="Claude" w:date="2026-06-13T15:30:00Z">
-        <w:r>
-          <w:t>(Sections 4.1.2 and 4.3.4)</w:t>
-        </w:r>
-      </w:ins>
-      <w:del w:id="508" w:author="Claude" w:date="2026-06-13T15:30:00Z">
-        <w:r>
-          <w:rPr>
-            <w:color w:val="9BBB59" w:themeColor="accent3"/>
-            <w:lang w:val="en-US"/>
-          </w:rPr>
-          <w:delText>(Sections 4.1.2 and 4.3.1)</w:delText>
-        </w:r>
-      </w:del>
-      <w:r>
-        <w:rPr>
-          <w:color w:val="9BBB59" w:themeColor="accent3"/>
-          <w:lang w:val="en-US"/>
-        </w:rPr>
-        <w:t xml:space="preserve">, an early, practical instance of the value co-creation in which technology becomes an active participant in the exchange between firm and customer (Vargo &amp; Lusch, 2017; Leone et al., 2021). At the same time, deploying AI first on junior tasks risks eroding the pipeline that develops juniors into seniors </w:t>
-      </w:r>
-      <w:ins w:id="509" w:author="Claude" w:date="2026-06-13T15:30:00Z">
-        <w:r>
-          <w:t>(Section 4.4.1)</w:t>
-        </w:r>
-      </w:ins>
-      <w:del w:id="510" w:author="Claude" w:date="2026-06-13T15:30:00Z">
-        <w:r>
-          <w:rPr>
-            <w:color w:val="9BBB59" w:themeColor="accent3"/>
-            <w:lang w:val="en-US"/>
-          </w:rPr>
-          <w:delText>(Section 4.5.4)</w:delText>
-        </w:r>
-      </w:del>
-      <w:r>
-        <w:rPr>
-          <w:color w:val="9BBB59" w:themeColor="accent3"/>
-          <w:lang w:val="en-US"/>
-        </w:rPr>
-        <w:t>. Managers should weigh short-term efficiency against the longer-term cost to capability and brand distinctiveness, neither of which is captured by efficiency metrics alone.</w:t>
+          <w:color w:val="C0504D" w:themeColor="accent2"/>
+          <w:lang w:val="en-US"/>
+        </w:rPr>
+        <w:t xml:space="preserve">Finally, managers should look outward as well as inward. Several participants anticipated agents of consumers acting as a new intermediary between seller and buyer, and began building connectors so that their products remain reachable by such agents and visible within AI-mediated search, an early, practical instance of the value co-creation in which technology becomes an active participant in the exchange between firm and customer (Vargo &amp; </w:t>
+      </w:r>
+      <w:r>
+        <w:rPr>
+          <w:color w:val="C0504D" w:themeColor="accent2"/>
+          <w:lang w:val="en-US"/>
+        </w:rPr>
+        <w:lastRenderedPageBreak/>
+        <w:t>Lusch, 2017; Leone et al., 2021). At the same time, deploying AI first on junior tasks risks eroding the pipeline that develops juniors into seniors. Managers should weigh short-term efficiency against the longer-term cost to capability and brand distinctiveness, neither of which is captured by efficiency metrics alone.</w:t>
       </w:r>
     </w:p>
     <w:p>
@@ -25169,12 +25228,11 @@
           <w:color w:val="auto"/>
         </w:rPr>
       </w:pPr>
-      <w:bookmarkStart w:id="511" w:name="_Toc231935252"/>
+      <w:bookmarkStart w:id="492" w:name="_Toc231935252"/>
       <w:r>
         <w:rPr>
           <w:color w:val="auto"/>
         </w:rPr>
-        <w:lastRenderedPageBreak/>
         <w:t>5.3</w:t>
       </w:r>
       <w:r>
@@ -25184,12 +25242,12 @@
         <w:tab/>
         <w:t>Limitations &amp; Future research</w:t>
       </w:r>
-      <w:bookmarkEnd w:id="511"/>
-    </w:p>
-    <w:p>
-      <w:pPr>
-        <w:rPr>
-          <w:del w:id="512" w:author="Beninger, Stefanie" w:date="2026-06-10T13:27:00Z" w16du:dateUtc="2026-06-10T13:27:29Z"/>
+      <w:bookmarkEnd w:id="492"/>
+    </w:p>
+    <w:p>
+      <w:pPr>
+        <w:rPr>
+          <w:del w:id="493" w:author="Beninger, Stefanie" w:date="2026-06-10T13:27:00Z" w16du:dateUtc="2026-06-10T13:27:29Z"/>
         </w:rPr>
       </w:pPr>
       <w:r>
@@ -25198,14 +25256,14 @@
         </w:rPr>
         <w:t xml:space="preserve">A limitation of this study lies in the speed with which AI is evolving rapidly. Many insights regarding the role of the manager align with earlier works on transformations (e.g. Vidal et al. 2022) and are likely to be relevant toward the future; others like the impact of specific use cases might be heavily dependent on the temporal </w:t>
       </w:r>
-      <w:commentRangeStart w:id="513"/>
+      <w:commentRangeStart w:id="494"/>
       <w:r>
         <w:rPr>
           <w:lang w:val="en-US"/>
         </w:rPr>
         <w:t>situation</w:t>
       </w:r>
-      <w:commentRangeEnd w:id="513"/>
+      <w:commentRangeEnd w:id="494"/>
       <w:r>
         <w:rPr>
           <w:rStyle w:val="CommentReference"/>
@@ -25213,7 +25271,7 @@
           <w:szCs w:val="22"/>
           <w:lang w:val="en-US"/>
         </w:rPr>
-        <w:commentReference w:id="513"/>
+        <w:commentReference w:id="494"/>
       </w:r>
       <w:r>
         <w:rPr>
@@ -25221,14 +25279,14 @@
         </w:rPr>
         <w:t xml:space="preserve">. Furthermore, as this research applies a qualitative approach, our outcomes could be transferable to other </w:t>
       </w:r>
-      <w:commentRangeStart w:id="514"/>
+      <w:commentRangeStart w:id="495"/>
       <w:r>
         <w:rPr>
           <w:lang w:val="en-US"/>
         </w:rPr>
         <w:t>contexts</w:t>
       </w:r>
-      <w:commentRangeEnd w:id="514"/>
+      <w:commentRangeEnd w:id="495"/>
       <w:r>
         <w:rPr>
           <w:rStyle w:val="CommentReference"/>
@@ -25236,7 +25294,7 @@
           <w:szCs w:val="22"/>
           <w:lang w:val="en-US"/>
         </w:rPr>
-        <w:commentReference w:id="514"/>
+        <w:commentReference w:id="495"/>
       </w:r>
       <w:r>
         <w:rPr>
@@ -25246,14 +25304,14 @@
       </w:r>
     </w:p>
     <w:p>
-      <w:commentRangeStart w:id="515"/>
+      <w:commentRangeStart w:id="496"/>
       <w:r>
         <w:rPr>
           <w:lang w:val="en-US"/>
         </w:rPr>
         <w:t>To</w:t>
       </w:r>
-      <w:commentRangeEnd w:id="515"/>
+      <w:commentRangeEnd w:id="496"/>
       <w:r>
         <w:rPr>
           <w:rStyle w:val="CommentReference"/>
@@ -25261,7 +25319,7 @@
           <w:szCs w:val="22"/>
           <w:lang w:val="en-US"/>
         </w:rPr>
-        <w:commentReference w:id="515"/>
+        <w:commentReference w:id="496"/>
       </w:r>
       <w:r>
         <w:rPr>
@@ -25299,7 +25357,7 @@
         </w:rPr>
         <w:t>agentic</w:t>
       </w:r>
-      <w:ins w:id="516" w:author="Beninger, Stefanie" w:date="2026-06-10T13:27:00Z" w16du:dateUtc="2026-06-10T13:27:16Z">
+      <w:ins w:id="497" w:author="Beninger, Stefanie" w:date="2026-06-10T13:27:00Z" w16du:dateUtc="2026-06-10T13:27:16Z">
         <w:r>
           <w:rPr>
             <w:lang w:val="en-US"/>
@@ -25333,14 +25391,14 @@
         </w:rPr>
         <w:t xml:space="preserve">Another limitation lies in the gap between optics and </w:t>
       </w:r>
-      <w:commentRangeStart w:id="517"/>
+      <w:commentRangeStart w:id="498"/>
       <w:r>
         <w:rPr>
           <w:lang w:val="en-US"/>
         </w:rPr>
         <w:t>reality</w:t>
       </w:r>
-      <w:commentRangeEnd w:id="517"/>
+      <w:commentRangeEnd w:id="498"/>
       <w:r>
         <w:rPr>
           <w:rStyle w:val="CommentReference"/>
@@ -25348,7 +25406,7 @@
           <w:szCs w:val="22"/>
           <w:lang w:val="en-US"/>
         </w:rPr>
-        <w:commentReference w:id="517"/>
+        <w:commentReference w:id="498"/>
       </w:r>
       <w:r>
         <w:rPr>
@@ -25356,14 +25414,14 @@
         </w:rPr>
         <w:t xml:space="preserve">; while many interviewees were open about this gap, others might not have been so </w:t>
       </w:r>
-      <w:commentRangeStart w:id="518"/>
+      <w:commentRangeStart w:id="499"/>
       <w:r>
         <w:rPr>
           <w:lang w:val="en-US"/>
         </w:rPr>
         <w:t>forthcoming</w:t>
       </w:r>
-      <w:commentRangeEnd w:id="518"/>
+      <w:commentRangeEnd w:id="499"/>
       <w:r>
         <w:rPr>
           <w:rStyle w:val="CommentReference"/>
@@ -25371,7 +25429,7 @@
           <w:szCs w:val="22"/>
           <w:lang w:val="en-US"/>
         </w:rPr>
-        <w:commentReference w:id="518"/>
+        <w:commentReference w:id="499"/>
       </w:r>
       <w:r>
         <w:rPr>
@@ -25385,7 +25443,7 @@
         </w:rPr>
         <w:t>)</w:t>
       </w:r>
-      <w:ins w:id="519" w:author="Beninger, Stefanie" w:date="2026-06-10T13:28:00Z" w16du:dateUtc="2026-06-10T13:28:17Z">
+      <w:ins w:id="500" w:author="Beninger, Stefanie" w:date="2026-06-10T13:28:00Z" w16du:dateUtc="2026-06-10T13:28:17Z">
         <w:r>
           <w:rPr>
             <w:lang w:val="en-US"/>
@@ -25399,14 +25457,14 @@
         </w:rPr>
         <w:t xml:space="preserve"> research could use different data collection methods and leverage different research approaches. For example, auditing the state of AI within an </w:t>
       </w:r>
-      <w:commentRangeStart w:id="520"/>
+      <w:commentRangeStart w:id="501"/>
       <w:r>
         <w:rPr>
           <w:lang w:val="en-US"/>
         </w:rPr>
         <w:t>organization</w:t>
       </w:r>
-      <w:commentRangeEnd w:id="520"/>
+      <w:commentRangeEnd w:id="501"/>
       <w:r>
         <w:rPr>
           <w:rStyle w:val="CommentReference"/>
@@ -25414,7 +25472,7 @@
           <w:szCs w:val="22"/>
           <w:lang w:val="en-US"/>
         </w:rPr>
-        <w:commentReference w:id="520"/>
+        <w:commentReference w:id="501"/>
       </w:r>
       <w:r>
         <w:rPr>
@@ -25450,15 +25508,15 @@
         </w:rPr>
         <w:t xml:space="preserve">Finally, </w:t>
       </w:r>
-      <w:commentRangeStart w:id="521"/>
-      <w:commentRangeStart w:id="522"/>
+      <w:commentRangeStart w:id="502"/>
+      <w:commentRangeStart w:id="503"/>
       <w:r>
         <w:rPr>
           <w:lang w:val="en-US"/>
         </w:rPr>
         <w:t>research</w:t>
       </w:r>
-      <w:commentRangeEnd w:id="521"/>
+      <w:commentRangeEnd w:id="502"/>
       <w:r>
         <w:rPr>
           <w:rStyle w:val="CommentReference"/>
@@ -25466,9 +25524,9 @@
           <w:szCs w:val="22"/>
           <w:lang w:val="en-US"/>
         </w:rPr>
-        <w:commentReference w:id="521"/>
-      </w:r>
-      <w:commentRangeEnd w:id="522"/>
+        <w:commentReference w:id="502"/>
+      </w:r>
+      <w:commentRangeEnd w:id="503"/>
       <w:r>
         <w:rPr>
           <w:rStyle w:val="CommentReference"/>
@@ -25476,7 +25534,7 @@
           <w:szCs w:val="22"/>
           <w:lang w:val="en-US"/>
         </w:rPr>
-        <w:commentReference w:id="522"/>
+        <w:commentReference w:id="503"/>
       </w:r>
       <w:r>
         <w:rPr>
@@ -25484,14 +25542,14 @@
         </w:rPr>
         <w:t xml:space="preserve"> could study specific elements in more </w:t>
       </w:r>
-      <w:commentRangeStart w:id="523"/>
+      <w:commentRangeStart w:id="504"/>
       <w:r>
         <w:rPr>
           <w:lang w:val="en-US"/>
         </w:rPr>
         <w:t>depth</w:t>
       </w:r>
-      <w:commentRangeEnd w:id="523"/>
+      <w:commentRangeEnd w:id="504"/>
       <w:r>
         <w:rPr>
           <w:rStyle w:val="CommentReference"/>
@@ -25499,7 +25557,7 @@
           <w:szCs w:val="22"/>
           <w:lang w:val="en-US"/>
         </w:rPr>
-        <w:commentReference w:id="523"/>
+        <w:commentReference w:id="504"/>
       </w:r>
       <w:r>
         <w:rPr>
@@ -25507,14 +25565,14 @@
         </w:rPr>
         <w:t xml:space="preserve">. First, research seems to rarely analyze the impact of specific technical features or technical </w:t>
       </w:r>
-      <w:commentRangeStart w:id="524"/>
+      <w:commentRangeStart w:id="505"/>
       <w:r>
         <w:rPr>
           <w:lang w:val="en-US"/>
         </w:rPr>
         <w:t>configurations</w:t>
       </w:r>
-      <w:commentRangeEnd w:id="524"/>
+      <w:commentRangeEnd w:id="505"/>
       <w:r>
         <w:rPr>
           <w:rStyle w:val="CommentReference"/>
@@ -25522,22 +25580,29 @@
           <w:szCs w:val="22"/>
           <w:lang w:val="en-US"/>
         </w:rPr>
-        <w:commentReference w:id="524"/>
-      </w:r>
-      <w:r>
-        <w:rPr>
-          <w:lang w:val="en-US"/>
-        </w:rPr>
-        <w:t xml:space="preserve"> on business outcomes, research in this domain could further explain the high variance regarding value outcomes for similar use cases. Second, research could make a more detailed analysis regarding the effect of the organizational </w:t>
-      </w:r>
-      <w:commentRangeStart w:id="525"/>
+        <w:commentReference w:id="505"/>
+      </w:r>
+      <w:r>
+        <w:rPr>
+          <w:lang w:val="en-US"/>
+        </w:rPr>
+        <w:t xml:space="preserve"> on business outcomes, research in this domain could further explain the high variance regarding value outcomes for similar use cases. Second, research could make a more detailed analysis regarding </w:t>
+      </w:r>
+      <w:r>
+        <w:rPr>
+          <w:lang w:val="en-US"/>
+        </w:rPr>
+        <w:lastRenderedPageBreak/>
+        <w:t xml:space="preserve">the effect of the organizational </w:t>
+      </w:r>
+      <w:commentRangeStart w:id="506"/>
       <w:r>
         <w:rPr>
           <w:lang w:val="en-US"/>
         </w:rPr>
         <w:t>context</w:t>
       </w:r>
-      <w:commentRangeEnd w:id="525"/>
+      <w:commentRangeEnd w:id="506"/>
       <w:r>
         <w:rPr>
           <w:rStyle w:val="CommentReference"/>
@@ -25545,7 +25610,7 @@
           <w:szCs w:val="22"/>
           <w:lang w:val="en-US"/>
         </w:rPr>
-        <w:commentReference w:id="525"/>
+        <w:commentReference w:id="506"/>
       </w:r>
       <w:r>
         <w:rPr>
@@ -25553,14 +25618,14 @@
         </w:rPr>
         <w:t xml:space="preserve">, looking into optimal configurations that managers can strive to create. Third, research could make a more detailed analysis of the specific behaviors of marketing managers, analyzing the components of behaviors like reshaping and their impact on the outcomes within the </w:t>
       </w:r>
-      <w:commentRangeStart w:id="526"/>
+      <w:commentRangeStart w:id="507"/>
       <w:r>
         <w:rPr>
           <w:lang w:val="en-US"/>
         </w:rPr>
         <w:t>organization</w:t>
       </w:r>
-      <w:commentRangeEnd w:id="526"/>
+      <w:commentRangeEnd w:id="507"/>
       <w:r>
         <w:rPr>
           <w:rStyle w:val="CommentReference"/>
@@ -25568,7 +25633,7 @@
           <w:szCs w:val="22"/>
           <w:lang w:val="en-US"/>
         </w:rPr>
-        <w:commentReference w:id="526"/>
+        <w:commentReference w:id="507"/>
       </w:r>
       <w:r>
         <w:rPr>
@@ -25588,7 +25653,7 @@
       <w:pPr>
         <w:pStyle w:val="Heading1"/>
       </w:pPr>
-      <w:bookmarkStart w:id="527" w:name="_Toc231935253"/>
+      <w:bookmarkStart w:id="508" w:name="_Toc231935253"/>
       <w:r>
         <w:lastRenderedPageBreak/>
         <w:t>6.</w:t>
@@ -25597,13 +25662,13 @@
         <w:tab/>
         <w:t>Conclusion</w:t>
       </w:r>
-      <w:bookmarkEnd w:id="527"/>
+      <w:bookmarkEnd w:id="508"/>
     </w:p>
     <w:p>
       <w:pPr>
         <w:rPr>
           <w:color w:val="C0504D" w:themeColor="accent2"/>
-          <w:rPrChange w:id="528" w:author="Luttik, Daan" w:date="2026-06-13T21:32:00Z" w16du:dateUtc="2026-06-13T19:32:00Z">
+          <w:rPrChange w:id="509" w:author="Luttik, Daan" w:date="2026-06-13T21:32:00Z" w16du:dateUtc="2026-06-13T19:32:00Z">
             <w:rPr>
               <w:color w:val="9BBB59" w:themeColor="accent3"/>
             </w:rPr>
@@ -25613,7 +25678,7 @@
       <w:r>
         <w:rPr>
           <w:color w:val="C0504D" w:themeColor="accent2"/>
-          <w:rPrChange w:id="529" w:author="Luttik, Daan" w:date="2026-06-13T21:32:00Z" w16du:dateUtc="2026-06-13T19:32:00Z">
+          <w:rPrChange w:id="510" w:author="Luttik, Daan" w:date="2026-06-13T21:32:00Z" w16du:dateUtc="2026-06-13T19:32:00Z">
             <w:rPr>
               <w:color w:val="9BBB59" w:themeColor="accent3"/>
             </w:rPr>
@@ -25624,7 +25689,7 @@
       <w:r>
         <w:rPr>
           <w:color w:val="C0504D" w:themeColor="accent2"/>
-          <w:rPrChange w:id="530" w:author="Luttik, Daan" w:date="2026-06-13T21:32:00Z" w16du:dateUtc="2026-06-13T19:32:00Z">
+          <w:rPrChange w:id="511" w:author="Luttik, Daan" w:date="2026-06-13T21:32:00Z" w16du:dateUtc="2026-06-13T19:32:00Z">
             <w:rPr>
               <w:color w:val="9BBB59" w:themeColor="accent3"/>
             </w:rPr>
@@ -25635,7 +25700,7 @@
       <w:r>
         <w:rPr>
           <w:color w:val="C0504D" w:themeColor="accent2"/>
-          <w:rPrChange w:id="531" w:author="Luttik, Daan" w:date="2026-06-13T21:32:00Z" w16du:dateUtc="2026-06-13T19:32:00Z">
+          <w:rPrChange w:id="512" w:author="Luttik, Daan" w:date="2026-06-13T21:32:00Z" w16du:dateUtc="2026-06-13T19:32:00Z">
             <w:rPr>
               <w:color w:val="9BBB59" w:themeColor="accent3"/>
             </w:rPr>
@@ -25643,11 +25708,11 @@
         </w:rPr>
         <w:t>that value is created not by adopting agentic AI but by the managerial work that surrounds it:</w:t>
       </w:r>
-      <w:commentRangeStart w:id="532"/>
+      <w:commentRangeStart w:id="513"/>
       <w:r>
         <w:rPr>
           <w:color w:val="C0504D" w:themeColor="accent2"/>
-          <w:rPrChange w:id="533" w:author="Luttik, Daan" w:date="2026-06-13T21:32:00Z" w16du:dateUtc="2026-06-13T19:32:00Z">
+          <w:rPrChange w:id="514" w:author="Luttik, Daan" w:date="2026-06-13T21:32:00Z" w16du:dateUtc="2026-06-13T19:32:00Z">
             <w:rPr>
               <w:color w:val="9BBB59" w:themeColor="accent3"/>
             </w:rPr>
@@ -25655,14 +25720,14 @@
         </w:rPr>
         <w:t xml:space="preserve"> observing a volatile environment, building the conditions for change, steering the organization, designing how the technology is applied, and managing the portfolio of value that results</w:t>
       </w:r>
-      <w:commentRangeEnd w:id="532"/>
+      <w:commentRangeEnd w:id="513"/>
       <w:r>
         <w:rPr>
           <w:rStyle w:val="CommentReference"/>
           <w:color w:val="C0504D" w:themeColor="accent2"/>
           <w:sz w:val="22"/>
           <w:szCs w:val="22"/>
-          <w:rPrChange w:id="534" w:author="Luttik, Daan" w:date="2026-06-13T21:32:00Z" w16du:dateUtc="2026-06-13T19:32:00Z">
+          <w:rPrChange w:id="515" w:author="Luttik, Daan" w:date="2026-06-13T21:32:00Z" w16du:dateUtc="2026-06-13T19:32:00Z">
             <w:rPr>
               <w:rStyle w:val="CommentReference"/>
               <w:color w:val="9BBB59" w:themeColor="accent3"/>
@@ -25671,12 +25736,12 @@
             </w:rPr>
           </w:rPrChange>
         </w:rPr>
-        <w:commentReference w:id="532"/>
+        <w:commentReference w:id="513"/>
       </w:r>
       <w:r>
         <w:rPr>
           <w:color w:val="C0504D" w:themeColor="accent2"/>
-          <w:rPrChange w:id="535" w:author="Luttik, Daan" w:date="2026-06-13T21:32:00Z" w16du:dateUtc="2026-06-13T19:32:00Z">
+          <w:rPrChange w:id="516" w:author="Luttik, Daan" w:date="2026-06-13T21:32:00Z" w16du:dateUtc="2026-06-13T19:32:00Z">
             <w:rPr>
               <w:color w:val="9BBB59" w:themeColor="accent3"/>
             </w:rPr>
@@ -25687,7 +25752,7 @@
       <w:r>
         <w:rPr>
           <w:color w:val="C0504D" w:themeColor="accent2"/>
-          <w:rPrChange w:id="536" w:author="Luttik, Daan" w:date="2026-06-13T21:32:00Z" w16du:dateUtc="2026-06-13T19:32:00Z">
+          <w:rPrChange w:id="517" w:author="Luttik, Daan" w:date="2026-06-13T21:32:00Z" w16du:dateUtc="2026-06-13T19:32:00Z">
             <w:rPr>
               <w:color w:val="9BBB59" w:themeColor="accent3"/>
             </w:rPr>
@@ -25698,7 +25763,7 @@
       <w:r>
         <w:rPr>
           <w:color w:val="C0504D" w:themeColor="accent2"/>
-          <w:rPrChange w:id="537" w:author="Luttik, Daan" w:date="2026-06-13T21:32:00Z" w16du:dateUtc="2026-06-13T19:32:00Z">
+          <w:rPrChange w:id="518" w:author="Luttik, Daan" w:date="2026-06-13T21:32:00Z" w16du:dateUtc="2026-06-13T19:32:00Z">
             <w:rPr>
               <w:color w:val="9BBB59" w:themeColor="accent3"/>
             </w:rPr>
@@ -25712,7 +25777,7 @@
         <w:rPr>
           <w:color w:val="C0504D" w:themeColor="accent2"/>
           <w:lang w:val="en-US"/>
-          <w:rPrChange w:id="538" w:author="Luttik, Daan" w:date="2026-06-13T21:32:00Z" w16du:dateUtc="2026-06-13T19:32:00Z">
+          <w:rPrChange w:id="519" w:author="Luttik, Daan" w:date="2026-06-13T21:32:00Z" w16du:dateUtc="2026-06-13T19:32:00Z">
             <w:rPr>
               <w:color w:val="76923C" w:themeColor="accent3" w:themeShade="BF"/>
               <w:lang w:val="en-US"/>
@@ -25720,12 +25785,12 @@
           </w:rPrChange>
         </w:rPr>
       </w:pPr>
-      <w:commentRangeStart w:id="539"/>
+      <w:commentRangeStart w:id="520"/>
       <w:r>
         <w:rPr>
           <w:color w:val="C0504D" w:themeColor="accent2"/>
           <w:lang w:val="en-US"/>
-          <w:rPrChange w:id="540" w:author="Luttik, Daan" w:date="2026-06-13T21:32:00Z" w16du:dateUtc="2026-06-13T19:32:00Z">
+          <w:rPrChange w:id="521" w:author="Luttik, Daan" w:date="2026-06-13T21:32:00Z" w16du:dateUtc="2026-06-13T19:32:00Z">
             <w:rPr>
               <w:color w:val="76923C" w:themeColor="accent3" w:themeShade="BF"/>
               <w:lang w:val="en-US"/>
@@ -25734,7 +25799,7 @@
         </w:rPr>
         <w:t>The</w:t>
       </w:r>
-      <w:commentRangeEnd w:id="539"/>
+      <w:commentRangeEnd w:id="520"/>
       <w:r>
         <w:rPr>
           <w:rStyle w:val="CommentReference"/>
@@ -25742,7 +25807,7 @@
           <w:sz w:val="22"/>
           <w:szCs w:val="22"/>
           <w:lang w:val="en-US"/>
-          <w:rPrChange w:id="541" w:author="Luttik, Daan" w:date="2026-06-13T21:32:00Z" w16du:dateUtc="2026-06-13T19:32:00Z">
+          <w:rPrChange w:id="522" w:author="Luttik, Daan" w:date="2026-06-13T21:32:00Z" w16du:dateUtc="2026-06-13T19:32:00Z">
             <w:rPr>
               <w:rStyle w:val="CommentReference"/>
               <w:color w:val="76923C" w:themeColor="accent3" w:themeShade="BF"/>
@@ -25752,13 +25817,13 @@
             </w:rPr>
           </w:rPrChange>
         </w:rPr>
-        <w:commentReference w:id="539"/>
+        <w:commentReference w:id="520"/>
       </w:r>
       <w:r>
         <w:rPr>
           <w:color w:val="C0504D" w:themeColor="accent2"/>
           <w:lang w:val="en-US"/>
-          <w:rPrChange w:id="542" w:author="Luttik, Daan" w:date="2026-06-13T21:32:00Z" w16du:dateUtc="2026-06-13T19:32:00Z">
+          <w:rPrChange w:id="523" w:author="Luttik, Daan" w:date="2026-06-13T21:32:00Z" w16du:dateUtc="2026-06-13T19:32:00Z">
             <w:rPr>
               <w:color w:val="76923C" w:themeColor="accent3" w:themeShade="BF"/>
               <w:lang w:val="en-US"/>
@@ -25777,7 +25842,7 @@
         <w:rPr>
           <w:color w:val="C0504D" w:themeColor="accent2"/>
           <w:lang w:val="en-US"/>
-          <w:rPrChange w:id="543" w:author="Luttik, Daan" w:date="2026-06-13T21:32:00Z" w16du:dateUtc="2026-06-13T19:32:00Z">
+          <w:rPrChange w:id="524" w:author="Luttik, Daan" w:date="2026-06-13T21:32:00Z" w16du:dateUtc="2026-06-13T19:32:00Z">
             <w:rPr>
               <w:color w:val="76923C" w:themeColor="accent3" w:themeShade="BF"/>
               <w:lang w:val="en-US"/>
@@ -25786,12 +25851,12 @@
         </w:rPr>
         <w:t xml:space="preserve"> structure this </w:t>
       </w:r>
-      <w:commentRangeStart w:id="544"/>
+      <w:commentRangeStart w:id="525"/>
       <w:r>
         <w:rPr>
           <w:color w:val="C0504D" w:themeColor="accent2"/>
           <w:lang w:val="en-US"/>
-          <w:rPrChange w:id="545" w:author="Luttik, Daan" w:date="2026-06-13T21:32:00Z" w16du:dateUtc="2026-06-13T19:32:00Z">
+          <w:rPrChange w:id="526" w:author="Luttik, Daan" w:date="2026-06-13T21:32:00Z" w16du:dateUtc="2026-06-13T19:32:00Z">
             <w:rPr>
               <w:color w:val="76923C" w:themeColor="accent3" w:themeShade="BF"/>
               <w:lang w:val="en-US"/>
@@ -25800,7 +25865,7 @@
         </w:rPr>
         <w:t>answer</w:t>
       </w:r>
-      <w:commentRangeEnd w:id="544"/>
+      <w:commentRangeEnd w:id="525"/>
       <w:r>
         <w:rPr>
           <w:rStyle w:val="CommentReference"/>
@@ -25808,7 +25873,7 @@
           <w:sz w:val="22"/>
           <w:szCs w:val="22"/>
           <w:lang w:val="en-US"/>
-          <w:rPrChange w:id="546" w:author="Luttik, Daan" w:date="2026-06-13T21:32:00Z" w16du:dateUtc="2026-06-13T19:32:00Z">
+          <w:rPrChange w:id="527" w:author="Luttik, Daan" w:date="2026-06-13T21:32:00Z" w16du:dateUtc="2026-06-13T19:32:00Z">
             <w:rPr>
               <w:rStyle w:val="CommentReference"/>
               <w:color w:val="76923C" w:themeColor="accent3" w:themeShade="BF"/>
@@ -25818,13 +25883,13 @@
             </w:rPr>
           </w:rPrChange>
         </w:rPr>
-        <w:commentReference w:id="544"/>
+        <w:commentReference w:id="525"/>
       </w:r>
       <w:r>
         <w:rPr>
           <w:color w:val="C0504D" w:themeColor="accent2"/>
           <w:lang w:val="en-US"/>
-          <w:rPrChange w:id="547" w:author="Luttik, Daan" w:date="2026-06-13T21:32:00Z" w16du:dateUtc="2026-06-13T19:32:00Z">
+          <w:rPrChange w:id="528" w:author="Luttik, Daan" w:date="2026-06-13T21:32:00Z" w16du:dateUtc="2026-06-13T19:32:00Z">
             <w:rPr>
               <w:color w:val="76923C" w:themeColor="accent3" w:themeShade="BF"/>
               <w:lang w:val="en-US"/>
@@ -25839,7 +25904,7 @@
           <w:iCs/>
           <w:color w:val="C0504D" w:themeColor="accent2"/>
           <w:lang w:val="en-US"/>
-          <w:rPrChange w:id="548" w:author="Luttik, Daan" w:date="2026-06-13T21:32:00Z" w16du:dateUtc="2026-06-13T19:32:00Z">
+          <w:rPrChange w:id="529" w:author="Luttik, Daan" w:date="2026-06-13T21:32:00Z" w16du:dateUtc="2026-06-13T19:32:00Z">
             <w:rPr>
               <w:i/>
               <w:iCs/>
@@ -25854,7 +25919,7 @@
         <w:rPr>
           <w:color w:val="C0504D" w:themeColor="accent2"/>
           <w:lang w:val="en-US"/>
-          <w:rPrChange w:id="549" w:author="Luttik, Daan" w:date="2026-06-13T21:32:00Z" w16du:dateUtc="2026-06-13T19:32:00Z">
+          <w:rPrChange w:id="530" w:author="Luttik, Daan" w:date="2026-06-13T21:32:00Z" w16du:dateUtc="2026-06-13T19:32:00Z">
             <w:rPr>
               <w:color w:val="76923C" w:themeColor="accent3" w:themeShade="BF"/>
               <w:lang w:val="en-US"/>
@@ -25869,7 +25934,7 @@
         <w:rPr>
           <w:color w:val="C0504D" w:themeColor="accent2"/>
           <w:lang w:val="en-US"/>
-          <w:rPrChange w:id="550" w:author="Luttik, Daan" w:date="2026-06-13T21:32:00Z" w16du:dateUtc="2026-06-13T19:32:00Z">
+          <w:rPrChange w:id="531" w:author="Luttik, Daan" w:date="2026-06-13T21:32:00Z" w16du:dateUtc="2026-06-13T19:32:00Z">
             <w:rPr>
               <w:color w:val="76923C" w:themeColor="accent3" w:themeShade="BF"/>
               <w:lang w:val="en-US"/>
@@ -25881,7 +25946,7 @@
         <w:rPr>
           <w:color w:val="C0504D" w:themeColor="accent2"/>
           <w:lang w:val="en-US"/>
-          <w:rPrChange w:id="551" w:author="Luttik, Daan" w:date="2026-06-13T21:32:00Z" w16du:dateUtc="2026-06-13T19:32:00Z">
+          <w:rPrChange w:id="532" w:author="Luttik, Daan" w:date="2026-06-13T21:32:00Z" w16du:dateUtc="2026-06-13T19:32:00Z">
             <w:rPr>
               <w:color w:val="76923C" w:themeColor="accent3" w:themeShade="BF"/>
               <w:lang w:val="en-US"/>
@@ -25896,7 +25961,7 @@
           <w:iCs/>
           <w:color w:val="C0504D" w:themeColor="accent2"/>
           <w:lang w:val="en-US"/>
-          <w:rPrChange w:id="552" w:author="Luttik, Daan" w:date="2026-06-13T21:32:00Z" w16du:dateUtc="2026-06-13T19:32:00Z">
+          <w:rPrChange w:id="533" w:author="Luttik, Daan" w:date="2026-06-13T21:32:00Z" w16du:dateUtc="2026-06-13T19:32:00Z">
             <w:rPr>
               <w:i/>
               <w:iCs/>
@@ -25911,7 +25976,7 @@
         <w:rPr>
           <w:color w:val="C0504D" w:themeColor="accent2"/>
           <w:lang w:val="en-US"/>
-          <w:rPrChange w:id="553" w:author="Luttik, Daan" w:date="2026-06-13T21:32:00Z" w16du:dateUtc="2026-06-13T19:32:00Z">
+          <w:rPrChange w:id="534" w:author="Luttik, Daan" w:date="2026-06-13T21:32:00Z" w16du:dateUtc="2026-06-13T19:32:00Z">
             <w:rPr>
               <w:color w:val="76923C" w:themeColor="accent3" w:themeShade="BF"/>
               <w:lang w:val="en-US"/>
@@ -25926,7 +25991,7 @@
         <w:rPr>
           <w:color w:val="C0504D" w:themeColor="accent2"/>
           <w:lang w:val="en-US"/>
-          <w:rPrChange w:id="554" w:author="Luttik, Daan" w:date="2026-06-13T21:32:00Z" w16du:dateUtc="2026-06-13T19:32:00Z">
+          <w:rPrChange w:id="535" w:author="Luttik, Daan" w:date="2026-06-13T21:32:00Z" w16du:dateUtc="2026-06-13T19:32:00Z">
             <w:rPr>
               <w:color w:val="76923C" w:themeColor="accent3" w:themeShade="BF"/>
               <w:lang w:val="en-US"/>
@@ -25938,7 +26003,7 @@
         <w:rPr>
           <w:color w:val="C0504D" w:themeColor="accent2"/>
           <w:lang w:val="en-US"/>
-          <w:rPrChange w:id="555" w:author="Luttik, Daan" w:date="2026-06-13T21:32:00Z" w16du:dateUtc="2026-06-13T19:32:00Z">
+          <w:rPrChange w:id="536" w:author="Luttik, Daan" w:date="2026-06-13T21:32:00Z" w16du:dateUtc="2026-06-13T19:32:00Z">
             <w:rPr>
               <w:color w:val="76923C" w:themeColor="accent3" w:themeShade="BF"/>
               <w:lang w:val="en-US"/>
@@ -25953,7 +26018,7 @@
           <w:iCs/>
           <w:color w:val="C0504D" w:themeColor="accent2"/>
           <w:lang w:val="en-US"/>
-          <w:rPrChange w:id="556" w:author="Luttik, Daan" w:date="2026-06-13T21:32:00Z" w16du:dateUtc="2026-06-13T19:32:00Z">
+          <w:rPrChange w:id="537" w:author="Luttik, Daan" w:date="2026-06-13T21:32:00Z" w16du:dateUtc="2026-06-13T19:32:00Z">
             <w:rPr>
               <w:i/>
               <w:iCs/>
@@ -25968,7 +26033,7 @@
         <w:rPr>
           <w:color w:val="C0504D" w:themeColor="accent2"/>
           <w:lang w:val="en-US"/>
-          <w:rPrChange w:id="557" w:author="Luttik, Daan" w:date="2026-06-13T21:32:00Z" w16du:dateUtc="2026-06-13T19:32:00Z">
+          <w:rPrChange w:id="538" w:author="Luttik, Daan" w:date="2026-06-13T21:32:00Z" w16du:dateUtc="2026-06-13T19:32:00Z">
             <w:rPr>
               <w:color w:val="76923C" w:themeColor="accent3" w:themeShade="BF"/>
               <w:lang w:val="en-US"/>
@@ -25981,7 +26046,7 @@
         <w:rPr>
           <w:color w:val="C0504D" w:themeColor="accent2"/>
           <w:lang w:val="en-US"/>
-          <w:rPrChange w:id="558" w:author="Luttik, Daan" w:date="2026-06-13T21:32:00Z" w16du:dateUtc="2026-06-13T19:32:00Z">
+          <w:rPrChange w:id="539" w:author="Luttik, Daan" w:date="2026-06-13T21:32:00Z" w16du:dateUtc="2026-06-13T19:32:00Z">
             <w:rPr>
               <w:color w:val="76923C" w:themeColor="accent3" w:themeShade="BF"/>
               <w:lang w:val="en-US"/>
@@ -25999,7 +26064,7 @@
           <w:lang w:val="en-US"/>
         </w:rPr>
       </w:pPr>
-      <w:commentRangeStart w:id="559"/>
+      <w:commentRangeStart w:id="540"/>
       <w:r>
         <w:rPr>
           <w:color w:val="C0504D" w:themeColor="accent2"/>
@@ -26007,7 +26072,7 @@
         </w:rPr>
         <w:t>Empirically</w:t>
       </w:r>
-      <w:commentRangeEnd w:id="559"/>
+      <w:commentRangeEnd w:id="540"/>
       <w:r>
         <w:rPr>
           <w:rStyle w:val="CommentReference"/>
@@ -26016,7 +26081,7 @@
           <w:szCs w:val="22"/>
           <w:lang w:val="en-US"/>
         </w:rPr>
-        <w:commentReference w:id="559"/>
+        <w:commentReference w:id="540"/>
       </w:r>
       <w:r>
         <w:rPr>
@@ -26025,7 +26090,7 @@
         </w:rPr>
         <w:t xml:space="preserve">, this study answers recent calls for research into agentic AI in marketing (Kim, 2025; Mogaji &amp; Jain, 2024; Jain et al., 2024): it provides one of the first grounded accounts of how marketing managers create value with agentic AI in practice, moving beyond the field’s prevailing focus on content </w:t>
       </w:r>
-      <w:commentRangeStart w:id="560"/>
+      <w:commentRangeStart w:id="541"/>
       <w:r>
         <w:rPr>
           <w:color w:val="C0504D" w:themeColor="accent2"/>
@@ -26033,7 +26098,7 @@
         </w:rPr>
         <w:t>generation</w:t>
       </w:r>
-      <w:commentRangeEnd w:id="560"/>
+      <w:commentRangeEnd w:id="541"/>
       <w:r>
         <w:rPr>
           <w:rStyle w:val="CommentReference"/>
@@ -26042,7 +26107,7 @@
           <w:szCs w:val="22"/>
           <w:lang w:val="en-US"/>
         </w:rPr>
-        <w:commentReference w:id="560"/>
+        <w:commentReference w:id="541"/>
       </w:r>
       <w:r>
         <w:rPr>
@@ -26065,7 +26130,7 @@
         </w:rPr>
         <w:t xml:space="preserve"> agentic AI: a </w:t>
       </w:r>
-      <w:commentRangeStart w:id="561"/>
+      <w:commentRangeStart w:id="542"/>
       <w:r>
         <w:rPr>
           <w:color w:val="C0504D" w:themeColor="accent2"/>
@@ -26073,7 +26138,7 @@
         </w:rPr>
         <w:t>process</w:t>
       </w:r>
-      <w:commentRangeEnd w:id="561"/>
+      <w:commentRangeEnd w:id="542"/>
       <w:r>
         <w:rPr>
           <w:rStyle w:val="CommentReference"/>
@@ -26082,7 +26147,7 @@
           <w:szCs w:val="22"/>
           <w:lang w:val="en-US"/>
         </w:rPr>
-        <w:commentReference w:id="561"/>
+        <w:commentReference w:id="542"/>
       </w:r>
       <w:r>
         <w:rPr>
@@ -26091,7 +26156,7 @@
         </w:rPr>
         <w:t xml:space="preserve"> model linking </w:t>
       </w:r>
-      <w:commentRangeStart w:id="562"/>
+      <w:commentRangeStart w:id="543"/>
       <w:r>
         <w:rPr>
           <w:color w:val="C0504D" w:themeColor="accent2"/>
@@ -26099,7 +26164,7 @@
         </w:rPr>
         <w:t>observing, steering, applying, and the management of a value portfolio, together with the analytical vocabulary (the repertoire of reshaping, leveraging, and navigating; the harness; and value as a managed portfol</w:t>
       </w:r>
-      <w:commentRangeEnd w:id="562"/>
+      <w:commentRangeEnd w:id="543"/>
       <w:r>
         <w:rPr>
           <w:rStyle w:val="CommentReference"/>
@@ -26108,7 +26173,7 @@
           <w:szCs w:val="22"/>
           <w:lang w:val="en-US"/>
         </w:rPr>
-        <w:commentReference w:id="562"/>
+        <w:commentReference w:id="543"/>
       </w:r>
       <w:r>
         <w:rPr>
@@ -26117,7 +26182,7 @@
         </w:rPr>
         <w:t>io) through which that work can be understood. T</w:t>
       </w:r>
-      <w:commentRangeStart w:id="563"/>
+      <w:commentRangeStart w:id="544"/>
       <w:r>
         <w:rPr>
           <w:color w:val="C0504D" w:themeColor="accent2"/>
@@ -26125,7 +26190,7 @@
         </w:rPr>
         <w:t>he empirical specifics reported here are snapshots of a fast-moving technology and will date quick</w:t>
       </w:r>
-      <w:commentRangeEnd w:id="563"/>
+      <w:commentRangeEnd w:id="544"/>
       <w:r>
         <w:rPr>
           <w:rStyle w:val="CommentReference"/>
@@ -26134,7 +26199,7 @@
           <w:szCs w:val="22"/>
           <w:lang w:val="en-US"/>
         </w:rPr>
-        <w:commentReference w:id="563"/>
+        <w:commentReference w:id="544"/>
       </w:r>
       <w:r>
         <w:rPr>
@@ -26143,7 +26208,7 @@
         </w:rPr>
         <w:t xml:space="preserve">ly; the higher-order categories, which describe managerial responses to a moving target rather than the target itself, should prove more durable. For marketing managers living, as one participant put it, through both “an era of change” and “a change of era,” the practical message coincides with the theoretical one: the value of agentic AI will be determined less by the models they adopt than by the organizations they build around </w:t>
       </w:r>
-      <w:commentRangeStart w:id="564"/>
+      <w:commentRangeStart w:id="545"/>
       <w:r>
         <w:rPr>
           <w:color w:val="C0504D" w:themeColor="accent2"/>
@@ -26151,7 +26216,7 @@
         </w:rPr>
         <w:t>them</w:t>
       </w:r>
-      <w:commentRangeEnd w:id="564"/>
+      <w:commentRangeEnd w:id="545"/>
       <w:r>
         <w:rPr>
           <w:rStyle w:val="CommentReference"/>
@@ -26160,7 +26225,7 @@
           <w:szCs w:val="22"/>
           <w:lang w:val="en-US"/>
         </w:rPr>
-        <w:commentReference w:id="564"/>
+        <w:commentReference w:id="545"/>
       </w:r>
       <w:r>
         <w:rPr>
@@ -26189,7 +26254,7 @@
           <w:highlight w:val="white"/>
         </w:rPr>
       </w:pPr>
-      <w:bookmarkStart w:id="565" w:name="_Toc231935254"/>
+      <w:bookmarkStart w:id="546" w:name="_Toc231935254"/>
       <w:r>
         <w:lastRenderedPageBreak/>
         <w:t>7.</w:t>
@@ -26198,7 +26263,7 @@
         <w:tab/>
         <w:t>References</w:t>
       </w:r>
-      <w:bookmarkEnd w:id="565"/>
+      <w:bookmarkEnd w:id="546"/>
     </w:p>
     <w:p>
       <w:pPr>
@@ -26215,7 +26280,7 @@
         </w:rPr>
         <w:t xml:space="preserve">Acharya, D. B., Kuppan, K., &amp; Divya, B. (2025). Agentic AI: Autonomous intelligence for complex goals, a comprehensive </w:t>
       </w:r>
-      <w:commentRangeStart w:id="566"/>
+      <w:commentRangeStart w:id="547"/>
       <w:r>
         <w:rPr>
           <w:highlight w:val="white"/>
@@ -26223,7 +26288,7 @@
         </w:rPr>
         <w:t>survey</w:t>
       </w:r>
-      <w:commentRangeEnd w:id="566"/>
+      <w:commentRangeEnd w:id="547"/>
       <w:r>
         <w:rPr>
           <w:rStyle w:val="CommentReference"/>
@@ -26232,7 +26297,7 @@
           <w:highlight w:val="white"/>
           <w:lang w:val="en-US"/>
         </w:rPr>
-        <w:commentReference w:id="566"/>
+        <w:commentReference w:id="547"/>
       </w:r>
       <w:r>
         <w:rPr>
@@ -26635,6 +26700,66 @@
           <w:highlight w:val="white"/>
         </w:rPr>
       </w:pPr>
+      <w:commentRangeStart w:id="548"/>
+      <w:r>
+        <w:rPr>
+          <w:highlight w:val="white"/>
+          <w:lang w:val="it-IT"/>
+        </w:rPr>
+        <w:t xml:space="preserve">Brynjolfsson, E., Li, D., &amp; Raymond, L. (2025). </w:t>
+      </w:r>
+      <w:r>
+        <w:rPr>
+          <w:highlight w:val="white"/>
+        </w:rPr>
+        <w:t>Generative AI at work. </w:t>
+      </w:r>
+      <w:r>
+        <w:rPr>
+          <w:i/>
+          <w:iCs/>
+          <w:highlight w:val="white"/>
+        </w:rPr>
+        <w:t>The Quarterly Journal of Economics</w:t>
+      </w:r>
+      <w:r>
+        <w:rPr>
+          <w:highlight w:val="white"/>
+        </w:rPr>
+        <w:t>, </w:t>
+      </w:r>
+      <w:r>
+        <w:rPr>
+          <w:i/>
+          <w:iCs/>
+          <w:highlight w:val="white"/>
+        </w:rPr>
+        <w:t>140</w:t>
+      </w:r>
+      <w:r>
+        <w:rPr>
+          <w:highlight w:val="white"/>
+        </w:rPr>
+        <w:t>(2), 889-942.</w:t>
+      </w:r>
+      <w:commentRangeEnd w:id="548"/>
+      <w:r>
+        <w:rPr>
+          <w:rStyle w:val="CommentReference"/>
+          <w:sz w:val="22"/>
+          <w:szCs w:val="22"/>
+          <w:highlight w:val="white"/>
+        </w:rPr>
+        <w:commentReference w:id="548"/>
+      </w:r>
+    </w:p>
+    <w:p>
+      <w:pPr>
+        <w:ind w:left="720" w:hanging="720"/>
+        <w:rPr>
+          <w:highlight w:val="white"/>
+        </w:rPr>
+      </w:pPr>
       <w:r>
         <w:rPr>
           <w:highlight w:val="white"/>
@@ -26719,6 +26844,7 @@
         <w:rPr>
           <w:highlight w:val="white"/>
         </w:rPr>
+        <w:lastRenderedPageBreak/>
         <w:t xml:space="preserve">Charmaz, K. (2006). </w:t>
       </w:r>
       <w:r>
@@ -26747,7 +26873,6 @@
         <w:rPr>
           <w:highlight w:val="white"/>
         </w:rPr>
-        <w:lastRenderedPageBreak/>
         <w:t>Charmaz, K. (2014). Constructing grounded theory (introducing qualitative methods series). </w:t>
       </w:r>
       <w:r>
@@ -26815,8 +26940,8 @@
           <w:highlight w:val="white"/>
         </w:rPr>
       </w:pPr>
-      <w:commentRangeStart w:id="567"/>
-      <w:commentRangeStart w:id="568"/>
+      <w:commentRangeStart w:id="549"/>
+      <w:commentRangeStart w:id="550"/>
       <w:r>
         <w:rPr>
           <w:highlight w:val="white"/>
@@ -26858,7 +26983,7 @@
         </w:rPr>
         <w:t xml:space="preserve">(1), 38-68. </w:t>
       </w:r>
-      <w:commentRangeEnd w:id="568"/>
+      <w:commentRangeEnd w:id="550"/>
       <w:r>
         <w:rPr>
           <w:rStyle w:val="CommentReference"/>
@@ -26866,9 +26991,9 @@
           <w:szCs w:val="20"/>
           <w:highlight w:val="white"/>
         </w:rPr>
-        <w:commentReference w:id="568"/>
-      </w:r>
-      <w:commentRangeEnd w:id="567"/>
+        <w:commentReference w:id="550"/>
+      </w:r>
+      <w:commentRangeEnd w:id="549"/>
       <w:r>
         <w:rPr>
           <w:rStyle w:val="CommentReference"/>
@@ -26876,7 +27001,7 @@
           <w:szCs w:val="20"/>
           <w:highlight w:val="white"/>
         </w:rPr>
-        <w:commentReference w:id="567"/>
+        <w:commentReference w:id="549"/>
       </w:r>
     </w:p>
     <w:p>
@@ -27152,6 +27277,7 @@
           <w:highlight w:val="white"/>
           <w:lang w:val="nl-NL"/>
         </w:rPr>
+        <w:lastRenderedPageBreak/>
         <w:t xml:space="preserve">Enholm, I. M., Papagiannidis, E., Mikalef, P., &amp; Krogstie, J. (2022). </w:t>
       </w:r>
       <w:r>
@@ -27202,7 +27328,6 @@
           <w:highlight w:val="white"/>
           <w:lang w:val="en-US"/>
         </w:rPr>
-        <w:lastRenderedPageBreak/>
         <w:t xml:space="preserve">Gao, Y., Xiong, Y., Gao, X., Jia, K., Pan, J., Bi, Y., </w:t>
       </w:r>
       <w:r>
@@ -27725,12 +27850,13 @@
           <w:lang w:val="en-US"/>
         </w:rPr>
       </w:pPr>
-      <w:commentRangeStart w:id="569"/>
-      <w:r>
-        <w:rPr>
-          <w:highlight w:val="white"/>
-          <w:lang w:val="en-US"/>
-        </w:rPr>
+      <w:commentRangeStart w:id="551"/>
+      <w:r>
+        <w:rPr>
+          <w:highlight w:val="white"/>
+          <w:lang w:val="en-US"/>
+        </w:rPr>
+        <w:lastRenderedPageBreak/>
         <w:t xml:space="preserve">Kaartemo, V., &amp; Helkkula, A. (2018). A systematic review of artificial intelligence and robots in value co-creation: Current status and future research avenues. </w:t>
       </w:r>
       <w:r>
@@ -27765,7 +27891,7 @@
         </w:rPr>
         <w:t>(2), 211–228. https://doi.org/10.1177/2394964318805625</w:t>
       </w:r>
-      <w:commentRangeEnd w:id="569"/>
+      <w:commentRangeEnd w:id="551"/>
       <w:r>
         <w:rPr>
           <w:rStyle w:val="CommentReference"/>
@@ -27774,7 +27900,7 @@
           <w:highlight w:val="white"/>
           <w:lang w:val="en-US"/>
         </w:rPr>
-        <w:commentReference w:id="569"/>
+        <w:commentReference w:id="551"/>
       </w:r>
     </w:p>
     <w:p>
@@ -27790,7 +27916,6 @@
           <w:highlight w:val="white"/>
           <w:lang w:val="en-US"/>
         </w:rPr>
-        <w:lastRenderedPageBreak/>
         <w:t xml:space="preserve">Kastner, J. K., &amp; Hong, S. J. (1984). A review of expert systems. </w:t>
       </w:r>
       <w:r>
@@ -27882,14 +28007,14 @@
         </w:rPr>
         <w:t xml:space="preserve">Kim, J. (2025). </w:t>
       </w:r>
-      <w:bookmarkStart w:id="570" w:name="OLE_LINK17"/>
+      <w:bookmarkStart w:id="552" w:name="OLE_LINK17"/>
       <w:r>
         <w:rPr>
           <w:highlight w:val="white"/>
         </w:rPr>
         <w:t>Advertising in the Age of Agentic AI: Call for Research</w:t>
       </w:r>
-      <w:bookmarkEnd w:id="570"/>
+      <w:bookmarkEnd w:id="552"/>
       <w:r>
         <w:rPr>
           <w:highlight w:val="white"/>
@@ -27933,7 +28058,7 @@
           <w:lang w:val="en-US"/>
         </w:rPr>
       </w:pPr>
-      <w:commentRangeStart w:id="571"/>
+      <w:commentRangeStart w:id="553"/>
       <w:r>
         <w:rPr>
           <w:highlight w:val="white"/>
@@ -27957,7 +28082,7 @@
         </w:rPr>
         <w:t>(4), 2025. https://doi.org/10.3390/su13042025</w:t>
       </w:r>
-      <w:commentRangeEnd w:id="571"/>
+      <w:commentRangeEnd w:id="553"/>
       <w:r>
         <w:rPr>
           <w:rStyle w:val="CommentReference"/>
@@ -27966,7 +28091,7 @@
           <w:highlight w:val="white"/>
           <w:lang w:val="en-US"/>
         </w:rPr>
-        <w:commentReference w:id="571"/>
+        <w:commentReference w:id="553"/>
       </w:r>
     </w:p>
     <w:p>
@@ -28008,7 +28133,7 @@
           <w:highlight w:val="white"/>
         </w:rPr>
       </w:pPr>
-      <w:commentRangeStart w:id="572"/>
+      <w:commentRangeStart w:id="554"/>
       <w:r>
         <w:rPr>
           <w:highlight w:val="white"/>
@@ -28029,7 +28154,7 @@
         </w:rPr>
         <w:t>(3). https://doi.org/10.1177/07439156241286499</w:t>
       </w:r>
-      <w:commentRangeEnd w:id="572"/>
+      <w:commentRangeEnd w:id="554"/>
       <w:r>
         <w:rPr>
           <w:rStyle w:val="CommentReference"/>
@@ -28037,7 +28162,7 @@
           <w:szCs w:val="22"/>
           <w:highlight w:val="white"/>
         </w:rPr>
-        <w:commentReference w:id="572"/>
+        <w:commentReference w:id="554"/>
       </w:r>
     </w:p>
     <w:p>
@@ -28098,7 +28223,7 @@
           <w:lang w:val="en-US"/>
         </w:rPr>
       </w:pPr>
-      <w:commentRangeStart w:id="573"/>
+      <w:commentRangeStart w:id="555"/>
       <w:r>
         <w:rPr>
           <w:highlight w:val="white"/>
@@ -28138,7 +28263,7 @@
         </w:rPr>
         <w:t>, 849–859. https://doi.org/10.1016/j.jbusres.2020.11.008</w:t>
       </w:r>
-      <w:commentRangeEnd w:id="573"/>
+      <w:commentRangeEnd w:id="555"/>
       <w:r>
         <w:rPr>
           <w:rStyle w:val="CommentReference"/>
@@ -28147,7 +28272,7 @@
           <w:highlight w:val="white"/>
           <w:lang w:val="en-US"/>
         </w:rPr>
-        <w:commentReference w:id="573"/>
+        <w:commentReference w:id="555"/>
       </w:r>
     </w:p>
     <w:p>
@@ -28169,12 +28294,13 @@
           <w:highlight w:val="white"/>
         </w:rPr>
       </w:pPr>
-      <w:commentRangeStart w:id="574"/>
+      <w:commentRangeStart w:id="556"/>
       <w:r>
         <w:rPr>
           <w:highlight w:val="white"/>
           <w:lang w:val="it-IT"/>
         </w:rPr>
+        <w:lastRenderedPageBreak/>
         <w:t xml:space="preserve">Li, C., Ashraf, S. F., Amin, S., &amp; Safdar, M. N. (2023). </w:t>
       </w:r>
       <w:r>
@@ -28211,7 +28337,7 @@
         </w:rPr>
         <w:t>(4). https://doi.org/10.1177/21582440231217731</w:t>
       </w:r>
-      <w:commentRangeEnd w:id="574"/>
+      <w:commentRangeEnd w:id="556"/>
       <w:r>
         <w:rPr>
           <w:rStyle w:val="CommentReference"/>
@@ -28219,7 +28345,7 @@
           <w:szCs w:val="22"/>
           <w:highlight w:val="white"/>
         </w:rPr>
-        <w:commentReference w:id="574"/>
+        <w:commentReference w:id="556"/>
       </w:r>
     </w:p>
     <w:p>
@@ -28235,7 +28361,6 @@
           <w:highlight w:val="white"/>
           <w:lang w:val="en-US"/>
         </w:rPr>
-        <w:lastRenderedPageBreak/>
         <w:t xml:space="preserve">Li, M., Guo, S., &amp; Liu, R. (2025). </w:t>
       </w:r>
       <w:r>
@@ -28551,7 +28676,7 @@
       <w:r>
         <w:rPr>
           <w:highlight w:val="white"/>
-          <w:rPrChange w:id="575" w:author="Luttik, Daan" w:date="2026-06-11T19:40:00Z" w16du:dateUtc="2026-06-11T17:40:00Z">
+          <w:rPrChange w:id="557" w:author="Luttik, Daan" w:date="2026-06-11T19:40:00Z" w16du:dateUtc="2026-06-11T17:40:00Z">
             <w:rPr>
               <w:highlight w:val="white"/>
               <w:lang w:val="it-IT"/>
@@ -28563,7 +28688,7 @@
       <w:r>
         <w:rPr>
           <w:highlight w:val="white"/>
-          <w:rPrChange w:id="576" w:author="Luttik, Daan" w:date="2026-06-11T19:40:00Z" w16du:dateUtc="2026-06-11T17:40:00Z">
+          <w:rPrChange w:id="558" w:author="Luttik, Daan" w:date="2026-06-11T19:40:00Z" w16du:dateUtc="2026-06-11T17:40:00Z">
             <w:rPr>
               <w:highlight w:val="white"/>
               <w:lang w:val="it-IT"/>
@@ -28575,7 +28700,7 @@
       <w:r>
         <w:rPr>
           <w:highlight w:val="white"/>
-          <w:rPrChange w:id="577" w:author="Luttik, Daan" w:date="2026-06-11T19:40:00Z" w16du:dateUtc="2026-06-11T17:40:00Z">
+          <w:rPrChange w:id="559" w:author="Luttik, Daan" w:date="2026-06-11T19:40:00Z" w16du:dateUtc="2026-06-11T17:40:00Z">
             <w:rPr>
               <w:highlight w:val="white"/>
               <w:lang w:val="it-IT"/>
@@ -28610,6 +28735,7 @@
         <w:ind w:left="720" w:hanging="720"/>
       </w:pPr>
       <w:r>
+        <w:lastRenderedPageBreak/>
         <w:t xml:space="preserve">OpenAI. (2022, November 30). </w:t>
       </w:r>
       <w:r>
@@ -28669,12 +28795,11 @@
           <w:highlight w:val="white"/>
         </w:rPr>
       </w:pPr>
-      <w:commentRangeStart w:id="578"/>
-      <w:r>
-        <w:rPr>
-          <w:highlight w:val="white"/>
-        </w:rPr>
-        <w:lastRenderedPageBreak/>
+      <w:commentRangeStart w:id="560"/>
+      <w:r>
+        <w:rPr>
+          <w:highlight w:val="white"/>
+        </w:rPr>
         <w:t xml:space="preserve">Orlikowski, W. J. (2000). Using technology and constituting structures: A practice lens for studying technology in organizations. </w:t>
       </w:r>
       <w:r>
@@ -28691,7 +28816,7 @@
         </w:rPr>
         <w:t>(4), 404–428. https://doi.org/10.1287/orsc.11.4.404.14600</w:t>
       </w:r>
-      <w:commentRangeEnd w:id="578"/>
+      <w:commentRangeEnd w:id="560"/>
       <w:r>
         <w:rPr>
           <w:rStyle w:val="CommentReference"/>
@@ -28699,7 +28824,7 @@
           <w:szCs w:val="22"/>
           <w:highlight w:val="white"/>
         </w:rPr>
-        <w:commentReference w:id="578"/>
+        <w:commentReference w:id="560"/>
       </w:r>
     </w:p>
     <w:p>
@@ -28737,7 +28862,7 @@
           <w:highlight w:val="white"/>
         </w:rPr>
       </w:pPr>
-      <w:commentRangeStart w:id="579"/>
+      <w:commentRangeStart w:id="561"/>
       <w:r>
         <w:rPr>
           <w:highlight w:val="white"/>
@@ -28765,7 +28890,7 @@
         </w:rPr>
         <w:t>.</w:t>
       </w:r>
-      <w:commentRangeEnd w:id="579"/>
+      <w:commentRangeEnd w:id="561"/>
       <w:r>
         <w:rPr>
           <w:rStyle w:val="CommentReference"/>
@@ -28773,7 +28898,7 @@
           <w:szCs w:val="22"/>
           <w:highlight w:val="white"/>
         </w:rPr>
-        <w:commentReference w:id="579"/>
+        <w:commentReference w:id="561"/>
       </w:r>
     </w:p>
     <w:p>
@@ -28783,7 +28908,7 @@
           <w:highlight w:val="white"/>
         </w:rPr>
       </w:pPr>
-      <w:commentRangeStart w:id="580"/>
+      <w:commentRangeStart w:id="562"/>
       <w:r>
         <w:rPr>
           <w:highlight w:val="white"/>
@@ -28804,7 +28929,7 @@
         </w:rPr>
         <w:t>(5), 636–651. https://doi.org/10.1080/08874417.2023.2240744</w:t>
       </w:r>
-      <w:commentRangeEnd w:id="580"/>
+      <w:commentRangeEnd w:id="562"/>
       <w:r>
         <w:rPr>
           <w:rStyle w:val="CommentReference"/>
@@ -28812,7 +28937,7 @@
           <w:szCs w:val="22"/>
           <w:highlight w:val="white"/>
         </w:rPr>
-        <w:commentReference w:id="580"/>
+        <w:commentReference w:id="562"/>
       </w:r>
     </w:p>
     <w:p>
@@ -29040,6 +29165,7 @@
           <w:highlight w:val="white"/>
           <w:lang w:val="en-US"/>
         </w:rPr>
+        <w:lastRenderedPageBreak/>
         <w:t xml:space="preserve">Shinde, P. P., &amp; Shah, S. (2018, August). A review of machine learning and deep learning applications. In </w:t>
       </w:r>
       <w:r>
@@ -29063,9 +29189,8 @@
       <w:pPr>
         <w:ind w:left="720" w:hanging="720"/>
       </w:pPr>
-      <w:commentRangeStart w:id="581"/>
-      <w:r>
-        <w:lastRenderedPageBreak/>
+      <w:commentRangeStart w:id="563"/>
+      <w:r>
         <w:t xml:space="preserve">Sidorchuk, R. (2015). The concept of “value” in the theory of marketing. </w:t>
       </w:r>
       <w:r>
@@ -29093,14 +29218,14 @@
           <w:t>https://doi.org/10.5539/ass.v11n9p320</w:t>
         </w:r>
       </w:hyperlink>
-      <w:commentRangeEnd w:id="581"/>
+      <w:commentRangeEnd w:id="563"/>
       <w:r>
         <w:rPr>
           <w:rStyle w:val="CommentReference"/>
           <w:sz w:val="22"/>
           <w:szCs w:val="22"/>
         </w:rPr>
-        <w:commentReference w:id="581"/>
+        <w:commentReference w:id="563"/>
       </w:r>
     </w:p>
     <w:p>
@@ -29141,20 +29266,17 @@
           <w:highlight w:val="white"/>
         </w:rPr>
       </w:pPr>
-      <w:commentRangeStart w:id="582"/>
-      <w:commentRangeStart w:id="583"/>
-      <w:r>
-        <w:rPr>
-          <w:highlight w:val="white"/>
-          <w:lang w:val="en-US"/>
-        </w:rPr>
-        <w:t xml:space="preserve">Teece, D. J., Pisano, G., &amp; Shuen, A. (1997). </w:t>
-      </w:r>
-      <w:r>
-        <w:rPr>
-          <w:highlight w:val="white"/>
-        </w:rPr>
-        <w:t xml:space="preserve">Dynamic capabilities and strategic management. </w:t>
+      <w:r>
+        <w:rPr>
+          <w:highlight w:val="white"/>
+        </w:rPr>
+        <w:t xml:space="preserve">Thapa, P., Khadka, S., Sharma, P., Rai, A., Bhattarai, U., Regmi, K., &amp; Bohara, P. (2026). </w:t>
+      </w:r>
+      <w:r>
+        <w:rPr>
+          <w:highlight w:val="white"/>
+        </w:rPr>
+        <w:t>Agentic AI for Autonomous Marketing Campaign Execution: A Comprehensive Survey and Open-Source Implementation. </w:t>
       </w:r>
       <w:r>
         <w:rPr>
@@ -29162,23 +29284,13 @@
           <w:iCs/>
           <w:highlight w:val="white"/>
         </w:rPr>
-        <w:t>Strategic Management Journal, 18</w:t>
-      </w:r>
-      <w:r>
-        <w:rPr>
-          <w:highlight w:val="white"/>
-        </w:rPr>
-        <w:t>(7), 509–533.</w:t>
-      </w:r>
-      <w:commentRangeEnd w:id="583"/>
-      <w:r>
-        <w:rPr>
-          <w:rStyle w:val="CommentReference"/>
-          <w:sz w:val="22"/>
-          <w:szCs w:val="22"/>
-          <w:highlight w:val="white"/>
-        </w:rPr>
-        <w:commentReference w:id="583"/>
+        <w:t>Available at SSRN 6137546</w:t>
+      </w:r>
+      <w:r>
+        <w:rPr>
+          <w:highlight w:val="white"/>
+        </w:rPr>
+        <w:t>.</w:t>
       </w:r>
     </w:p>
     <w:p>
@@ -29186,94 +29298,16 @@
         <w:ind w:left="720" w:hanging="720"/>
         <w:rPr>
           <w:highlight w:val="white"/>
-          <w:lang w:val="en-US"/>
-        </w:rPr>
-      </w:pPr>
-      <w:r>
-        <w:rPr>
-          <w:highlight w:val="white"/>
-          <w:lang w:val="en-US"/>
-        </w:rPr>
-        <w:t xml:space="preserve">Teece, D. J. (2007). Explicating dynamic capabilities: The nature and microfoundations of (sustainable) enterprise performance. </w:t>
-      </w:r>
-      <w:r>
-        <w:rPr>
-          <w:i/>
-          <w:highlight w:val="white"/>
-          <w:lang w:val="en-US"/>
-        </w:rPr>
-        <w:t>Strategic Management Journal, 28</w:t>
-      </w:r>
-      <w:r>
-        <w:rPr>
-          <w:highlight w:val="white"/>
-          <w:lang w:val="en-US"/>
-        </w:rPr>
-        <w:t xml:space="preserve">(13), 1319–1350. </w:t>
-      </w:r>
+        </w:rPr>
+      </w:pPr>
       <w:hyperlink r:id="rId32">
         <w:r>
           <w:rPr>
             <w:rStyle w:val="Hyperlink"/>
-            <w:highlight w:val="white"/>
-            <w:lang w:val="en-US"/>
           </w:rPr>
-          <w:t>https://doi.org/10.1002/smj.640</w:t>
+          <w:t>https://doi.org/10.1002/(SICI)1097-0266(199708)18:7&lt;509::AID-SMJ882&gt;3.0.CO;2-Z</w:t>
         </w:r>
       </w:hyperlink>
-      <w:commentRangeEnd w:id="582"/>
-      <w:r>
-        <w:rPr>
-          <w:rStyle w:val="CommentReference"/>
-          <w:sz w:val="22"/>
-          <w:szCs w:val="22"/>
-          <w:highlight w:val="white"/>
-          <w:lang w:val="en-US"/>
-        </w:rPr>
-        <w:commentReference w:id="582"/>
-      </w:r>
-    </w:p>
-    <w:p>
-      <w:pPr>
-        <w:ind w:left="720" w:hanging="720"/>
-        <w:rPr>
-          <w:highlight w:val="white"/>
-        </w:rPr>
-      </w:pPr>
-      <w:r>
-        <w:rPr>
-          <w:highlight w:val="white"/>
-        </w:rPr>
-        <w:t xml:space="preserve">Thapa, P., Khadka, S., Sharma, P., Rai, A., Bhattarai, U., Regmi, K., &amp; Bohara, P. (2026). </w:t>
-      </w:r>
-      <w:r>
-        <w:rPr>
-          <w:highlight w:val="white"/>
-        </w:rPr>
-        <w:t>Agentic AI for Autonomous Marketing Campaign Execution: A Comprehensive Survey and Open-Source Implementation. </w:t>
-      </w:r>
-      <w:r>
-        <w:rPr>
-          <w:i/>
-          <w:iCs/>
-          <w:highlight w:val="white"/>
-        </w:rPr>
-        <w:t>Available at SSRN 6137546</w:t>
-      </w:r>
-      <w:r>
-        <w:rPr>
-          <w:highlight w:val="white"/>
-        </w:rPr>
-        <w:t>.</w:t>
-      </w:r>
-    </w:p>
-    <w:p>
-      <w:pPr>
-        <w:ind w:left="720" w:hanging="720"/>
-        <w:rPr>
-          <w:highlight w:val="white"/>
-        </w:rPr>
-      </w:pPr>
       <w:hyperlink r:id="rId33">
         <w:r>
           <w:rPr>
@@ -29282,14 +29316,6 @@
           <w:t>https://doi.org/10.1002/(SICI)1097-0266(199708)18:7&lt;509::AID-SMJ882&gt;3.0.CO;2-Z</w:t>
         </w:r>
       </w:hyperlink>
-      <w:hyperlink r:id="rId34">
-        <w:r>
-          <w:rPr>
-            <w:rStyle w:val="Hyperlink"/>
-          </w:rPr>
-          <w:t>https://doi.org/10.1002/(SICI)1097-0266(199708)18:7&lt;509::AID-SMJ882&gt;3.0.CO;2-Z</w:t>
-        </w:r>
-      </w:hyperlink>
       <w:r>
         <w:rPr>
           <w:highlight w:val="white"/>
@@ -29417,21 +29443,21 @@
       <w:pPr>
         <w:ind w:left="720" w:hanging="720"/>
       </w:pPr>
-      <w:commentRangeStart w:id="584"/>
+      <w:commentRangeStart w:id="564"/>
       <w:r>
         <w:rPr>
           <w:lang w:val="it-IT"/>
         </w:rPr>
         <w:t>Vidal, J. F., Perotti, F. A., Gonzalez, R., &amp; Gasco, J. (</w:t>
       </w:r>
-      <w:bookmarkStart w:id="585" w:name="OLE_LINK13"/>
+      <w:bookmarkStart w:id="565" w:name="OLE_LINK13"/>
       <w:r>
         <w:rPr>
           <w:lang w:val="it-IT"/>
         </w:rPr>
         <w:t>2022</w:t>
       </w:r>
-      <w:bookmarkEnd w:id="585"/>
+      <w:bookmarkEnd w:id="565"/>
       <w:r>
         <w:rPr>
           <w:lang w:val="it-IT"/>
@@ -29441,7 +29467,7 @@
       <w:r>
         <w:t>Managing digital transformation: The view from the top. Journal of Business Research, 152, 29–41.</w:t>
       </w:r>
-      <w:hyperlink r:id="rId35">
+      <w:hyperlink r:id="rId34">
         <w:r>
           <w:rPr>
             <w:u w:val="single"/>
@@ -29449,7 +29475,7 @@
           <w:t xml:space="preserve"> </w:t>
         </w:r>
       </w:hyperlink>
-      <w:hyperlink r:id="rId36">
+      <w:hyperlink r:id="rId35">
         <w:r>
           <w:rPr>
             <w:color w:val="1155CC"/>
@@ -29458,14 +29484,14 @@
           <w:t>https://doi.org/10.1016/j.jbusres.2022.07.020</w:t>
         </w:r>
       </w:hyperlink>
-      <w:commentRangeEnd w:id="584"/>
+      <w:commentRangeEnd w:id="564"/>
       <w:r>
         <w:rPr>
           <w:rStyle w:val="CommentReference"/>
           <w:sz w:val="22"/>
           <w:szCs w:val="22"/>
         </w:rPr>
-        <w:commentReference w:id="584"/>
+        <w:commentReference w:id="564"/>
       </w:r>
     </w:p>
     <w:p>
@@ -29482,7 +29508,6 @@
           <w:highlight w:val="white"/>
           <w:lang w:val="en-US"/>
         </w:rPr>
-        <w:lastRenderedPageBreak/>
         <w:t xml:space="preserve">Wahid, R., Mero, J., &amp; Ritala, P. (2023). Written by ChatGPT, illustrated by Midjourney: generative AI for content marketing. </w:t>
       </w:r>
       <w:r>
@@ -29529,6 +29554,7 @@
           <w:highlight w:val="white"/>
           <w:lang w:val="en-US"/>
         </w:rPr>
+        <w:lastRenderedPageBreak/>
         <w:t xml:space="preserve">Woodside, A. G., Golfetto, F., &amp; Gibbert, M. (2008). </w:t>
       </w:r>
       <w:r>
@@ -29537,7 +29563,7 @@
         </w:rPr>
         <w:t xml:space="preserve">Customer value: theory, research, and practice. In </w:t>
       </w:r>
-      <w:bookmarkStart w:id="586" w:name="OLE_LINK11"/>
+      <w:bookmarkStart w:id="566" w:name="OLE_LINK11"/>
       <w:r>
         <w:rPr>
           <w:i/>
@@ -29552,7 +29578,7 @@
         </w:rPr>
         <w:t xml:space="preserve"> </w:t>
       </w:r>
-      <w:bookmarkEnd w:id="586"/>
+      <w:bookmarkEnd w:id="566"/>
       <w:r>
         <w:rPr>
           <w:highlight w:val="white"/>
@@ -29672,12 +29698,12 @@
       <w:pPr>
         <w:pStyle w:val="Heading1"/>
       </w:pPr>
-      <w:bookmarkStart w:id="587" w:name="_Toc231935255"/>
+      <w:bookmarkStart w:id="567" w:name="_Toc231935255"/>
       <w:r>
         <w:lastRenderedPageBreak/>
         <w:t>Appendix A. Interview Guide and Protocol</w:t>
       </w:r>
-      <w:bookmarkEnd w:id="587"/>
+      <w:bookmarkEnd w:id="567"/>
     </w:p>
     <w:p>
       <w:r>
@@ -29691,7 +29717,7 @@
       <w:pPr>
         <w:pStyle w:val="Heading2"/>
       </w:pPr>
-      <w:bookmarkStart w:id="588" w:name="_Toc231935256"/>
+      <w:bookmarkStart w:id="568" w:name="_Toc231935256"/>
       <w:r>
         <w:rPr>
           <w:lang w:val="en-US"/>
@@ -29707,7 +29733,7 @@
         </w:rPr>
         <w:t>Interview Guide</w:t>
       </w:r>
-      <w:bookmarkEnd w:id="588"/>
+      <w:bookmarkEnd w:id="568"/>
     </w:p>
     <w:p>
       <w:pPr>
@@ -30119,21 +30145,21 @@
       <w:pPr>
         <w:pStyle w:val="Heading1"/>
       </w:pPr>
-      <w:bookmarkStart w:id="589" w:name="_Toc231935257"/>
-      <w:commentRangeStart w:id="590"/>
+      <w:bookmarkStart w:id="569" w:name="_Toc231935257"/>
+      <w:commentRangeStart w:id="570"/>
       <w:r>
         <w:lastRenderedPageBreak/>
         <w:t>Appendix B. Putting the model to work: a manager’s checklist</w:t>
       </w:r>
-      <w:bookmarkEnd w:id="589"/>
-      <w:commentRangeEnd w:id="590"/>
+      <w:bookmarkEnd w:id="569"/>
+      <w:commentRangeEnd w:id="570"/>
       <w:r>
         <w:rPr>
           <w:rStyle w:val="CommentReference"/>
           <w:sz w:val="22"/>
           <w:szCs w:val="22"/>
         </w:rPr>
-        <w:commentReference w:id="590"/>
+        <w:commentReference w:id="570"/>
       </w:r>
     </w:p>
     <w:p>
@@ -30145,11 +30171,11 @@
       <w:pPr>
         <w:pStyle w:val="Heading2"/>
       </w:pPr>
-      <w:bookmarkStart w:id="591" w:name="_Toc231935258"/>
+      <w:bookmarkStart w:id="571" w:name="_Toc231935258"/>
       <w:r>
         <w:t>Observing: sensing the changing context</w:t>
       </w:r>
-      <w:bookmarkEnd w:id="591"/>
+      <w:bookmarkEnd w:id="571"/>
     </w:p>
     <w:p>
       <w:pPr>
@@ -30244,11 +30270,11 @@
       <w:pPr>
         <w:pStyle w:val="Heading2"/>
       </w:pPr>
-      <w:bookmarkStart w:id="592" w:name="_Toc231935259"/>
+      <w:bookmarkStart w:id="572" w:name="_Toc231935259"/>
       <w:r>
         <w:t>Conditions: auditing what enables or constrains</w:t>
       </w:r>
-      <w:bookmarkEnd w:id="592"/>
+      <w:bookmarkEnd w:id="572"/>
     </w:p>
     <w:p>
       <w:pPr>
@@ -30319,11 +30345,11 @@
       <w:pPr>
         <w:pStyle w:val="Heading2"/>
       </w:pPr>
-      <w:bookmarkStart w:id="593" w:name="_Toc231935260"/>
+      <w:bookmarkStart w:id="573" w:name="_Toc231935260"/>
       <w:r>
         <w:t>Steering: acting on the conditions</w:t>
       </w:r>
-      <w:bookmarkEnd w:id="593"/>
+      <w:bookmarkEnd w:id="573"/>
     </w:p>
     <w:p>
       <w:pPr>
@@ -30407,11 +30433,11 @@
       <w:pPr>
         <w:pStyle w:val="Heading2"/>
       </w:pPr>
-      <w:bookmarkStart w:id="594" w:name="_Toc231935261"/>
+      <w:bookmarkStart w:id="574" w:name="_Toc231935261"/>
       <w:r>
         <w:t>Applying: putting agentic AI to work</w:t>
       </w:r>
-      <w:bookmarkEnd w:id="594"/>
+      <w:bookmarkEnd w:id="574"/>
     </w:p>
     <w:p>
       <w:pPr>
@@ -30501,11 +30527,11 @@
       <w:pPr>
         <w:pStyle w:val="Heading2"/>
       </w:pPr>
-      <w:bookmarkStart w:id="595" w:name="_Toc231935262"/>
+      <w:bookmarkStart w:id="575" w:name="_Toc231935262"/>
       <w:r>
         <w:t>Mediating Value Outcomes: turning application into value</w:t>
       </w:r>
-      <w:bookmarkEnd w:id="595"/>
+      <w:bookmarkEnd w:id="575"/>
     </w:p>
     <w:p>
       <w:pPr>
@@ -30593,7 +30619,7 @@
     </w:p>
     <w:p/>
     <w:sectPr>
-      <w:headerReference w:type="default" r:id="rId37"/>
+      <w:headerReference w:type="default" r:id="rId36"/>
       <w:pgSz w:w="12240" w:h="15840"/>
       <w:pgMar w:top="1440" w:right="1440" w:bottom="1440" w:left="1440" w:header="720" w:footer="720" w:gutter="0"/>
       <w:cols w:space="708"/>
@@ -34441,909 +34467,7 @@
       </w:r>
     </w:p>
   </w:comment>
-  <w:comment w:id="414" w:author="Beninger, Stefanie" w:date="2026-06-10T15:03:00Z" w:initials="BS">
-    <w:p>
-      <w:pPr>
-        <w:pStyle w:val="CommentText"/>
-      </w:pPr>
-      <w:r>
-        <w:rPr>
-          <w:rStyle w:val="CommentReference"/>
-        </w:rPr>
-        <w:annotationRef/>
-      </w:r>
-      <w:r>
-        <w:t>this paragraph can be moved up to the introduction of this section</w:t>
-      </w:r>
-    </w:p>
-  </w:comment>
-  <w:comment w:id="410" w:author="Beninger, Stefanie" w:date="2026-06-10T15:03:00Z" w:initials="BS">
-    <w:p>
-      <w:pPr>
-        <w:pStyle w:val="CommentText"/>
-      </w:pPr>
-      <w:r>
-        <w:rPr>
-          <w:rStyle w:val="CommentReference"/>
-        </w:rPr>
-        <w:annotationRef/>
-      </w:r>
-      <w:r>
-        <w:t>not needed</w:t>
-      </w:r>
-    </w:p>
-  </w:comment>
-  <w:comment w:id="417" w:author="Beninger, Stefanie" w:date="2026-06-10T15:04:00Z" w:initials="BS">
-    <w:p>
-      <w:pPr>
-        <w:pStyle w:val="CommentText"/>
-      </w:pPr>
-      <w:r>
-        <w:rPr>
-          <w:rStyle w:val="CommentReference"/>
-        </w:rPr>
-        <w:annotationRef/>
-      </w:r>
-      <w:r>
-        <w:t>make sure this reflects the resulting (final) model in the end - see my comments above</w:t>
-      </w:r>
-    </w:p>
-  </w:comment>
-  <w:comment w:id="420" w:author="Beninger, Stefanie" w:date="2026-06-10T15:04:00Z" w:initials="BS">
-    <w:p>
-      <w:pPr>
-        <w:pStyle w:val="CommentText"/>
-      </w:pPr>
-      <w:r>
-        <w:rPr>
-          <w:rStyle w:val="CommentReference"/>
-        </w:rPr>
-        <w:annotationRef/>
-      </w:r>
-      <w:r>
-        <w:t>I would avoid these sub-subheadings in this section - not really needed</w:t>
-      </w:r>
-    </w:p>
-  </w:comment>
-  <w:comment w:id="421" w:author="Beninger, Stefanie" w:date="2026-06-10T15:05:00Z" w:initials="BS">
-    <w:p>
-      <w:pPr>
-        <w:pStyle w:val="CommentText"/>
-      </w:pPr>
-      <w:r>
-        <w:rPr>
-          <w:rStyle w:val="CommentReference"/>
-        </w:rPr>
-        <w:annotationRef/>
-      </w:r>
-      <w:r>
-        <w:t xml:space="preserve">This can be focused on the E of ensnaring etc - that is is not only an enablerm but a inhibitor. Cool! </w:t>
-      </w:r>
-    </w:p>
-  </w:comment>
-  <w:comment w:id="422" w:author="Beninger, Stefanie" w:date="2026-06-10T15:06:00Z" w:initials="BS">
-    <w:p>
-      <w:pPr>
-        <w:pStyle w:val="CommentText"/>
-      </w:pPr>
-      <w:r>
-        <w:rPr>
-          <w:rStyle w:val="CommentReference"/>
-        </w:rPr>
-        <w:annotationRef/>
-      </w:r>
-      <w:r>
-        <w:t>how does this relate to Enholm? Can you provide more details here on what you mean</w:t>
-      </w:r>
-    </w:p>
-  </w:comment>
-  <w:comment w:id="423" w:author="Beninger, Stefanie" w:date="2026-06-10T15:07:00Z" w:initials="BS">
-    <w:p>
-      <w:pPr>
-        <w:pStyle w:val="CommentText"/>
-      </w:pPr>
-      <w:r>
-        <w:rPr>
-          <w:rStyle w:val="CommentReference"/>
-        </w:rPr>
-        <w:annotationRef/>
-      </w:r>
-      <w:r>
-        <w:t xml:space="preserve">Cool! If it is then that you think the reverse - that business leaders need to become digital leaders? Then explicitly state that in a 'laymans' sentence. </w:t>
-      </w:r>
-    </w:p>
-  </w:comment>
-  <w:comment w:id="424" w:author="Beninger, Stefanie" w:date="2026-06-10T15:07:00Z" w:initials="BS">
-    <w:p>
-      <w:pPr>
-        <w:pStyle w:val="CommentText"/>
-      </w:pPr>
-      <w:r>
-        <w:rPr>
-          <w:rStyle w:val="CommentReference"/>
-        </w:rPr>
-        <w:annotationRef/>
-      </w:r>
-      <w:r>
-        <w:t>avoid using 'this' and 'it' with a subject... check the thesis for this</w:t>
-      </w:r>
-    </w:p>
-  </w:comment>
-  <w:comment w:id="426" w:author="Beninger, Stefanie" w:date="2026-06-10T15:07:00Z" w:initials="BS">
-    <w:p>
-      <w:pPr>
-        <w:pStyle w:val="CommentText"/>
-      </w:pPr>
-      <w:r>
-        <w:rPr>
-          <w:rStyle w:val="CommentReference"/>
-        </w:rPr>
-        <w:annotationRef/>
-      </w:r>
-      <w:r>
-        <w:t>no need to italizs</w:t>
-      </w:r>
-    </w:p>
-  </w:comment>
-  <w:comment w:id="429" w:author="Beninger, Stefanie" w:date="2026-06-10T15:07:00Z" w:initials="BS">
-    <w:p>
-      <w:pPr>
-        <w:pStyle w:val="CommentText"/>
-      </w:pPr>
-      <w:r>
-        <w:rPr>
-          <w:rStyle w:val="CommentReference"/>
-        </w:rPr>
-        <w:annotationRef/>
-      </w:r>
-      <w:r>
-        <w:t xml:space="preserve">avoid italics </w:t>
-      </w:r>
-    </w:p>
-  </w:comment>
-  <w:comment w:id="430" w:author="Beninger, Stefanie" w:date="2026-06-10T15:10:00Z" w:initials="BS">
-    <w:p>
-      <w:pPr>
-        <w:pStyle w:val="CommentText"/>
-      </w:pPr>
-      <w:r>
-        <w:rPr>
-          <w:rStyle w:val="CommentReference"/>
-        </w:rPr>
-        <w:annotationRef/>
-      </w:r>
-      <w:r>
-        <w:t xml:space="preserve">say the traps here </w:t>
-      </w:r>
-    </w:p>
-  </w:comment>
-  <w:comment w:id="431" w:author="Beninger, Stefanie" w:date="2026-06-10T15:11:00Z" w:initials="BS">
-    <w:p>
-      <w:pPr>
-        <w:pStyle w:val="CommentText"/>
-      </w:pPr>
-      <w:r>
-        <w:rPr>
-          <w:rStyle w:val="CommentReference"/>
-        </w:rPr>
-        <w:annotationRef/>
-      </w:r>
-      <w:r>
-        <w:t>state the elements here</w:t>
-      </w:r>
-    </w:p>
-  </w:comment>
-  <w:comment w:id="432" w:author="Beninger, Stefanie" w:date="2026-06-10T15:12:00Z" w:initials="BS">
-    <w:p>
-      <w:pPr>
-        <w:pStyle w:val="CommentText"/>
-      </w:pPr>
-      <w:r>
-        <w:rPr>
-          <w:rStyle w:val="CommentReference"/>
-        </w:rPr>
-        <w:annotationRef/>
-      </w:r>
-      <w:r>
-        <w:t xml:space="preserve">cite the works here and list what it is that they signaled </w:t>
-      </w:r>
-    </w:p>
-  </w:comment>
-  <w:comment w:id="433" w:author="Beninger, Stefanie" w:date="2026-06-10T15:12:00Z" w:initials="BS">
-    <w:p>
-      <w:pPr>
-        <w:pStyle w:val="CommentText"/>
-      </w:pPr>
-      <w:r>
-        <w:rPr>
-          <w:rStyle w:val="CommentReference"/>
-        </w:rPr>
-        <w:annotationRef/>
-      </w:r>
-      <w:r>
-        <w:t>which ones?</w:t>
-      </w:r>
-    </w:p>
-  </w:comment>
-  <w:comment w:id="434" w:author="Beninger, Stefanie" w:date="2026-06-10T15:12:00Z" w:initials="BS">
-    <w:p>
-      <w:pPr>
-        <w:pStyle w:val="CommentText"/>
-      </w:pPr>
-      <w:r>
-        <w:rPr>
-          <w:rStyle w:val="CommentReference"/>
-        </w:rPr>
-        <w:annotationRef/>
-      </w:r>
-      <w:r>
-        <w:t>are we still in the phase of digital transformation?</w:t>
-      </w:r>
-    </w:p>
-  </w:comment>
-  <w:comment w:id="444" w:author="Beninger, Stefanie" w:date="2026-06-10T15:13:00Z" w:initials="BS">
-    <w:p>
-      <w:pPr>
-        <w:pStyle w:val="CommentText"/>
-      </w:pPr>
-      <w:r>
-        <w:rPr>
-          <w:rStyle w:val="CommentReference"/>
-        </w:rPr>
-        <w:annotationRef/>
-      </w:r>
-      <w:r>
-        <w:t xml:space="preserve">don't link to the sections, just spell out here. </w:t>
-      </w:r>
-    </w:p>
-  </w:comment>
-  <w:comment w:id="443" w:author="Beninger, Stefanie" w:date="2026-06-13T14:04:00Z" w:initials="SB">
-    <w:p>
-      <w:pPr>
-        <w:pStyle w:val="CommentText"/>
-        <w:ind w:firstLine="0"/>
-      </w:pPr>
-      <w:r>
-        <w:rPr>
-          <w:rStyle w:val="CommentReference"/>
-        </w:rPr>
-        <w:annotationRef/>
-      </w:r>
-      <w:r>
-        <w:rPr>
-          <w:lang w:val="en-CA"/>
-        </w:rPr>
-        <w:t>I think it is good. For 1, you may get asked what is “value-seeking initiatives” as the word initiatives doesn’t show up again in the thesis. You could like remove “into value-seeking initiatives” and wouldn’t lose any meaning</w:t>
-      </w:r>
-    </w:p>
-  </w:comment>
-  <w:comment w:id="445" w:author="Beninger, Stefanie" w:date="2026-06-10T15:16:00Z" w:initials="BS">
-    <w:p>
-      <w:pPr>
-        <w:pStyle w:val="CommentText"/>
-      </w:pPr>
-      <w:r>
-        <w:rPr>
-          <w:rStyle w:val="CommentReference"/>
-        </w:rPr>
-        <w:annotationRef/>
-      </w:r>
-      <w:r>
-        <w:t>I am not super convinced this is really different from scanning... It might be best to remove Teece</w:t>
-      </w:r>
-    </w:p>
-  </w:comment>
-  <w:comment w:id="451" w:author="Beninger, Stefanie" w:date="2026-06-10T15:17:00Z" w:initials="BS">
-    <w:p>
-      <w:pPr>
-        <w:pStyle w:val="CommentText"/>
-      </w:pPr>
-      <w:r>
-        <w:rPr>
-          <w:rStyle w:val="CommentReference"/>
-        </w:rPr>
-        <w:annotationRef/>
-      </w:r>
-      <w:r>
-        <w:t xml:space="preserve">I would remove this subheading - using the word 'steering' adds yet another word - this is the role of the findings. So stick with the findings framing. </w:t>
-      </w:r>
-    </w:p>
-  </w:comment>
-  <w:comment w:id="449" w:author="Luttik, Daan" w:date="2026-06-12T13:39:00Z" w:initials="DL">
-    <w:p>
-      <w:pPr>
-        <w:pStyle w:val="CommentText"/>
-        <w:ind w:firstLine="0"/>
-      </w:pPr>
-      <w:r>
-        <w:rPr>
-          <w:rStyle w:val="CommentReference"/>
-        </w:rPr>
-        <w:annotationRef/>
-      </w:r>
-      <w:r>
-        <w:t>To consider: rings of Control:</w:t>
-      </w:r>
-    </w:p>
-    <w:p>
-      <w:pPr>
-        <w:pStyle w:val="CommentText"/>
-        <w:ind w:firstLine="0"/>
-      </w:pPr>
-      <w:r>
-        <w:t>- High control over marketing resources</w:t>
-      </w:r>
-    </w:p>
-    <w:p>
-      <w:pPr>
-        <w:pStyle w:val="CommentText"/>
-        <w:ind w:firstLine="0"/>
-      </w:pPr>
-      <w:r>
-        <w:t>- Steering capability regarding technical resources</w:t>
-      </w:r>
-    </w:p>
-    <w:p>
-      <w:pPr>
-        <w:pStyle w:val="CommentText"/>
-        <w:ind w:firstLine="0"/>
-      </w:pPr>
-      <w:r>
-        <w:t>- Typically no control over governance framework</w:t>
-      </w:r>
-    </w:p>
-  </w:comment>
-  <w:comment w:id="452" w:author="Beninger, Stefanie" w:date="2026-06-10T15:18:00Z" w:initials="BS">
-    <w:p>
-      <w:pPr>
-        <w:pStyle w:val="CommentText"/>
-      </w:pPr>
-      <w:r>
-        <w:rPr>
-          <w:rStyle w:val="CommentReference"/>
-        </w:rPr>
-        <w:annotationRef/>
-      </w:r>
-      <w:r>
-        <w:t>Not sure the data supports this - as data points to lack of capabilites as a major issue</w:t>
-      </w:r>
-    </w:p>
-  </w:comment>
-  <w:comment w:id="454" w:author="Beninger, Stefanie" w:date="2026-06-10T15:18:00Z" w:initials="BS">
-    <w:p>
-      <w:pPr>
-        <w:pStyle w:val="CommentText"/>
-      </w:pPr>
-      <w:r>
-        <w:rPr>
-          <w:rStyle w:val="CommentReference"/>
-        </w:rPr>
-        <w:annotationRef/>
-      </w:r>
-      <w:r>
-        <w:t>remind us of the critera here. how did you expand on it? What did you give this model? What do we know differently now and why does it matter? For all the paragraphs that extend/expand/contribute to an existing theory/paper - clarify more on these sort of aspects</w:t>
-      </w:r>
-    </w:p>
-  </w:comment>
-  <w:comment w:id="455" w:author="Beninger, Stefanie" w:date="2026-06-10T15:19:00Z" w:initials="BS">
-    <w:p>
-      <w:pPr>
-        <w:pStyle w:val="CommentText"/>
-      </w:pPr>
-      <w:r>
-        <w:rPr>
-          <w:rStyle w:val="CommentReference"/>
-        </w:rPr>
-        <w:annotationRef/>
-      </w:r>
-      <w:r>
-        <w:t>if findings just align - but do not extend, enrich, etc. then best to leave it out</w:t>
-      </w:r>
-    </w:p>
-  </w:comment>
-  <w:comment w:id="456" w:author="Beninger, Stefanie" w:date="2026-06-10T15:20:00Z" w:initials="BS">
-    <w:p>
-      <w:pPr>
-        <w:pStyle w:val="CommentText"/>
-      </w:pPr>
-      <w:r>
-        <w:rPr>
-          <w:rStyle w:val="CommentReference"/>
-        </w:rPr>
-        <w:annotationRef/>
-      </w:r>
-      <w:r>
-        <w:t xml:space="preserve">I think we already know this from previous literature </w:t>
-      </w:r>
-    </w:p>
-  </w:comment>
-  <w:comment w:id="457" w:author="Beninger, Stefanie" w:date="2026-06-10T15:20:00Z" w:initials="BS">
-    <w:p>
-      <w:pPr>
-        <w:pStyle w:val="CommentText"/>
-      </w:pPr>
-      <w:r>
-        <w:rPr>
-          <w:rStyle w:val="CommentReference"/>
-        </w:rPr>
-        <w:annotationRef/>
-      </w:r>
-      <w:r>
-        <w:t>This seems to just repeat the figure, which should just be done at start of this entire Discussion, so consider removing</w:t>
-      </w:r>
-    </w:p>
-  </w:comment>
-  <w:comment w:id="464" w:author="Beninger, Stefanie" w:date="2026-06-10T15:21:00Z" w:initials="BS">
-    <w:p>
-      <w:pPr>
-        <w:pStyle w:val="CommentText"/>
-      </w:pPr>
-      <w:r>
-        <w:rPr>
-          <w:rStyle w:val="CommentReference"/>
-        </w:rPr>
-        <w:annotationRef/>
-      </w:r>
-      <w:r>
-        <w:t xml:space="preserve">move this harness part up to the Findigns if you keep that in </w:t>
-      </w:r>
-      <w:r>
-        <w:t>h</w:t>
-      </w:r>
-    </w:p>
-  </w:comment>
-  <w:comment w:id="465" w:author="Beninger, Stefanie" w:date="2026-06-10T15:22:00Z" w:initials="BS">
-    <w:p>
-      <w:pPr>
-        <w:pStyle w:val="CommentText"/>
-      </w:pPr>
-      <w:r>
-        <w:rPr>
-          <w:rStyle w:val="CommentReference"/>
-        </w:rPr>
-        <w:annotationRef/>
-      </w:r>
-      <w:r>
-        <w:t xml:space="preserve">I would consider removing this as a Discussion point as it just confirms what we already knew... </w:t>
-      </w:r>
-      <w:r>
-        <w:t>n</w:t>
-      </w:r>
-    </w:p>
-  </w:comment>
-  <w:comment w:id="468" w:author="Beninger, Stefanie" w:date="2026-06-10T15:22:00Z" w:initials="BS">
-    <w:p>
-      <w:pPr>
-        <w:pStyle w:val="CommentText"/>
-      </w:pPr>
-      <w:r>
-        <w:rPr>
-          <w:rStyle w:val="CommentReference"/>
-        </w:rPr>
-        <w:annotationRef/>
-      </w:r>
-      <w:r>
-        <w:t xml:space="preserve">cite and include the theory here </w:t>
-      </w:r>
-    </w:p>
-  </w:comment>
-  <w:comment w:id="469" w:author="Beninger, Stefanie" w:date="2026-06-10T15:22:00Z" w:initials="BS">
-    <w:p>
-      <w:pPr>
-        <w:pStyle w:val="CommentText"/>
-      </w:pPr>
-      <w:r>
-        <w:rPr>
-          <w:rStyle w:val="CommentReference"/>
-        </w:rPr>
-        <w:annotationRef/>
-      </w:r>
-      <w:r>
-        <w:t xml:space="preserve">this didn't really emerge in the findings </w:t>
-      </w:r>
-    </w:p>
-  </w:comment>
-  <w:comment w:id="470" w:author="Beninger, Stefanie" w:date="2026-06-10T15:23:00Z" w:initials="BS">
-    <w:p>
-      <w:pPr>
-        <w:pStyle w:val="CommentText"/>
-      </w:pPr>
-      <w:r>
-        <w:rPr>
-          <w:rStyle w:val="CommentReference"/>
-        </w:rPr>
-        <w:annotationRef/>
-      </w:r>
-      <w:r>
-        <w:t>I think we already knew this from research/practice already decades</w:t>
-      </w:r>
-    </w:p>
-  </w:comment>
-  <w:comment w:id="475" w:author="Beninger, Stefanie" w:date="2026-06-10T15:24:00Z" w:initials="BS">
-    <w:p>
-      <w:pPr>
-        <w:pStyle w:val="CommentText"/>
-      </w:pPr>
-      <w:r>
-        <w:rPr>
-          <w:rStyle w:val="CommentReference"/>
-        </w:rPr>
-        <w:annotationRef/>
-      </w:r>
-      <w:r>
-        <w:t>There might be something there. Consider revisiting and seeing if can be moved up as a clearer contribution about paradoxes in general</w:t>
-      </w:r>
-    </w:p>
-  </w:comment>
-  <w:comment w:id="483" w:author="Beninger, Stefanie" w:date="2026-06-10T15:25:00Z" w:initials="BS">
-    <w:p>
-      <w:pPr>
-        <w:pStyle w:val="CommentText"/>
-      </w:pPr>
-      <w:r>
-        <w:rPr>
-          <w:rStyle w:val="CommentReference"/>
-        </w:rPr>
-        <w:annotationRef/>
-      </w:r>
-      <w:r>
-        <w:t>it is here that the 5Es (if you go this way) might be useful to say as a specific framework for managers</w:t>
-      </w:r>
-    </w:p>
-  </w:comment>
-  <w:comment w:id="513" w:author="Beninger, Stefanie" w:date="2026-06-10T15:26:00Z" w:initials="BS">
-    <w:p>
-      <w:pPr>
-        <w:pStyle w:val="CommentText"/>
-      </w:pPr>
-      <w:r>
-        <w:rPr>
-          <w:rStyle w:val="CommentReference"/>
-        </w:rPr>
-        <w:annotationRef/>
-      </w:r>
-      <w:r>
-        <w:t>maybe also say something here specific to agentic AI as it is different and can have wider implications?</w:t>
-      </w:r>
-    </w:p>
-  </w:comment>
-  <w:comment w:id="514" w:author="Beninger, Stefanie" w:date="2026-06-10T15:26:00Z" w:initials="BS">
-    <w:p>
-      <w:pPr>
-        <w:pStyle w:val="CommentText"/>
-      </w:pPr>
-      <w:r>
-        <w:rPr>
-          <w:rStyle w:val="CommentReference"/>
-        </w:rPr>
-        <w:annotationRef/>
-      </w:r>
-      <w:r>
-        <w:t>be specific here about what kind of contexts it could transfer to - what conditions would need to hold the same?</w:t>
-      </w:r>
-    </w:p>
-  </w:comment>
-  <w:comment w:id="515" w:author="Beninger, Stefanie" w:date="2026-06-10T15:27:00Z" w:initials="BS">
-    <w:p>
-      <w:pPr>
-        <w:pStyle w:val="CommentText"/>
-      </w:pPr>
-      <w:r>
-        <w:rPr>
-          <w:rStyle w:val="CommentReference"/>
-        </w:rPr>
-        <w:annotationRef/>
-      </w:r>
-      <w:r>
-        <w:t>make one paragraph</w:t>
-      </w:r>
-    </w:p>
-  </w:comment>
-  <w:comment w:id="517" w:author="Beninger, Stefanie" w:date="2026-06-10T15:27:00Z" w:initials="BS">
-    <w:p>
-      <w:pPr>
-        <w:pStyle w:val="CommentText"/>
-      </w:pPr>
-      <w:r>
-        <w:rPr>
-          <w:rStyle w:val="CommentReference"/>
-        </w:rPr>
-        <w:annotationRef/>
-      </w:r>
-      <w:r>
-        <w:t>say a bit more about this here</w:t>
-      </w:r>
-    </w:p>
-  </w:comment>
-  <w:comment w:id="518" w:author="Beninger, Stefanie" w:date="2026-06-10T15:28:00Z" w:initials="BS">
-    <w:p>
-      <w:pPr>
-        <w:pStyle w:val="CommentText"/>
-      </w:pPr>
-      <w:r>
-        <w:rPr>
-          <w:rStyle w:val="CommentReference"/>
-        </w:rPr>
-        <w:annotationRef/>
-      </w:r>
-      <w:r>
-        <w:t>why not? be specific - could be social desirability bias (can be cited)</w:t>
-      </w:r>
-    </w:p>
-  </w:comment>
-  <w:comment w:id="520" w:author="Beninger, Stefanie" w:date="2026-06-10T15:28:00Z" w:initials="BS">
-    <w:p>
-      <w:pPr>
-        <w:pStyle w:val="CommentText"/>
-      </w:pPr>
-      <w:r>
-        <w:rPr>
-          <w:rStyle w:val="CommentReference"/>
-        </w:rPr>
-        <w:annotationRef/>
-      </w:r>
-      <w:r>
-        <w:t>how can we do this?</w:t>
-      </w:r>
-    </w:p>
-  </w:comment>
-  <w:comment w:id="521" w:author="Beninger, Stefanie" w:date="2026-06-10T15:31:00Z" w:initials="BS">
-    <w:p>
-      <w:pPr>
-        <w:pStyle w:val="CommentText"/>
-      </w:pPr>
-      <w:r>
-        <w:rPr>
-          <w:rStyle w:val="CommentReference"/>
-        </w:rPr>
-        <w:annotationRef/>
-      </w:r>
-      <w:r>
-        <w:t>ensure you name a certain limitation here - what limitation of your study would these suggestions help to address?</w:t>
-      </w:r>
-    </w:p>
-  </w:comment>
-  <w:comment w:id="522" w:author="Beninger, Stefanie" w:date="2026-06-10T15:36:00Z" w:initials="BS">
-    <w:p>
-      <w:pPr>
-        <w:pStyle w:val="CommentText"/>
-      </w:pPr>
-      <w:r>
-        <w:rPr>
-          <w:rStyle w:val="CommentReference"/>
-        </w:rPr>
-        <w:annotationRef/>
-      </w:r>
-      <w:r>
-        <w:t>(hint: likely the more general interview questions owing to the emerging nature of agentic AI and exploratory nature of this study)</w:t>
-      </w:r>
-    </w:p>
-  </w:comment>
-  <w:comment w:id="523" w:author="Beninger, Stefanie" w:date="2026-06-10T15:29:00Z" w:initials="BS">
-    <w:p>
-      <w:pPr>
-        <w:pStyle w:val="CommentText"/>
-      </w:pPr>
-      <w:r>
-        <w:rPr>
-          <w:rStyle w:val="CommentReference"/>
-        </w:rPr>
-        <w:annotationRef/>
-      </w:r>
-      <w:r>
-        <w:t>why these particular ones? Why are they most needed? (some of this had that included, others not)</w:t>
-      </w:r>
-    </w:p>
-  </w:comment>
-  <w:comment w:id="524" w:author="Beninger, Stefanie" w:date="2026-06-10T15:29:00Z" w:initials="BS">
-    <w:p>
-      <w:pPr>
-        <w:pStyle w:val="CommentText"/>
-      </w:pPr>
-      <w:r>
-        <w:rPr>
-          <w:rStyle w:val="CommentReference"/>
-        </w:rPr>
-        <w:annotationRef/>
-      </w:r>
-      <w:r>
-        <w:t xml:space="preserve">revisit once you have revised the findings </w:t>
-      </w:r>
-    </w:p>
-  </w:comment>
-  <w:comment w:id="525" w:author="Beninger, Stefanie" w:date="2026-06-10T15:30:00Z" w:initials="BS">
-    <w:p>
-      <w:pPr>
-        <w:pStyle w:val="CommentText"/>
-      </w:pPr>
-      <w:r>
-        <w:rPr>
-          <w:rStyle w:val="CommentReference"/>
-        </w:rPr>
-        <w:annotationRef/>
-      </w:r>
-      <w:r>
-        <w:t>which elements? would this hold across industries?</w:t>
-      </w:r>
-    </w:p>
-  </w:comment>
-  <w:comment w:id="526" w:author="Beninger, Stefanie" w:date="2026-06-10T15:30:00Z" w:initials="BS">
-    <w:p>
-      <w:pPr>
-        <w:pStyle w:val="CommentText"/>
-      </w:pPr>
-      <w:r>
-        <w:rPr>
-          <w:rStyle w:val="CommentReference"/>
-        </w:rPr>
-        <w:annotationRef/>
-      </w:r>
-      <w:r>
-        <w:t xml:space="preserve">updated after the findings are revised. </w:t>
-      </w:r>
-    </w:p>
-  </w:comment>
-  <w:comment w:id="532" w:author="Beninger, Stefanie" w:date="2026-06-10T15:31:00Z" w:initials="BS">
-    <w:p>
-      <w:pPr>
-        <w:pStyle w:val="CommentText"/>
-      </w:pPr>
-      <w:r>
-        <w:rPr>
-          <w:rStyle w:val="CommentReference"/>
-        </w:rPr>
-        <w:annotationRef/>
-      </w:r>
-      <w:r>
-        <w:t xml:space="preserve">update when figure is updated/finalized </w:t>
-      </w:r>
-    </w:p>
-  </w:comment>
-  <w:comment w:id="539" w:author="Beninger, Stefanie" w:date="2026-06-10T15:33:00Z" w:initials="BS">
-    <w:p>
-      <w:pPr>
-        <w:pStyle w:val="CommentText"/>
-      </w:pPr>
-      <w:r>
-        <w:rPr>
-          <w:rStyle w:val="CommentReference"/>
-        </w:rPr>
-        <w:annotationRef/>
-      </w:r>
-      <w:r>
-        <w:t xml:space="preserve">this conclusion is a too long - keep it short about what it means for theory and practice. </w:t>
-      </w:r>
-    </w:p>
-  </w:comment>
-  <w:comment w:id="544" w:author="Beninger, Stefanie" w:date="2026-06-10T15:32:00Z" w:initials="BS">
-    <w:p>
-      <w:pPr>
-        <w:pStyle w:val="CommentText"/>
-      </w:pPr>
-      <w:r>
-        <w:rPr>
-          <w:rStyle w:val="CommentReference"/>
-        </w:rPr>
-        <w:annotationRef/>
-      </w:r>
-      <w:r>
-        <w:t xml:space="preserve">if possible, bring the subquestions up to the discussion above and show how each where answered. revisited the subquestions in the intro as a result of your findings and see if they need to be refined. </w:t>
-      </w:r>
-    </w:p>
-  </w:comment>
-  <w:comment w:id="559" w:author="Beninger, Stefanie" w:date="2026-06-10T15:33:00Z" w:initials="BS">
-    <w:p>
-      <w:pPr>
-        <w:pStyle w:val="CommentText"/>
-      </w:pPr>
-      <w:r>
-        <w:rPr>
-          <w:rStyle w:val="CommentReference"/>
-        </w:rPr>
-        <w:annotationRef/>
-      </w:r>
-      <w:r>
-        <w:t xml:space="preserve">This should be brought way up to the start of the theoretical contribution part. </w:t>
-      </w:r>
-    </w:p>
-  </w:comment>
-  <w:comment w:id="560" w:author="Beninger, Stefanie" w:date="2026-06-10T15:33:00Z" w:initials="BS">
-    <w:p>
-      <w:pPr>
-        <w:pStyle w:val="CommentText"/>
-      </w:pPr>
-      <w:r>
-        <w:rPr>
-          <w:rStyle w:val="CommentReference"/>
-        </w:rPr>
-        <w:annotationRef/>
-      </w:r>
-      <w:r>
-        <w:t>yes! good stuff</w:t>
-      </w:r>
-    </w:p>
-  </w:comment>
-  <w:comment w:id="561" w:author="Beninger, Stefanie" w:date="2026-06-10T15:34:00Z" w:initials="BS">
-    <w:p>
-      <w:pPr>
-        <w:pStyle w:val="CommentText"/>
-      </w:pPr>
-      <w:r>
-        <w:rPr>
-          <w:rStyle w:val="CommentReference"/>
-        </w:rPr>
-        <w:annotationRef/>
-      </w:r>
-      <w:r>
-        <w:t xml:space="preserve">avoid the word process - just model is sufficient </w:t>
-      </w:r>
-    </w:p>
-  </w:comment>
-  <w:comment w:id="562" w:author="Beninger, Stefanie" w:date="2026-06-10T15:34:00Z" w:initials="BS">
-    <w:p>
-      <w:pPr>
-        <w:pStyle w:val="CommentText"/>
-      </w:pPr>
-      <w:r>
-        <w:rPr>
-          <w:rStyle w:val="CommentReference"/>
-        </w:rPr>
-        <w:annotationRef/>
-      </w:r>
-      <w:r>
-        <w:t xml:space="preserve">update when figure finalized </w:t>
-      </w:r>
-    </w:p>
-  </w:comment>
-  <w:comment w:id="563" w:author="Beninger, Stefanie" w:date="2026-06-10T15:34:00Z" w:initials="BS">
-    <w:p>
-      <w:pPr>
-        <w:pStyle w:val="CommentText"/>
-      </w:pPr>
-      <w:r>
-        <w:rPr>
-          <w:rStyle w:val="CommentReference"/>
-        </w:rPr>
-        <w:annotationRef/>
-      </w:r>
-      <w:r>
-        <w:t>put in the limitation section</w:t>
-      </w:r>
-    </w:p>
-  </w:comment>
-  <w:comment w:id="564" w:author="Beninger, Stefanie" w:date="2026-06-10T15:35:00Z" w:initials="BS">
-    <w:p>
-      <w:pPr>
-        <w:pStyle w:val="CommentText"/>
-      </w:pPr>
-      <w:r>
-        <w:rPr>
-          <w:rStyle w:val="CommentReference"/>
-        </w:rPr>
-        <w:annotationRef/>
-      </w:r>
-      <w:r>
-        <w:t>awesome sentence to end the thesis on! :)</w:t>
-      </w:r>
-    </w:p>
-  </w:comment>
-  <w:comment w:id="566" w:author="Beninger, Stefanie" w:date="2026-06-10T15:35:00Z" w:initials="BS">
-    <w:p>
-      <w:pPr>
-        <w:pStyle w:val="CommentText"/>
-      </w:pPr>
-      <w:r>
-        <w:rPr>
-          <w:rStyle w:val="CommentReference"/>
-        </w:rPr>
-        <w:annotationRef/>
-      </w:r>
-      <w:r>
-        <w:t>triple check all these references, some are missing details for APA</w:t>
-      </w:r>
-    </w:p>
-  </w:comment>
-  <w:comment w:id="568" w:author="Daan Luttik" w:date="2026-05-03T19:41:00Z" w:initials="">
+  <w:comment w:id="414" w:author="Stefanie B." w:date="2026-05-11T12:54:00Z" w:initials="">
     <w:p>
       <w:pPr>
         <w:widowControl w:val="0"/>
@@ -35372,11 +34496,43 @@
           <w:rFonts w:ascii="Arial" w:eastAsia="Arial" w:hAnsi="Arial" w:cs="Arial"/>
           <w:color w:val="000000"/>
         </w:rPr>
-        <w:t>Probably also interesting</w:t>
+        <w:t>it can be good in a few places here to put specific company-specific illustrative examples (e.g., For example, (company name) uses GenAI for xxx“</w:t>
       </w:r>
     </w:p>
   </w:comment>
-  <w:comment w:id="567" w:author="Luttik, Daan" w:date="2026-06-09T21:38:00Z" w:initials="DL">
+  <w:comment w:id="415" w:author="Beninger, Stefanie" w:date="2026-06-10T15:03:00Z" w:initials="BS">
+    <w:p>
+      <w:pPr>
+        <w:pStyle w:val="CommentText"/>
+      </w:pPr>
+      <w:r>
+        <w:rPr>
+          <w:rStyle w:val="CommentReference"/>
+        </w:rPr>
+        <w:annotationRef/>
+      </w:r>
+      <w:r>
+        <w:t>this paragraph can be moved up to the introduction of this section</w:t>
+      </w:r>
+    </w:p>
+  </w:comment>
+  <w:comment w:id="410" w:author="Beninger, Stefanie" w:date="2026-06-10T15:03:00Z" w:initials="BS">
+    <w:p>
+      <w:pPr>
+        <w:pStyle w:val="CommentText"/>
+      </w:pPr>
+      <w:r>
+        <w:rPr>
+          <w:rStyle w:val="CommentReference"/>
+        </w:rPr>
+        <w:annotationRef/>
+      </w:r>
+      <w:r>
+        <w:t>not needed</w:t>
+      </w:r>
+    </w:p>
+  </w:comment>
+  <w:comment w:id="417" w:author="Luttik, Daan" w:date="2026-06-14T09:53:00Z" w:initials="DL">
     <w:p>
       <w:pPr>
         <w:pStyle w:val="CommentText"/>
@@ -35389,11 +34545,27 @@
         <w:annotationRef/>
       </w:r>
       <w:r>
-        <w:t>I should probably use this somewhere still</w:t>
+        <w:t>Tighten further</w:t>
       </w:r>
     </w:p>
   </w:comment>
-  <w:comment w:id="569" w:author="Luttik, Daan" w:date="2026-06-09T21:42:00Z" w:initials="DL">
+  <w:comment w:id="420" w:author="Beninger, Stefanie" w:date="2026-06-10T15:04:00Z" w:initials="BS">
+    <w:p>
+      <w:pPr>
+        <w:pStyle w:val="CommentText"/>
+      </w:pPr>
+      <w:r>
+        <w:rPr>
+          <w:rStyle w:val="CommentReference"/>
+        </w:rPr>
+        <w:annotationRef/>
+      </w:r>
+      <w:r>
+        <w:t>make sure this reflects the resulting (final) model in the end - see my comments above</w:t>
+      </w:r>
+    </w:p>
+  </w:comment>
+  <w:comment w:id="422" w:author="Luttik, Daan" w:date="2026-06-14T09:52:00Z" w:initials="DL">
     <w:p>
       <w:pPr>
         <w:pStyle w:val="CommentText"/>
@@ -35406,11 +34578,27 @@
         <w:annotationRef/>
       </w:r>
       <w:r>
-        <w:t>Should probably remove</w:t>
+        <w:t>Somewhere else</w:t>
       </w:r>
     </w:p>
   </w:comment>
-  <w:comment w:id="571" w:author="Luttik, Daan" w:date="2026-06-09T21:42:00Z" w:initials="DL">
+  <w:comment w:id="426" w:author="Beninger, Stefanie" w:date="2026-06-10T15:04:00Z" w:initials="BS">
+    <w:p>
+      <w:pPr>
+        <w:pStyle w:val="CommentText"/>
+      </w:pPr>
+      <w:r>
+        <w:rPr>
+          <w:rStyle w:val="CommentReference"/>
+        </w:rPr>
+        <w:annotationRef/>
+      </w:r>
+      <w:r>
+        <w:t>I would avoid these sub-subheadings in this section - not really needed</w:t>
+      </w:r>
+    </w:p>
+  </w:comment>
+  <w:comment w:id="429" w:author="Luttik, Daan" w:date="2026-06-13T22:36:00Z" w:initials="DL">
     <w:p>
       <w:pPr>
         <w:pStyle w:val="CommentText"/>
@@ -35423,11 +34611,123 @@
         <w:annotationRef/>
       </w:r>
       <w:r>
-        <w:t>Should probably remove</w:t>
+        <w:t>Move...</w:t>
       </w:r>
     </w:p>
   </w:comment>
-  <w:comment w:id="572" w:author="Luttik, Daan" w:date="2026-06-09T21:43:00Z" w:initials="DL">
+  <w:comment w:id="428" w:author="Beninger, Stefanie" w:date="2026-06-10T15:06:00Z" w:initials="BS">
+    <w:p>
+      <w:pPr>
+        <w:pStyle w:val="CommentText"/>
+      </w:pPr>
+      <w:r>
+        <w:rPr>
+          <w:rStyle w:val="CommentReference"/>
+        </w:rPr>
+        <w:annotationRef/>
+      </w:r>
+      <w:r>
+        <w:t>how does this relate to Enholm? Can you provide more details here on what you mean</w:t>
+      </w:r>
+    </w:p>
+  </w:comment>
+  <w:comment w:id="431" w:author="Beninger, Stefanie" w:date="2026-06-10T15:07:00Z" w:initials="BS">
+    <w:p>
+      <w:pPr>
+        <w:pStyle w:val="CommentText"/>
+      </w:pPr>
+      <w:r>
+        <w:rPr>
+          <w:rStyle w:val="CommentReference"/>
+        </w:rPr>
+        <w:annotationRef/>
+      </w:r>
+      <w:r>
+        <w:t xml:space="preserve">Cool! If it is then that you think the reverse - that business leaders need to become digital leaders? Then explicitly state that in a 'laymans' sentence. </w:t>
+      </w:r>
+    </w:p>
+  </w:comment>
+  <w:comment w:id="432" w:author="Beninger, Stefanie" w:date="2026-06-10T15:07:00Z" w:initials="BS">
+    <w:p>
+      <w:pPr>
+        <w:pStyle w:val="CommentText"/>
+      </w:pPr>
+      <w:r>
+        <w:rPr>
+          <w:rStyle w:val="CommentReference"/>
+        </w:rPr>
+        <w:annotationRef/>
+      </w:r>
+      <w:r>
+        <w:t>avoid using 'this' and 'it' with a subject... check the thesis for this</w:t>
+      </w:r>
+    </w:p>
+  </w:comment>
+  <w:comment w:id="434" w:author="Beninger, Stefanie" w:date="2026-06-10T15:07:00Z" w:initials="BS">
+    <w:p>
+      <w:pPr>
+        <w:pStyle w:val="CommentText"/>
+      </w:pPr>
+      <w:r>
+        <w:rPr>
+          <w:rStyle w:val="CommentReference"/>
+        </w:rPr>
+        <w:annotationRef/>
+      </w:r>
+      <w:r>
+        <w:t>no need to italizs</w:t>
+      </w:r>
+    </w:p>
+  </w:comment>
+  <w:comment w:id="437" w:author="Beninger, Stefanie" w:date="2026-06-10T15:12:00Z" w:initials="BS">
+    <w:p>
+      <w:pPr>
+        <w:pStyle w:val="CommentText"/>
+      </w:pPr>
+      <w:r>
+        <w:rPr>
+          <w:rStyle w:val="CommentReference"/>
+        </w:rPr>
+        <w:annotationRef/>
+      </w:r>
+      <w:r>
+        <w:t xml:space="preserve">cite the works here and list what it is that they signaled </w:t>
+      </w:r>
+    </w:p>
+  </w:comment>
+  <w:comment w:id="438" w:author="Beninger, Stefanie" w:date="2026-06-10T15:12:00Z" w:initials="BS">
+    <w:p>
+      <w:pPr>
+        <w:pStyle w:val="CommentText"/>
+      </w:pPr>
+      <w:r>
+        <w:rPr>
+          <w:rStyle w:val="CommentReference"/>
+        </w:rPr>
+        <w:annotationRef/>
+      </w:r>
+      <w:r>
+        <w:t>which ones?</w:t>
+      </w:r>
+    </w:p>
+  </w:comment>
+  <w:comment w:id="439" w:author="Beninger, Stefanie" w:date="2026-06-10T15:12:00Z" w:initials="BS">
+    <w:p>
+      <w:pPr>
+        <w:pStyle w:val="CommentText"/>
+      </w:pPr>
+      <w:r>
+        <w:rPr>
+          <w:rStyle w:val="CommentReference"/>
+        </w:rPr>
+        <w:annotationRef/>
+      </w:r>
+      <w:r>
+        <w:t>are we still in the phase of digital transformation?</w:t>
+      </w:r>
+    </w:p>
+  </w:comment>
+  <w:comment w:id="427" w:author="Luttik, Daan" w:date="2026-06-14T09:55:00Z" w:initials="DL">
     <w:p>
       <w:pPr>
         <w:pStyle w:val="CommentText"/>
@@ -35440,11 +34740,27 @@
         <w:annotationRef/>
       </w:r>
       <w:r>
-        <w:t>Should probably reconsider adding.</w:t>
+        <w:t>Divide over the other sections.</w:t>
       </w:r>
     </w:p>
   </w:comment>
-  <w:comment w:id="573" w:author="Luttik, Daan" w:date="2026-06-09T21:43:00Z" w:initials="DL">
+  <w:comment w:id="449" w:author="Beninger, Stefanie" w:date="2026-06-10T15:13:00Z" w:initials="BS">
+    <w:p>
+      <w:pPr>
+        <w:pStyle w:val="CommentText"/>
+      </w:pPr>
+      <w:r>
+        <w:rPr>
+          <w:rStyle w:val="CommentReference"/>
+        </w:rPr>
+        <w:annotationRef/>
+      </w:r>
+      <w:r>
+        <w:t xml:space="preserve">don't link to the sections, just spell out here. </w:t>
+      </w:r>
+    </w:p>
+  </w:comment>
+  <w:comment w:id="448" w:author="Beninger, Stefanie" w:date="2026-06-13T14:04:00Z" w:initials="SB">
     <w:p>
       <w:pPr>
         <w:pStyle w:val="CommentText"/>
@@ -35457,11 +34773,46 @@
         <w:annotationRef/>
       </w:r>
       <w:r>
-        <w:t>Should probably remove</w:t>
+        <w:rPr>
+          <w:lang w:val="en-CA"/>
+        </w:rPr>
+        <w:t>I think it is good. For 1, you may get asked what is “value-seeking initiatives” as the word initiatives doesn’t show up again in the thesis. You could like remove “into value-seeking initiatives” and wouldn’t lose any meaning</w:t>
       </w:r>
     </w:p>
   </w:comment>
-  <w:comment w:id="574" w:author="Luttik, Daan" w:date="2026-06-09T21:45:00Z" w:initials="DL">
+  <w:comment w:id="450" w:author="Beninger, Stefanie" w:date="2026-06-10T15:16:00Z" w:initials="BS">
+    <w:p>
+      <w:pPr>
+        <w:pStyle w:val="CommentText"/>
+      </w:pPr>
+      <w:r>
+        <w:rPr>
+          <w:rStyle w:val="CommentReference"/>
+        </w:rPr>
+        <w:annotationRef/>
+      </w:r>
+      <w:r>
+        <w:t>I am not super convinced this is really different from scanning... It might be best to remove Teece</w:t>
+      </w:r>
+    </w:p>
+  </w:comment>
+  <w:comment w:id="457" w:author="Beninger, Stefanie" w:date="2026-06-10T15:17:00Z" w:initials="BS">
+    <w:p>
+      <w:pPr>
+        <w:pStyle w:val="CommentText"/>
+      </w:pPr>
+      <w:r>
+        <w:rPr>
+          <w:rStyle w:val="CommentReference"/>
+        </w:rPr>
+        <w:annotationRef/>
+      </w:r>
+      <w:r>
+        <w:t xml:space="preserve">I would remove this subheading - using the word 'steering' adds yet another word - this is the role of the findings. So stick with the findings framing. </w:t>
+      </w:r>
+    </w:p>
+  </w:comment>
+  <w:comment w:id="455" w:author="Luttik, Daan" w:date="2026-06-12T13:39:00Z" w:initials="DL">
     <w:p>
       <w:pPr>
         <w:pStyle w:val="CommentText"/>
@@ -35474,28 +34825,639 @@
         <w:annotationRef/>
       </w:r>
       <w:r>
-        <w:t>Likely not used</w:t>
-      </w:r>
-    </w:p>
-  </w:comment>
-  <w:comment w:id="578" w:author="Luttik, Daan" w:date="2026-06-09T21:46:00Z" w:initials="DL">
+        <w:t>To consider: rings of Control:</w:t>
+      </w:r>
+    </w:p>
     <w:p>
       <w:pPr>
         <w:pStyle w:val="CommentText"/>
         <w:ind w:firstLine="0"/>
       </w:pPr>
       <w:r>
+        <w:t>- High control over marketing resources</w:t>
+      </w:r>
+    </w:p>
+    <w:p>
+      <w:pPr>
+        <w:pStyle w:val="CommentText"/>
+        <w:ind w:firstLine="0"/>
+      </w:pPr>
+      <w:r>
+        <w:t>- Steering capability regarding technical resources</w:t>
+      </w:r>
+    </w:p>
+    <w:p>
+      <w:pPr>
+        <w:pStyle w:val="CommentText"/>
+        <w:ind w:firstLine="0"/>
+      </w:pPr>
+      <w:r>
+        <w:t>- Typically no control over governance framework</w:t>
+      </w:r>
+    </w:p>
+  </w:comment>
+  <w:comment w:id="458" w:author="Beninger, Stefanie" w:date="2026-06-10T15:18:00Z" w:initials="BS">
+    <w:p>
+      <w:pPr>
+        <w:pStyle w:val="CommentText"/>
+      </w:pPr>
+      <w:r>
         <w:rPr>
           <w:rStyle w:val="CommentReference"/>
         </w:rPr>
         <w:annotationRef/>
       </w:r>
       <w:r>
-        <w:t>Should probably remove</w:t>
+        <w:t>Not sure the data supports this - as data points to lack of capabilites as a major issue</w:t>
       </w:r>
     </w:p>
   </w:comment>
-  <w:comment w:id="579" w:author="Daan Luttik" w:date="2026-05-03T19:43:00Z" w:initials="">
+  <w:comment w:id="460" w:author="Beninger, Stefanie" w:date="2026-06-10T15:18:00Z" w:initials="BS">
+    <w:p>
+      <w:pPr>
+        <w:pStyle w:val="CommentText"/>
+      </w:pPr>
+      <w:r>
+        <w:rPr>
+          <w:rStyle w:val="CommentReference"/>
+        </w:rPr>
+        <w:annotationRef/>
+      </w:r>
+      <w:r>
+        <w:t>remind us of the critera here. how did you expand on it? What did you give this model? What do we know differently now and why does it matter? For all the paragraphs that extend/expand/contribute to an existing theory/paper - clarify more on these sort of aspects</w:t>
+      </w:r>
+    </w:p>
+  </w:comment>
+  <w:comment w:id="461" w:author="Beninger, Stefanie" w:date="2026-06-10T15:19:00Z" w:initials="BS">
+    <w:p>
+      <w:pPr>
+        <w:pStyle w:val="CommentText"/>
+      </w:pPr>
+      <w:r>
+        <w:rPr>
+          <w:rStyle w:val="CommentReference"/>
+        </w:rPr>
+        <w:annotationRef/>
+      </w:r>
+      <w:r>
+        <w:t>if findings just align - but do not extend, enrich, etc. then best to leave it out</w:t>
+      </w:r>
+    </w:p>
+  </w:comment>
+  <w:comment w:id="462" w:author="Beninger, Stefanie" w:date="2026-06-10T15:20:00Z" w:initials="BS">
+    <w:p>
+      <w:pPr>
+        <w:pStyle w:val="CommentText"/>
+      </w:pPr>
+      <w:r>
+        <w:rPr>
+          <w:rStyle w:val="CommentReference"/>
+        </w:rPr>
+        <w:annotationRef/>
+      </w:r>
+      <w:r>
+        <w:t xml:space="preserve">I think we already know this from previous literature </w:t>
+      </w:r>
+    </w:p>
+  </w:comment>
+  <w:comment w:id="463" w:author="Beninger, Stefanie" w:date="2026-06-10T15:20:00Z" w:initials="BS">
+    <w:p>
+      <w:pPr>
+        <w:pStyle w:val="CommentText"/>
+      </w:pPr>
+      <w:r>
+        <w:rPr>
+          <w:rStyle w:val="CommentReference"/>
+        </w:rPr>
+        <w:annotationRef/>
+      </w:r>
+      <w:r>
+        <w:t>This seems to just repeat the figure, which should just be done at start of this entire Discussion, so consider removing</w:t>
+      </w:r>
+    </w:p>
+  </w:comment>
+  <w:comment w:id="464" w:author="Luttik, Daan" w:date="2026-06-14T10:47:00Z" w:initials="DL">
+    <w:p>
+      <w:pPr>
+        <w:pStyle w:val="CommentText"/>
+        <w:ind w:firstLine="0"/>
+      </w:pPr>
+      <w:r>
+        <w:rPr>
+          <w:rStyle w:val="CommentReference"/>
+        </w:rPr>
+        <w:annotationRef/>
+      </w:r>
+      <w:r>
+        <w:t>TODO: remove</w:t>
+      </w:r>
+    </w:p>
+  </w:comment>
+  <w:comment w:id="465" w:author="Luttik, Daan" w:date="2026-06-14T11:31:00Z" w:initials="DL">
+    <w:p>
+      <w:pPr>
+        <w:pStyle w:val="CommentText"/>
+        <w:ind w:firstLine="0"/>
+      </w:pPr>
+      <w:r>
+        <w:rPr>
+          <w:rStyle w:val="CommentReference"/>
+        </w:rPr>
+        <w:annotationRef/>
+      </w:r>
+      <w:r>
+        <w:t>Check if this is explicit enough in the findings.</w:t>
+      </w:r>
+    </w:p>
+  </w:comment>
+  <w:comment w:id="467" w:author="Beninger, Stefanie" w:date="2026-06-10T15:21:00Z" w:initials="BS">
+    <w:p>
+      <w:pPr>
+        <w:pStyle w:val="CommentText"/>
+      </w:pPr>
+      <w:r>
+        <w:rPr>
+          <w:rStyle w:val="CommentReference"/>
+        </w:rPr>
+        <w:annotationRef/>
+      </w:r>
+      <w:r>
+        <w:t xml:space="preserve">move this harness part up to the Findigns if you keep that in </w:t>
+      </w:r>
+      <w:r>
+        <w:t>h</w:t>
+      </w:r>
+    </w:p>
+  </w:comment>
+  <w:comment w:id="468" w:author="Beninger, Stefanie" w:date="2026-06-10T15:22:00Z" w:initials="BS">
+    <w:p>
+      <w:pPr>
+        <w:pStyle w:val="CommentText"/>
+      </w:pPr>
+      <w:r>
+        <w:rPr>
+          <w:rStyle w:val="CommentReference"/>
+        </w:rPr>
+        <w:annotationRef/>
+      </w:r>
+      <w:r>
+        <w:t xml:space="preserve">I would consider removing this as a Discussion point as it just confirms what we already knew... </w:t>
+      </w:r>
+      <w:r>
+        <w:t>n</w:t>
+      </w:r>
+    </w:p>
+  </w:comment>
+  <w:comment w:id="471" w:author="Beninger, Stefanie" w:date="2026-06-10T15:22:00Z" w:initials="BS">
+    <w:p>
+      <w:pPr>
+        <w:pStyle w:val="CommentText"/>
+      </w:pPr>
+      <w:r>
+        <w:rPr>
+          <w:rStyle w:val="CommentReference"/>
+        </w:rPr>
+        <w:annotationRef/>
+      </w:r>
+      <w:r>
+        <w:t xml:space="preserve">cite and include the theory here </w:t>
+      </w:r>
+    </w:p>
+  </w:comment>
+  <w:comment w:id="472" w:author="Beninger, Stefanie" w:date="2026-06-10T15:22:00Z" w:initials="BS">
+    <w:p>
+      <w:pPr>
+        <w:pStyle w:val="CommentText"/>
+      </w:pPr>
+      <w:r>
+        <w:rPr>
+          <w:rStyle w:val="CommentReference"/>
+        </w:rPr>
+        <w:annotationRef/>
+      </w:r>
+      <w:r>
+        <w:t xml:space="preserve">this didn't really emerge in the findings </w:t>
+      </w:r>
+    </w:p>
+  </w:comment>
+  <w:comment w:id="473" w:author="Beninger, Stefanie" w:date="2026-06-10T15:23:00Z" w:initials="BS">
+    <w:p>
+      <w:pPr>
+        <w:pStyle w:val="CommentText"/>
+      </w:pPr>
+      <w:r>
+        <w:rPr>
+          <w:rStyle w:val="CommentReference"/>
+        </w:rPr>
+        <w:annotationRef/>
+      </w:r>
+      <w:r>
+        <w:t>I think we already knew this from research/practice already decades</w:t>
+      </w:r>
+    </w:p>
+  </w:comment>
+  <w:comment w:id="474" w:author="Beninger, Stefanie" w:date="2026-06-10T15:24:00Z" w:initials="BS">
+    <w:p>
+      <w:pPr>
+        <w:pStyle w:val="CommentText"/>
+      </w:pPr>
+      <w:r>
+        <w:rPr>
+          <w:rStyle w:val="CommentReference"/>
+        </w:rPr>
+        <w:annotationRef/>
+      </w:r>
+      <w:r>
+        <w:t>There might be something there. Consider revisiting and seeing if can be moved up as a clearer contribution about paradoxes in general</w:t>
+      </w:r>
+    </w:p>
+  </w:comment>
+  <w:comment w:id="476" w:author="Beninger, Stefanie" w:date="2026-06-10T15:25:00Z" w:initials="BS">
+    <w:p>
+      <w:pPr>
+        <w:pStyle w:val="CommentText"/>
+      </w:pPr>
+      <w:r>
+        <w:rPr>
+          <w:rStyle w:val="CommentReference"/>
+        </w:rPr>
+        <w:annotationRef/>
+      </w:r>
+      <w:r>
+        <w:t>it is here that the 5Es (if you go this way) might be useful to say as a specific framework for managers</w:t>
+      </w:r>
+    </w:p>
+  </w:comment>
+  <w:comment w:id="494" w:author="Beninger, Stefanie" w:date="2026-06-10T15:26:00Z" w:initials="BS">
+    <w:p>
+      <w:pPr>
+        <w:pStyle w:val="CommentText"/>
+      </w:pPr>
+      <w:r>
+        <w:rPr>
+          <w:rStyle w:val="CommentReference"/>
+        </w:rPr>
+        <w:annotationRef/>
+      </w:r>
+      <w:r>
+        <w:t>maybe also say something here specific to agentic AI as it is different and can have wider implications?</w:t>
+      </w:r>
+    </w:p>
+  </w:comment>
+  <w:comment w:id="495" w:author="Beninger, Stefanie" w:date="2026-06-10T15:26:00Z" w:initials="BS">
+    <w:p>
+      <w:pPr>
+        <w:pStyle w:val="CommentText"/>
+      </w:pPr>
+      <w:r>
+        <w:rPr>
+          <w:rStyle w:val="CommentReference"/>
+        </w:rPr>
+        <w:annotationRef/>
+      </w:r>
+      <w:r>
+        <w:t>be specific here about what kind of contexts it could transfer to - what conditions would need to hold the same?</w:t>
+      </w:r>
+    </w:p>
+  </w:comment>
+  <w:comment w:id="496" w:author="Beninger, Stefanie" w:date="2026-06-10T15:27:00Z" w:initials="BS">
+    <w:p>
+      <w:pPr>
+        <w:pStyle w:val="CommentText"/>
+      </w:pPr>
+      <w:r>
+        <w:rPr>
+          <w:rStyle w:val="CommentReference"/>
+        </w:rPr>
+        <w:annotationRef/>
+      </w:r>
+      <w:r>
+        <w:t>make one paragraph</w:t>
+      </w:r>
+    </w:p>
+  </w:comment>
+  <w:comment w:id="498" w:author="Beninger, Stefanie" w:date="2026-06-10T15:27:00Z" w:initials="BS">
+    <w:p>
+      <w:pPr>
+        <w:pStyle w:val="CommentText"/>
+      </w:pPr>
+      <w:r>
+        <w:rPr>
+          <w:rStyle w:val="CommentReference"/>
+        </w:rPr>
+        <w:annotationRef/>
+      </w:r>
+      <w:r>
+        <w:t>say a bit more about this here</w:t>
+      </w:r>
+    </w:p>
+  </w:comment>
+  <w:comment w:id="499" w:author="Beninger, Stefanie" w:date="2026-06-10T15:28:00Z" w:initials="BS">
+    <w:p>
+      <w:pPr>
+        <w:pStyle w:val="CommentText"/>
+      </w:pPr>
+      <w:r>
+        <w:rPr>
+          <w:rStyle w:val="CommentReference"/>
+        </w:rPr>
+        <w:annotationRef/>
+      </w:r>
+      <w:r>
+        <w:t>why not? be specific - could be social desirability bias (can be cited)</w:t>
+      </w:r>
+    </w:p>
+  </w:comment>
+  <w:comment w:id="501" w:author="Beninger, Stefanie" w:date="2026-06-10T15:28:00Z" w:initials="BS">
+    <w:p>
+      <w:pPr>
+        <w:pStyle w:val="CommentText"/>
+      </w:pPr>
+      <w:r>
+        <w:rPr>
+          <w:rStyle w:val="CommentReference"/>
+        </w:rPr>
+        <w:annotationRef/>
+      </w:r>
+      <w:r>
+        <w:t>how can we do this?</w:t>
+      </w:r>
+    </w:p>
+  </w:comment>
+  <w:comment w:id="502" w:author="Beninger, Stefanie" w:date="2026-06-10T15:31:00Z" w:initials="BS">
+    <w:p>
+      <w:pPr>
+        <w:pStyle w:val="CommentText"/>
+      </w:pPr>
+      <w:r>
+        <w:rPr>
+          <w:rStyle w:val="CommentReference"/>
+        </w:rPr>
+        <w:annotationRef/>
+      </w:r>
+      <w:r>
+        <w:t>ensure you name a certain limitation here - what limitation of your study would these suggestions help to address?</w:t>
+      </w:r>
+    </w:p>
+  </w:comment>
+  <w:comment w:id="503" w:author="Beninger, Stefanie" w:date="2026-06-10T15:36:00Z" w:initials="BS">
+    <w:p>
+      <w:pPr>
+        <w:pStyle w:val="CommentText"/>
+      </w:pPr>
+      <w:r>
+        <w:rPr>
+          <w:rStyle w:val="CommentReference"/>
+        </w:rPr>
+        <w:annotationRef/>
+      </w:r>
+      <w:r>
+        <w:t>(hint: likely the more general interview questions owing to the emerging nature of agentic AI and exploratory nature of this study)</w:t>
+      </w:r>
+    </w:p>
+  </w:comment>
+  <w:comment w:id="504" w:author="Beninger, Stefanie" w:date="2026-06-10T15:29:00Z" w:initials="BS">
+    <w:p>
+      <w:pPr>
+        <w:pStyle w:val="CommentText"/>
+      </w:pPr>
+      <w:r>
+        <w:rPr>
+          <w:rStyle w:val="CommentReference"/>
+        </w:rPr>
+        <w:annotationRef/>
+      </w:r>
+      <w:r>
+        <w:t>why these particular ones? Why are they most needed? (some of this had that included, others not)</w:t>
+      </w:r>
+    </w:p>
+  </w:comment>
+  <w:comment w:id="505" w:author="Beninger, Stefanie" w:date="2026-06-10T15:29:00Z" w:initials="BS">
+    <w:p>
+      <w:pPr>
+        <w:pStyle w:val="CommentText"/>
+      </w:pPr>
+      <w:r>
+        <w:rPr>
+          <w:rStyle w:val="CommentReference"/>
+        </w:rPr>
+        <w:annotationRef/>
+      </w:r>
+      <w:r>
+        <w:t xml:space="preserve">revisit once you have revised the findings </w:t>
+      </w:r>
+    </w:p>
+  </w:comment>
+  <w:comment w:id="506" w:author="Beninger, Stefanie" w:date="2026-06-10T15:30:00Z" w:initials="BS">
+    <w:p>
+      <w:pPr>
+        <w:pStyle w:val="CommentText"/>
+      </w:pPr>
+      <w:r>
+        <w:rPr>
+          <w:rStyle w:val="CommentReference"/>
+        </w:rPr>
+        <w:annotationRef/>
+      </w:r>
+      <w:r>
+        <w:t>which elements? would this hold across industries?</w:t>
+      </w:r>
+    </w:p>
+  </w:comment>
+  <w:comment w:id="507" w:author="Beninger, Stefanie" w:date="2026-06-10T15:30:00Z" w:initials="BS">
+    <w:p>
+      <w:pPr>
+        <w:pStyle w:val="CommentText"/>
+      </w:pPr>
+      <w:r>
+        <w:rPr>
+          <w:rStyle w:val="CommentReference"/>
+        </w:rPr>
+        <w:annotationRef/>
+      </w:r>
+      <w:r>
+        <w:t xml:space="preserve">updated after the findings are revised. </w:t>
+      </w:r>
+    </w:p>
+  </w:comment>
+  <w:comment w:id="513" w:author="Beninger, Stefanie" w:date="2026-06-10T15:31:00Z" w:initials="BS">
+    <w:p>
+      <w:pPr>
+        <w:pStyle w:val="CommentText"/>
+      </w:pPr>
+      <w:r>
+        <w:rPr>
+          <w:rStyle w:val="CommentReference"/>
+        </w:rPr>
+        <w:annotationRef/>
+      </w:r>
+      <w:r>
+        <w:t xml:space="preserve">update when figure is updated/finalized </w:t>
+      </w:r>
+    </w:p>
+  </w:comment>
+  <w:comment w:id="520" w:author="Beninger, Stefanie" w:date="2026-06-10T15:33:00Z" w:initials="BS">
+    <w:p>
+      <w:pPr>
+        <w:pStyle w:val="CommentText"/>
+      </w:pPr>
+      <w:r>
+        <w:rPr>
+          <w:rStyle w:val="CommentReference"/>
+        </w:rPr>
+        <w:annotationRef/>
+      </w:r>
+      <w:r>
+        <w:t xml:space="preserve">this conclusion is a too long - keep it short about what it means for theory and practice. </w:t>
+      </w:r>
+    </w:p>
+  </w:comment>
+  <w:comment w:id="525" w:author="Beninger, Stefanie" w:date="2026-06-10T15:32:00Z" w:initials="BS">
+    <w:p>
+      <w:pPr>
+        <w:pStyle w:val="CommentText"/>
+      </w:pPr>
+      <w:r>
+        <w:rPr>
+          <w:rStyle w:val="CommentReference"/>
+        </w:rPr>
+        <w:annotationRef/>
+      </w:r>
+      <w:r>
+        <w:t xml:space="preserve">if possible, bring the subquestions up to the discussion above and show how each where answered. revisited the subquestions in the intro as a result of your findings and see if they need to be refined. </w:t>
+      </w:r>
+    </w:p>
+  </w:comment>
+  <w:comment w:id="540" w:author="Beninger, Stefanie" w:date="2026-06-10T15:33:00Z" w:initials="BS">
+    <w:p>
+      <w:pPr>
+        <w:pStyle w:val="CommentText"/>
+      </w:pPr>
+      <w:r>
+        <w:rPr>
+          <w:rStyle w:val="CommentReference"/>
+        </w:rPr>
+        <w:annotationRef/>
+      </w:r>
+      <w:r>
+        <w:t xml:space="preserve">This should be brought way up to the start of the theoretical contribution part. </w:t>
+      </w:r>
+    </w:p>
+  </w:comment>
+  <w:comment w:id="541" w:author="Beninger, Stefanie" w:date="2026-06-10T15:33:00Z" w:initials="BS">
+    <w:p>
+      <w:pPr>
+        <w:pStyle w:val="CommentText"/>
+      </w:pPr>
+      <w:r>
+        <w:rPr>
+          <w:rStyle w:val="CommentReference"/>
+        </w:rPr>
+        <w:annotationRef/>
+      </w:r>
+      <w:r>
+        <w:t>yes! good stuff</w:t>
+      </w:r>
+    </w:p>
+  </w:comment>
+  <w:comment w:id="542" w:author="Beninger, Stefanie" w:date="2026-06-10T15:34:00Z" w:initials="BS">
+    <w:p>
+      <w:pPr>
+        <w:pStyle w:val="CommentText"/>
+      </w:pPr>
+      <w:r>
+        <w:rPr>
+          <w:rStyle w:val="CommentReference"/>
+        </w:rPr>
+        <w:annotationRef/>
+      </w:r>
+      <w:r>
+        <w:t xml:space="preserve">avoid the word process - just model is sufficient </w:t>
+      </w:r>
+    </w:p>
+  </w:comment>
+  <w:comment w:id="543" w:author="Beninger, Stefanie" w:date="2026-06-10T15:34:00Z" w:initials="BS">
+    <w:p>
+      <w:pPr>
+        <w:pStyle w:val="CommentText"/>
+      </w:pPr>
+      <w:r>
+        <w:rPr>
+          <w:rStyle w:val="CommentReference"/>
+        </w:rPr>
+        <w:annotationRef/>
+      </w:r>
+      <w:r>
+        <w:t xml:space="preserve">update when figure finalized </w:t>
+      </w:r>
+    </w:p>
+  </w:comment>
+  <w:comment w:id="544" w:author="Beninger, Stefanie" w:date="2026-06-10T15:34:00Z" w:initials="BS">
+    <w:p>
+      <w:pPr>
+        <w:pStyle w:val="CommentText"/>
+      </w:pPr>
+      <w:r>
+        <w:rPr>
+          <w:rStyle w:val="CommentReference"/>
+        </w:rPr>
+        <w:annotationRef/>
+      </w:r>
+      <w:r>
+        <w:t>put in the limitation section</w:t>
+      </w:r>
+    </w:p>
+  </w:comment>
+  <w:comment w:id="545" w:author="Beninger, Stefanie" w:date="2026-06-10T15:35:00Z" w:initials="BS">
+    <w:p>
+      <w:pPr>
+        <w:pStyle w:val="CommentText"/>
+      </w:pPr>
+      <w:r>
+        <w:rPr>
+          <w:rStyle w:val="CommentReference"/>
+        </w:rPr>
+        <w:annotationRef/>
+      </w:r>
+      <w:r>
+        <w:t>awesome sentence to end the thesis on! :)</w:t>
+      </w:r>
+    </w:p>
+  </w:comment>
+  <w:comment w:id="547" w:author="Beninger, Stefanie" w:date="2026-06-10T15:35:00Z" w:initials="BS">
+    <w:p>
+      <w:pPr>
+        <w:pStyle w:val="CommentText"/>
+      </w:pPr>
+      <w:r>
+        <w:rPr>
+          <w:rStyle w:val="CommentReference"/>
+        </w:rPr>
+        <w:annotationRef/>
+      </w:r>
+      <w:r>
+        <w:t>triple check all these references, some are missing details for APA</w:t>
+      </w:r>
+    </w:p>
+  </w:comment>
+  <w:comment w:id="548" w:author="Luttik, Daan" w:date="2026-06-14T10:41:00Z" w:initials="DL">
+    <w:p>
+      <w:pPr>
+        <w:pStyle w:val="CommentText"/>
+        <w:ind w:firstLine="0"/>
+      </w:pPr>
+      <w:r>
+        <w:rPr>
+          <w:rStyle w:val="CommentReference"/>
+        </w:rPr>
+        <w:annotationRef/>
+      </w:r>
+      <w:r>
+        <w:t>Double check if we keep this in.</w:t>
+      </w:r>
+    </w:p>
+  </w:comment>
+  <w:comment w:id="550" w:author="Daan Luttik" w:date="2026-05-03T19:41:00Z" w:initials="">
     <w:p>
       <w:pPr>
         <w:widowControl w:val="0"/>
@@ -35524,11 +35486,11 @@
           <w:rFonts w:ascii="Arial" w:eastAsia="Arial" w:hAnsi="Arial" w:cs="Arial"/>
           <w:color w:val="000000"/>
         </w:rPr>
-        <w:t>Probably to be removed, since, while we tried it, it did not affect the research.</w:t>
+        <w:t>Probably also interesting</w:t>
       </w:r>
     </w:p>
   </w:comment>
-  <w:comment w:id="580" w:author="Luttik, Daan" w:date="2026-06-09T21:48:00Z" w:initials="DL">
+  <w:comment w:id="549" w:author="Luttik, Daan" w:date="2026-06-09T21:38:00Z" w:initials="DL">
     <w:p>
       <w:pPr>
         <w:pStyle w:val="CommentText"/>
@@ -35541,11 +35503,11 @@
         <w:annotationRef/>
       </w:r>
       <w:r>
-        <w:t>Might wanna reconsider?..</w:t>
+        <w:t>I should probably use this somewhere still</w:t>
       </w:r>
     </w:p>
   </w:comment>
-  <w:comment w:id="581" w:author="Luttik, Daan" w:date="2026-06-09T21:49:00Z" w:initials="DL">
+  <w:comment w:id="551" w:author="Luttik, Daan" w:date="2026-06-09T21:42:00Z" w:initials="DL">
     <w:p>
       <w:pPr>
         <w:pStyle w:val="CommentText"/>
@@ -35558,11 +35520,11 @@
         <w:annotationRef/>
       </w:r>
       <w:r>
-        <w:t>Reconsider using.</w:t>
+        <w:t>Should probably remove</w:t>
       </w:r>
     </w:p>
   </w:comment>
-  <w:comment w:id="583" w:author="Luttik, Daan" w:date="2026-06-09T22:12:00Z" w:initials="DL">
+  <w:comment w:id="553" w:author="Luttik, Daan" w:date="2026-06-09T21:42:00Z" w:initials="DL">
     <w:p>
       <w:pPr>
         <w:pStyle w:val="CommentText"/>
@@ -35575,11 +35537,11 @@
         <w:annotationRef/>
       </w:r>
       <w:r>
-        <w:t>Not used now. Remove or replace one below.</w:t>
+        <w:t>Should probably remove</w:t>
       </w:r>
     </w:p>
   </w:comment>
-  <w:comment w:id="582" w:author="Luttik, Daan" w:date="2026-06-09T21:49:00Z" w:initials="DL">
+  <w:comment w:id="554" w:author="Luttik, Daan" w:date="2026-06-09T21:43:00Z" w:initials="DL">
     <w:p>
       <w:pPr>
         <w:pStyle w:val="CommentText"/>
@@ -35592,11 +35554,62 @@
         <w:annotationRef/>
       </w:r>
       <w:r>
-        <w:t>One or both?</w:t>
+        <w:t>Should probably reconsider adding.</w:t>
       </w:r>
     </w:p>
   </w:comment>
-  <w:comment w:id="584" w:author="Daan Luttik" w:date="2026-05-03T19:44:00Z" w:initials="">
+  <w:comment w:id="555" w:author="Luttik, Daan" w:date="2026-06-09T21:43:00Z" w:initials="DL">
+    <w:p>
+      <w:pPr>
+        <w:pStyle w:val="CommentText"/>
+        <w:ind w:firstLine="0"/>
+      </w:pPr>
+      <w:r>
+        <w:rPr>
+          <w:rStyle w:val="CommentReference"/>
+        </w:rPr>
+        <w:annotationRef/>
+      </w:r>
+      <w:r>
+        <w:t>Should probably remove</w:t>
+      </w:r>
+    </w:p>
+  </w:comment>
+  <w:comment w:id="556" w:author="Luttik, Daan" w:date="2026-06-09T21:45:00Z" w:initials="DL">
+    <w:p>
+      <w:pPr>
+        <w:pStyle w:val="CommentText"/>
+        <w:ind w:firstLine="0"/>
+      </w:pPr>
+      <w:r>
+        <w:rPr>
+          <w:rStyle w:val="CommentReference"/>
+        </w:rPr>
+        <w:annotationRef/>
+      </w:r>
+      <w:r>
+        <w:t>Likely not used</w:t>
+      </w:r>
+    </w:p>
+  </w:comment>
+  <w:comment w:id="560" w:author="Luttik, Daan" w:date="2026-06-09T21:46:00Z" w:initials="DL">
+    <w:p>
+      <w:pPr>
+        <w:pStyle w:val="CommentText"/>
+        <w:ind w:firstLine="0"/>
+      </w:pPr>
+      <w:r>
+        <w:rPr>
+          <w:rStyle w:val="CommentReference"/>
+        </w:rPr>
+        <w:annotationRef/>
+      </w:r>
+      <w:r>
+        <w:t>Should probably remove</w:t>
+      </w:r>
+    </w:p>
+  </w:comment>
+  <w:comment w:id="561" w:author="Daan Luttik" w:date="2026-05-03T19:43:00Z" w:initials="">
     <w:p>
       <w:pPr>
         <w:widowControl w:val="0"/>
@@ -35625,11 +35638,78 @@
           <w:rFonts w:ascii="Arial" w:eastAsia="Arial" w:hAnsi="Arial" w:cs="Arial"/>
           <w:color w:val="000000"/>
         </w:rPr>
+        <w:t>Probably to be removed, since, while we tried it, it did not affect the research.</w:t>
+      </w:r>
+    </w:p>
+  </w:comment>
+  <w:comment w:id="562" w:author="Luttik, Daan" w:date="2026-06-09T21:48:00Z" w:initials="DL">
+    <w:p>
+      <w:pPr>
+        <w:pStyle w:val="CommentText"/>
+        <w:ind w:firstLine="0"/>
+      </w:pPr>
+      <w:r>
+        <w:rPr>
+          <w:rStyle w:val="CommentReference"/>
+        </w:rPr>
+        <w:annotationRef/>
+      </w:r>
+      <w:r>
+        <w:t>Might wanna reconsider?..</w:t>
+      </w:r>
+    </w:p>
+  </w:comment>
+  <w:comment w:id="563" w:author="Luttik, Daan" w:date="2026-06-09T21:49:00Z" w:initials="DL">
+    <w:p>
+      <w:pPr>
+        <w:pStyle w:val="CommentText"/>
+        <w:ind w:firstLine="0"/>
+      </w:pPr>
+      <w:r>
+        <w:rPr>
+          <w:rStyle w:val="CommentReference"/>
+        </w:rPr>
+        <w:annotationRef/>
+      </w:r>
+      <w:r>
+        <w:t>Reconsider using.</w:t>
+      </w:r>
+    </w:p>
+  </w:comment>
+  <w:comment w:id="564" w:author="Daan Luttik" w:date="2026-05-03T19:44:00Z" w:initials="">
+    <w:p>
+      <w:pPr>
+        <w:widowControl w:val="0"/>
+        <w:pBdr>
+          <w:top w:val="nil"/>
+          <w:left w:val="nil"/>
+          <w:bottom w:val="nil"/>
+          <w:right w:val="nil"/>
+          <w:between w:val="nil"/>
+        </w:pBdr>
+        <w:spacing w:line="240" w:lineRule="auto"/>
+        <w:ind w:firstLine="0"/>
+        <w:rPr>
+          <w:rFonts w:ascii="Arial" w:eastAsia="Arial" w:hAnsi="Arial" w:cs="Arial"/>
+          <w:color w:val="000000"/>
+        </w:rPr>
+      </w:pPr>
+      <w:r>
+        <w:rPr>
+          <w:rStyle w:val="CommentReference"/>
+        </w:rPr>
+        <w:annotationRef/>
+      </w:r>
+      <w:r>
+        <w:rPr>
+          <w:rFonts w:ascii="Arial" w:eastAsia="Arial" w:hAnsi="Arial" w:cs="Arial"/>
+          <w:color w:val="000000"/>
+        </w:rPr>
         <w:t>Not used anymore. But this paper was inspirational to me, maybe include it somewhere in the literature review.</w:t>
       </w:r>
     </w:p>
   </w:comment>
-  <w:comment w:id="590" w:author="Luttik, Daan" w:date="2026-06-07T21:28:00Z" w:initials="DL">
+  <w:comment w:id="570" w:author="Luttik, Daan" w:date="2026-06-07T21:28:00Z" w:initials="DL">
     <w:p>
       <w:pPr>
         <w:pStyle w:val="CommentText"/>
@@ -35803,40 +35883,43 @@
   <w15:commentEx w15:paraId="35376966" w15:done="1"/>
   <w15:commentEx w15:paraId="4ADF0675" w15:paraIdParent="35376966" w15:done="1"/>
   <w15:commentEx w15:paraId="62F5C78C" w15:done="0"/>
-  <w15:commentEx w15:paraId="6BC65812" w15:done="0"/>
-  <w15:commentEx w15:paraId="332D9563" w15:paraIdParent="6BC65812" w15:done="0"/>
+  <w15:commentEx w15:paraId="6BC65812" w15:done="1"/>
+  <w15:commentEx w15:paraId="332D9563" w15:paraIdParent="6BC65812" w15:done="1"/>
+  <w15:commentEx w15:paraId="52153A5E" w15:done="0"/>
   <w15:commentEx w15:paraId="76C8D1B3" w15:done="1"/>
   <w15:commentEx w15:paraId="44040703" w15:done="1"/>
+  <w15:commentEx w15:paraId="61A0AA74" w15:done="0"/>
   <w15:commentEx w15:paraId="3E420868" w15:done="0"/>
-  <w15:commentEx w15:paraId="7A161798" w15:done="0"/>
-  <w15:commentEx w15:paraId="2C017631" w15:done="0"/>
-  <w15:commentEx w15:paraId="36100F38" w15:done="0"/>
-  <w15:commentEx w15:paraId="2B444EE4" w15:done="0"/>
+  <w15:commentEx w15:paraId="238DEFB7" w15:done="0"/>
+  <w15:commentEx w15:paraId="7A161798" w15:done="1"/>
+  <w15:commentEx w15:paraId="04AEDC80" w15:done="0"/>
+  <w15:commentEx w15:paraId="36100F38" w15:done="1"/>
+  <w15:commentEx w15:paraId="2B444EE4" w15:done="1"/>
   <w15:commentEx w15:paraId="76A1E804" w15:done="0"/>
-  <w15:commentEx w15:paraId="12B4AFD7" w15:done="0"/>
-  <w15:commentEx w15:paraId="31BE8FC8" w15:done="0"/>
-  <w15:commentEx w15:paraId="5A08B8B9" w15:done="0"/>
-  <w15:commentEx w15:paraId="0D092D30" w15:done="0"/>
+  <w15:commentEx w15:paraId="12B4AFD7" w15:done="1"/>
   <w15:commentEx w15:paraId="4F6D9575" w15:done="0"/>
   <w15:commentEx w15:paraId="111FDB18" w15:done="0"/>
   <w15:commentEx w15:paraId="52110513" w15:done="1"/>
-  <w15:commentEx w15:paraId="656A159F" w15:done="0"/>
+  <w15:commentEx w15:paraId="31C2E322" w15:done="0"/>
+  <w15:commentEx w15:paraId="656A159F" w15:done="1"/>
   <w15:commentEx w15:paraId="14A6062D" w15:done="1"/>
-  <w15:commentEx w15:paraId="6D4B48E3" w15:done="0"/>
+  <w15:commentEx w15:paraId="6D4B48E3" w15:done="1"/>
   <w15:commentEx w15:paraId="6DA0297F" w15:done="0"/>
-  <w15:commentEx w15:paraId="52FF36BF" w15:done="0"/>
+  <w15:commentEx w15:paraId="52FF36BF" w15:done="1"/>
   <w15:commentEx w15:paraId="2F53084A" w15:done="0"/>
   <w15:commentEx w15:paraId="4A734D5E" w15:done="0"/>
   <w15:commentEx w15:paraId="53049602" w15:done="0"/>
   <w15:commentEx w15:paraId="107B6875" w15:done="0"/>
   <w15:commentEx w15:paraId="6DFC528A" w15:done="0"/>
+  <w15:commentEx w15:paraId="2D0EE0A0" w15:done="0"/>
+  <w15:commentEx w15:paraId="44EA54C3" w15:done="0"/>
   <w15:commentEx w15:paraId="4440A65C" w15:done="0"/>
   <w15:commentEx w15:paraId="4B27D801" w15:done="0"/>
   <w15:commentEx w15:paraId="16F76C36" w15:done="0"/>
   <w15:commentEx w15:paraId="5500DAB6" w15:done="0"/>
   <w15:commentEx w15:paraId="637BEDB1" w15:done="0"/>
   <w15:commentEx w15:paraId="243AC482" w15:done="0"/>
-  <w15:commentEx w15:paraId="7237AC36" w15:done="0"/>
+  <w15:commentEx w15:paraId="7237AC36" w15:done="1"/>
   <w15:commentEx w15:paraId="74B246A8" w15:done="0"/>
   <w15:commentEx w15:paraId="61AC8DD7" w15:done="0"/>
   <w15:commentEx w15:paraId="010BC082" w15:done="0"/>
@@ -35859,6 +35942,7 @@
   <w15:commentEx w15:paraId="2C72668D" w15:done="0"/>
   <w15:commentEx w15:paraId="2B04D4A3" w15:done="0"/>
   <w15:commentEx w15:paraId="54AAE7DB" w15:done="0"/>
+  <w15:commentEx w15:paraId="575A2E81" w15:done="0"/>
   <w15:commentEx w15:paraId="3A8880E8" w15:done="1"/>
   <w15:commentEx w15:paraId="55EEDE42" w15:done="0"/>
   <w15:commentEx w15:paraId="277C406B" w15:done="0"/>
@@ -35870,8 +35954,6 @@
   <w15:commentEx w15:paraId="65BBF5F3" w15:done="1"/>
   <w15:commentEx w15:paraId="489F8041" w15:done="0"/>
   <w15:commentEx w15:paraId="6BC42D32" w15:done="0"/>
-  <w15:commentEx w15:paraId="67C25192" w15:done="0"/>
-  <w15:commentEx w15:paraId="5932B3FB" w15:done="0"/>
   <w15:commentEx w15:paraId="5EA89E6F" w15:done="1"/>
   <w15:commentEx w15:paraId="05D2FABE" w15:done="0"/>
 </w15:commentsEx>
@@ -36092,19 +36174,19 @@
   <w16cex:commentExtensible w16cex:durableId="6E13E06C" w16cex:dateUtc="2026-06-10T13:02:00Z"/>
   <w16cex:commentExtensible w16cex:durableId="0D1EB301" w16cex:dateUtc="2026-06-10T13:03:00Z"/>
   <w16cex:commentExtensible w16cex:durableId="488B7985" w16cex:dateUtc="2026-06-10T13:03:00Z"/>
+  <w16cex:commentExtensible w16cex:durableId="5DB6DA25" w16cex:dateUtc="2026-06-14T07:53:00Z"/>
   <w16cex:commentExtensible w16cex:durableId="77CD6387" w16cex:dateUtc="2026-06-10T13:04:00Z"/>
+  <w16cex:commentExtensible w16cex:durableId="057B6D9D" w16cex:dateUtc="2026-06-14T07:52:00Z"/>
   <w16cex:commentExtensible w16cex:durableId="3848F266" w16cex:dateUtc="2026-06-10T13:04:00Z"/>
-  <w16cex:commentExtensible w16cex:durableId="7A7101EF" w16cex:dateUtc="2026-06-10T13:05:00Z"/>
+  <w16cex:commentExtensible w16cex:durableId="456D74E2" w16cex:dateUtc="2026-06-13T20:36:00Z"/>
   <w16cex:commentExtensible w16cex:durableId="077D56E5" w16cex:dateUtc="2026-06-10T13:06:00Z"/>
   <w16cex:commentExtensible w16cex:durableId="67B0D06B" w16cex:dateUtc="2026-06-10T13:07:00Z"/>
   <w16cex:commentExtensible w16cex:durableId="4C216402" w16cex:dateUtc="2026-06-10T13:07:00Z"/>
   <w16cex:commentExtensible w16cex:durableId="3F350713" w16cex:dateUtc="2026-06-10T13:07:00Z"/>
-  <w16cex:commentExtensible w16cex:durableId="2301C158" w16cex:dateUtc="2026-06-10T13:07:00Z"/>
-  <w16cex:commentExtensible w16cex:durableId="7A97541E" w16cex:dateUtc="2026-06-10T13:10:00Z"/>
-  <w16cex:commentExtensible w16cex:durableId="5ECECE20" w16cex:dateUtc="2026-06-10T13:11:00Z"/>
   <w16cex:commentExtensible w16cex:durableId="051F895C" w16cex:dateUtc="2026-06-10T13:12:00Z"/>
   <w16cex:commentExtensible w16cex:durableId="3E2AF318" w16cex:dateUtc="2026-06-10T13:12:00Z"/>
   <w16cex:commentExtensible w16cex:durableId="5CD5FBA1" w16cex:dateUtc="2026-06-10T13:12:00Z"/>
+  <w16cex:commentExtensible w16cex:durableId="6CBD2A06" w16cex:dateUtc="2026-06-14T07:55:00Z"/>
   <w16cex:commentExtensible w16cex:durableId="517A8AD0" w16cex:dateUtc="2026-06-10T13:13:00Z"/>
   <w16cex:commentExtensible w16cex:durableId="24C9BC44" w16cex:dateUtc="2026-06-13T12:04:00Z"/>
   <w16cex:commentExtensible w16cex:durableId="253A971C" w16cex:dateUtc="2026-06-10T13:16:00Z"/>
@@ -36115,6 +36197,8 @@
   <w16cex:commentExtensible w16cex:durableId="4597AFE3" w16cex:dateUtc="2026-06-10T13:19:00Z"/>
   <w16cex:commentExtensible w16cex:durableId="7C270C6D" w16cex:dateUtc="2026-06-10T13:20:00Z"/>
   <w16cex:commentExtensible w16cex:durableId="50DD7BF5" w16cex:dateUtc="2026-06-10T13:20:00Z"/>
+  <w16cex:commentExtensible w16cex:durableId="1F34A51C" w16cex:dateUtc="2026-06-14T08:47:00Z"/>
+  <w16cex:commentExtensible w16cex:durableId="5601D532" w16cex:dateUtc="2026-06-14T09:31:00Z"/>
   <w16cex:commentExtensible w16cex:durableId="5620BE7E" w16cex:dateUtc="2026-06-10T13:21:00Z"/>
   <w16cex:commentExtensible w16cex:durableId="4AA7001D" w16cex:dateUtc="2026-06-10T13:22:00Z"/>
   <w16cex:commentExtensible w16cex:durableId="46EAE487" w16cex:dateUtc="2026-06-10T13:22:00Z"/>
@@ -36144,6 +36228,7 @@
   <w16cex:commentExtensible w16cex:durableId="460CC008" w16cex:dateUtc="2026-06-10T13:34:00Z"/>
   <w16cex:commentExtensible w16cex:durableId="1BC0EEC7" w16cex:dateUtc="2026-06-10T13:35:00Z"/>
   <w16cex:commentExtensible w16cex:durableId="09A22176" w16cex:dateUtc="2026-06-10T13:35:00Z"/>
+  <w16cex:commentExtensible w16cex:durableId="42453950" w16cex:dateUtc="2026-06-14T08:41:00Z"/>
   <w16cex:commentExtensible w16cex:durableId="431DF52F" w16cex:dateUtc="2026-06-09T19:38:00Z"/>
   <w16cex:commentExtensible w16cex:durableId="2BF978E0" w16cex:dateUtc="2026-06-09T19:42:00Z"/>
   <w16cex:commentExtensible w16cex:durableId="25D3871D" w16cex:dateUtc="2026-06-09T19:42:00Z"/>
@@ -36153,8 +36238,6 @@
   <w16cex:commentExtensible w16cex:durableId="3137F0C0" w16cex:dateUtc="2026-06-09T19:46:00Z"/>
   <w16cex:commentExtensible w16cex:durableId="258AE840" w16cex:dateUtc="2026-06-09T19:48:00Z"/>
   <w16cex:commentExtensible w16cex:durableId="656BB430" w16cex:dateUtc="2026-06-09T19:49:00Z"/>
-  <w16cex:commentExtensible w16cex:durableId="5F2BB060" w16cex:dateUtc="2026-06-09T20:12:00Z"/>
-  <w16cex:commentExtensible w16cex:durableId="1C2380AB" w16cex:dateUtc="2026-06-09T19:49:00Z"/>
   <w16cex:commentExtensible w16cex:durableId="05C4F418" w16cex:dateUtc="2026-06-07T19:28:00Z"/>
 </w16cex:commentsExtensible>
 </file>
@@ -36315,21 +36398,22 @@
   <w16cid:commentId w16cid:paraId="62F5C78C" w16cid:durableId="57A2FC46"/>
   <w16cid:commentId w16cid:paraId="6BC65812" w16cid:durableId="50559513"/>
   <w16cid:commentId w16cid:paraId="332D9563" w16cid:durableId="6E13E06C"/>
+  <w16cid:commentId w16cid:paraId="52153A5E" w16cid:durableId="50F81980"/>
   <w16cid:commentId w16cid:paraId="76C8D1B3" w16cid:durableId="0D1EB301"/>
   <w16cid:commentId w16cid:paraId="44040703" w16cid:durableId="488B7985"/>
+  <w16cid:commentId w16cid:paraId="61A0AA74" w16cid:durableId="5DB6DA25"/>
   <w16cid:commentId w16cid:paraId="3E420868" w16cid:durableId="77CD6387"/>
+  <w16cid:commentId w16cid:paraId="238DEFB7" w16cid:durableId="057B6D9D"/>
   <w16cid:commentId w16cid:paraId="7A161798" w16cid:durableId="3848F266"/>
-  <w16cid:commentId w16cid:paraId="2C017631" w16cid:durableId="7A7101EF"/>
+  <w16cid:commentId w16cid:paraId="04AEDC80" w16cid:durableId="456D74E2"/>
   <w16cid:commentId w16cid:paraId="36100F38" w16cid:durableId="077D56E5"/>
   <w16cid:commentId w16cid:paraId="2B444EE4" w16cid:durableId="67B0D06B"/>
   <w16cid:commentId w16cid:paraId="76A1E804" w16cid:durableId="4C216402"/>
   <w16cid:commentId w16cid:paraId="12B4AFD7" w16cid:durableId="3F350713"/>
-  <w16cid:commentId w16cid:paraId="31BE8FC8" w16cid:durableId="2301C158"/>
-  <w16cid:commentId w16cid:paraId="5A08B8B9" w16cid:durableId="7A97541E"/>
-  <w16cid:commentId w16cid:paraId="0D092D30" w16cid:durableId="5ECECE20"/>
   <w16cid:commentId w16cid:paraId="4F6D9575" w16cid:durableId="051F895C"/>
   <w16cid:commentId w16cid:paraId="111FDB18" w16cid:durableId="3E2AF318"/>
   <w16cid:commentId w16cid:paraId="52110513" w16cid:durableId="5CD5FBA1"/>
+  <w16cid:commentId w16cid:paraId="31C2E322" w16cid:durableId="6CBD2A06"/>
   <w16cid:commentId w16cid:paraId="656A159F" w16cid:durableId="517A8AD0"/>
   <w16cid:commentId w16cid:paraId="14A6062D" w16cid:durableId="24C9BC44"/>
   <w16cid:commentId w16cid:paraId="6D4B48E3" w16cid:durableId="253A971C"/>
@@ -36340,6 +36424,8 @@
   <w16cid:commentId w16cid:paraId="53049602" w16cid:durableId="4597AFE3"/>
   <w16cid:commentId w16cid:paraId="107B6875" w16cid:durableId="7C270C6D"/>
   <w16cid:commentId w16cid:paraId="6DFC528A" w16cid:durableId="50DD7BF5"/>
+  <w16cid:commentId w16cid:paraId="2D0EE0A0" w16cid:durableId="1F34A51C"/>
+  <w16cid:commentId w16cid:paraId="44EA54C3" w16cid:durableId="5601D532"/>
   <w16cid:commentId w16cid:paraId="4440A65C" w16cid:durableId="5620BE7E"/>
   <w16cid:commentId w16cid:paraId="4B27D801" w16cid:durableId="4AA7001D"/>
   <w16cid:commentId w16cid:paraId="16F76C36" w16cid:durableId="46EAE487"/>
@@ -36369,6 +36455,7 @@
   <w16cid:commentId w16cid:paraId="2C72668D" w16cid:durableId="460CC008"/>
   <w16cid:commentId w16cid:paraId="2B04D4A3" w16cid:durableId="1BC0EEC7"/>
   <w16cid:commentId w16cid:paraId="54AAE7DB" w16cid:durableId="09A22176"/>
+  <w16cid:commentId w16cid:paraId="575A2E81" w16cid:durableId="42453950"/>
   <w16cid:commentId w16cid:paraId="3A8880E8" w16cid:durableId="61CE5F56"/>
   <w16cid:commentId w16cid:paraId="55EEDE42" w16cid:durableId="431DF52F"/>
   <w16cid:commentId w16cid:paraId="277C406B" w16cid:durableId="2BF978E0"/>
@@ -36380,8 +36467,6 @@
   <w16cid:commentId w16cid:paraId="65BBF5F3" w16cid:durableId="7B839F9D"/>
   <w16cid:commentId w16cid:paraId="489F8041" w16cid:durableId="258AE840"/>
   <w16cid:commentId w16cid:paraId="6BC42D32" w16cid:durableId="656BB430"/>
-  <w16cid:commentId w16cid:paraId="67C25192" w16cid:durableId="5F2BB060"/>
-  <w16cid:commentId w16cid:paraId="5932B3FB" w16cid:durableId="1C2380AB"/>
   <w16cid:commentId w16cid:paraId="5EA89E6F" w16cid:durableId="584E50A3"/>
   <w16cid:commentId w16cid:paraId="05D2FABE" w16cid:durableId="05C4F418"/>
 </w16cid:commentsIds>
@@ -39057,7 +39142,7 @@
   <w:style w:type="paragraph" w:default="1" w:styleId="Normal">
     <w:name w:val="Normal"/>
     <w:qFormat/>
-    <w:rsid w:val="00793CDD"/>
+    <w:rsid w:val="007170D3"/>
   </w:style>
   <w:style w:type="paragraph" w:styleId="Heading1">
     <w:name w:val="heading 1"/>
@@ -39181,7 +39266,6 @@
   <w:style w:type="character" w:default="1" w:styleId="DefaultParagraphFont">
     <w:name w:val="Default Paragraph Font"/>
     <w:uiPriority w:val="1"/>
-    <w:semiHidden/>
     <w:unhideWhenUsed/>
   </w:style>
   <w:style w:type="table" w:default="1" w:styleId="TableNormal">
